--- a/6-过程管理/流程制度规范类文件/060110-容量管理制度.docx
+++ b/6-过程管理/流程制度规范类文件/060110-容量管理制度.docx
@@ -1,14 +1,13 @@
 
 <file path=word/document.xml><?xml version="1.0" encoding="utf-8"?>
-<w:document xmlns:wpc="http://schemas.microsoft.com/office/word/2010/wordprocessingCanvas" xmlns:mc="http://schemas.openxmlformats.org/markup-compatibility/2006" xmlns:o="urn:schemas-microsoft-com:office:office" xmlns:r="http://schemas.openxmlformats.org/officeDocument/2006/relationships" xmlns:m="http://schemas.openxmlformats.org/officeDocument/2006/math" xmlns:v="urn:schemas-microsoft-com:vml" xmlns:wp14="http://schemas.microsoft.com/office/word/2010/wordprocessingDrawing" xmlns:wp="http://schemas.openxmlformats.org/drawingml/2006/wordprocessingDrawing" xmlns:w10="urn:schemas-microsoft-com:office:word" xmlns:w="http://schemas.openxmlformats.org/wordprocessingml/2006/main" xmlns:w14="http://schemas.microsoft.com/office/word/2010/wordml" xmlns:w15="http://schemas.microsoft.com/office/word/2012/wordml" xmlns:wne="http://schemas.microsoft.com/office/word/2006/wordml" xmlns:wpg="http://schemas.microsoft.com/office/word/2010/wordprocessingGroup" xmlns:wpi="http://schemas.microsoft.com/office/word/2010/wordprocessingInk" xmlns:wps="http://schemas.microsoft.com/office/word/2010/wordprocessingShape" mc:Ignorable="w14 w15 wp14">
-  <!-- Generated by Aspose.Words for .NET 13.3.0.1 -->
+<w:document xmlns:wpc="http://schemas.microsoft.com/office/word/2010/wordprocessingCanvas" xmlns:mc="http://schemas.openxmlformats.org/markup-compatibility/2006" xmlns:o="urn:schemas-microsoft-com:office:office" xmlns:r="http://schemas.openxmlformats.org/officeDocument/2006/relationships" xmlns:m="http://schemas.openxmlformats.org/officeDocument/2006/math" xmlns:v="urn:schemas-microsoft-com:vml" xmlns:wp14="http://schemas.microsoft.com/office/word/2010/wordprocessingDrawing" xmlns:wp="http://schemas.openxmlformats.org/drawingml/2006/wordprocessingDrawing" xmlns:w="http://schemas.openxmlformats.org/wordprocessingml/2006/main" xmlns:w14="http://schemas.microsoft.com/office/word/2010/wordml" xmlns:w10="urn:schemas-microsoft-com:office:word" xmlns:w15="http://schemas.microsoft.com/office/word/2012/wordml" xmlns:wpg="http://schemas.microsoft.com/office/word/2010/wordprocessingGroup" xmlns:wpi="http://schemas.microsoft.com/office/word/2010/wordprocessingInk" xmlns:wne="http://schemas.microsoft.com/office/word/2006/wordml" xmlns:wps="http://schemas.microsoft.com/office/word/2010/wordprocessingShape" xmlns:wpsCustomData="http://www.wps.cn/officeDocument/2013/wpsCustomData" mc:Ignorable="w14 w15 wp14">
   <w:body>
     <w:p>
       <w:pPr>
         <w:spacing w:before="78" w:line="219" w:lineRule="auto"/>
         <w:ind w:left="25"/>
         <w:rPr>
-          <w:rFonts w:ascii="宋体" w:eastAsia="宋体" w:hAnsi="宋体" w:cs="宋体" w:hint="default"/>
+          <w:rFonts w:hint="default" w:ascii="宋体" w:hAnsi="宋体" w:eastAsia="宋体" w:cs="宋体"/>
           <w:sz w:val="24"/>
           <w:szCs w:val="24"/>
           <w:lang w:val="en-US" w:eastAsia="zh-CN"/>
@@ -16,7 +15,7 @@
       </w:pPr>
       <w:r>
         <w:rPr>
-          <w:rFonts w:ascii="宋体" w:eastAsia="宋体" w:hAnsi="宋体" w:cs="宋体"/>
+          <w:rFonts w:ascii="宋体" w:hAnsi="宋体" w:eastAsia="宋体" w:cs="宋体"/>
           <w:b/>
           <w:bCs/>
           <w:spacing w:val="-3"/>
@@ -27,7 +26,7 @@
       </w:r>
       <w:r>
         <w:rPr>
-          <w:rFonts w:ascii="宋体" w:eastAsia="宋体" w:hAnsi="宋体" w:cs="宋体" w:hint="eastAsia"/>
+          <w:rFonts w:hint="eastAsia" w:ascii="宋体" w:hAnsi="宋体" w:eastAsia="宋体" w:cs="宋体"/>
           <w:b/>
           <w:bCs/>
           <w:spacing w:val="-3"/>
@@ -39,7 +38,7 @@
       </w:r>
       <w:r>
         <w:rPr>
-          <w:rFonts w:ascii="宋体" w:eastAsia="宋体" w:hAnsi="宋体" w:cs="宋体"/>
+          <w:rFonts w:ascii="宋体" w:hAnsi="宋体" w:eastAsia="宋体" w:cs="宋体"/>
           <w:b/>
           <w:bCs/>
           <w:spacing w:val="-3"/>
@@ -50,7 +49,7 @@
       </w:r>
       <w:r>
         <w:rPr>
-          <w:rFonts w:ascii="宋体" w:eastAsia="宋体" w:hAnsi="宋体" w:cs="宋体" w:hint="eastAsia"/>
+          <w:rFonts w:hint="eastAsia" w:ascii="宋体" w:hAnsi="宋体" w:eastAsia="宋体" w:cs="宋体"/>
           <w:b/>
           <w:bCs/>
           <w:spacing w:val="-3"/>
@@ -80,14 +79,14 @@
         <w:ind w:left="23"/>
         <w:textAlignment w:val="auto"/>
         <w:rPr>
-          <w:rFonts w:ascii="宋体" w:eastAsia="宋体" w:hAnsi="宋体" w:cs="宋体"/>
+          <w:rFonts w:ascii="宋体" w:hAnsi="宋体" w:eastAsia="宋体" w:cs="宋体"/>
           <w:sz w:val="24"/>
           <w:szCs w:val="24"/>
         </w:rPr>
       </w:pPr>
       <w:r>
         <w:rPr>
-          <w:rFonts w:ascii="宋体" w:eastAsia="宋体" w:hAnsi="宋体" w:cs="宋体"/>
+          <w:rFonts w:ascii="宋体" w:hAnsi="宋体" w:eastAsia="宋体" w:cs="宋体"/>
           <w:b/>
           <w:bCs/>
           <w:spacing w:val="240"/>
@@ -99,7 +98,7 @@
       </w:r>
       <w:r>
         <w:rPr>
-          <w:rFonts w:ascii="宋体" w:eastAsia="宋体" w:hAnsi="宋体" w:cs="宋体"/>
+          <w:rFonts w:ascii="宋体" w:hAnsi="宋体" w:eastAsia="宋体" w:cs="宋体"/>
           <w:b/>
           <w:bCs/>
           <w:spacing w:val="0"/>
@@ -111,7 +110,7 @@
       </w:r>
       <w:r>
         <w:rPr>
-          <w:rFonts w:ascii="宋体" w:eastAsia="宋体" w:hAnsi="宋体" w:cs="宋体"/>
+          <w:rFonts w:ascii="宋体" w:hAnsi="宋体" w:eastAsia="宋体" w:cs="宋体"/>
           <w:b/>
           <w:bCs/>
           <w:spacing w:val="-5"/>
@@ -123,7 +122,7 @@
     </w:p>
     <w:p>
       <w:pPr>
-        <w:pStyle w:val="a"/>
+        <w:pStyle w:val="24"/>
         <w:bidi w:val="0"/>
       </w:pPr>
       <w:bookmarkStart w:id="0" w:name="_Toc18401"/>
@@ -138,7 +137,7 @@
     </w:p>
     <w:p>
       <w:pPr>
-        <w:pStyle w:val="a0"/>
+        <w:pStyle w:val="25"/>
         <w:bidi w:val="0"/>
         <w:rPr>
           <w:rFonts w:hint="default"/>
@@ -157,17 +156,18 @@
     </w:p>
     <w:tbl>
       <w:tblPr>
-        <w:tblStyle w:val="TableGrid"/>
+        <w:tblStyle w:val="21"/>
         <w:tblW w:w="0" w:type="auto"/>
         <w:tblInd w:w="2443" w:type="dxa"/>
         <w:tblBorders>
-          <w:top w:val="nil"/>
-          <w:left w:val="nil"/>
-          <w:bottom w:val="nil"/>
-          <w:right w:val="nil"/>
-          <w:insideH w:val="nil"/>
-          <w:insideV w:val="nil"/>
+          <w:top w:val="none" w:color="auto" w:sz="0" w:space="0"/>
+          <w:left w:val="none" w:color="auto" w:sz="0" w:space="0"/>
+          <w:bottom w:val="none" w:color="auto" w:sz="0" w:space="0"/>
+          <w:right w:val="none" w:color="auto" w:sz="0" w:space="0"/>
+          <w:insideH w:val="none" w:color="auto" w:sz="0" w:space="0"/>
+          <w:insideV w:val="none" w:color="auto" w:sz="0" w:space="0"/>
         </w:tblBorders>
+        <w:tblLayout w:type="autofit"/>
         <w:tblCellMar>
           <w:top w:w="0" w:type="dxa"/>
           <w:left w:w="108" w:type="dxa"/>
@@ -181,15 +181,13 @@
       </w:tblGrid>
       <w:tr>
         <w:tblPrEx>
-          <w:tblW w:w="0" w:type="auto"/>
-          <w:tblInd w:w="2443" w:type="dxa"/>
           <w:tblBorders>
-            <w:top w:val="nil"/>
-            <w:left w:val="nil"/>
-            <w:bottom w:val="nil"/>
-            <w:right w:val="nil"/>
-            <w:insideH w:val="nil"/>
-            <w:insideV w:val="nil"/>
+            <w:top w:val="none" w:color="auto" w:sz="0" w:space="0"/>
+            <w:left w:val="none" w:color="auto" w:sz="0" w:space="0"/>
+            <w:bottom w:val="none" w:color="auto" w:sz="0" w:space="0"/>
+            <w:right w:val="none" w:color="auto" w:sz="0" w:space="0"/>
+            <w:insideH w:val="none" w:color="auto" w:sz="0" w:space="0"/>
+            <w:insideV w:val="none" w:color="auto" w:sz="0" w:space="0"/>
           </w:tblBorders>
           <w:tblCellMar>
             <w:top w:w="0" w:type="dxa"/>
@@ -199,7 +197,7 @@
           </w:tblCellMar>
         </w:tblPrEx>
         <w:trPr>
-          <w:trHeight w:val="810"/>
+          <w:trHeight w:val="810" w:hRule="atLeast"/>
         </w:trPr>
         <w:tc>
           <w:tcPr>
@@ -230,7 +228,7 @@
             </w:r>
             <w:r>
               <w:rPr>
-                <w:rFonts w:asciiTheme="minorAscii" w:eastAsiaTheme="minorEastAsia" w:hAnsiTheme="minorAscii" w:hint="default"/>
+                <w:rFonts w:hint="default" w:asciiTheme="minorAscii" w:hAnsiTheme="minorAscii" w:eastAsiaTheme="minorEastAsia"/>
                 <w:spacing w:val="227"/>
                 <w:sz w:val="21"/>
                 <w:vertAlign w:val="baseline"/>
@@ -278,7 +276,7 @@
             </w:r>
             <w:r>
               <w:rPr>
-                <w:rFonts w:asciiTheme="minorAscii" w:eastAsiaTheme="minorEastAsia" w:hAnsiTheme="minorAscii" w:hint="eastAsia"/>
+                <w:rFonts w:hint="eastAsia" w:asciiTheme="minorAscii" w:hAnsiTheme="minorAscii" w:eastAsiaTheme="minorEastAsia"/>
                 <w:spacing w:val="227"/>
                 <w:sz w:val="21"/>
                 <w:vertAlign w:val="baseline"/>
@@ -300,8 +298,14 @@
       </w:tr>
       <w:tr>
         <w:tblPrEx>
-          <w:tblW w:w="0" w:type="auto"/>
-          <w:tblInd w:w="2443" w:type="dxa"/>
+          <w:tblBorders>
+            <w:top w:val="none" w:color="auto" w:sz="0" w:space="0"/>
+            <w:left w:val="none" w:color="auto" w:sz="0" w:space="0"/>
+            <w:bottom w:val="none" w:color="auto" w:sz="0" w:space="0"/>
+            <w:right w:val="none" w:color="auto" w:sz="0" w:space="0"/>
+            <w:insideH w:val="none" w:color="auto" w:sz="0" w:space="0"/>
+            <w:insideV w:val="none" w:color="auto" w:sz="0" w:space="0"/>
+          </w:tblBorders>
           <w:tblCellMar>
             <w:top w:w="0" w:type="dxa"/>
             <w:left w:w="108" w:type="dxa"/>
@@ -310,7 +314,7 @@
           </w:tblCellMar>
         </w:tblPrEx>
         <w:trPr>
-          <w:trHeight w:val="810"/>
+          <w:trHeight w:val="810" w:hRule="atLeast"/>
         </w:trPr>
         <w:tc>
           <w:tcPr>
@@ -327,7 +331,7 @@
               <w:overflowPunct/>
               <w:bidi w:val="0"/>
               <w:rPr>
-                <w:rFonts w:ascii="Arial" w:eastAsia="Arial" w:hAnsi="Arial" w:cs="Arial" w:hint="eastAsia"/>
+                <w:rFonts w:hint="eastAsia" w:ascii="Arial" w:hAnsi="Arial" w:eastAsia="Arial" w:cs="Arial"/>
                 <w:snapToGrid w:val="0"/>
                 <w:color w:val="000000"/>
                 <w:kern w:val="0"/>
@@ -347,7 +351,7 @@
             </w:r>
             <w:r>
               <w:rPr>
-                <w:rFonts w:asciiTheme="minorAscii" w:eastAsiaTheme="minorEastAsia" w:hAnsiTheme="minorAscii" w:hint="default"/>
+                <w:rFonts w:hint="default" w:asciiTheme="minorAscii" w:hAnsiTheme="minorAscii" w:eastAsiaTheme="minorEastAsia"/>
                 <w:spacing w:val="227"/>
                 <w:sz w:val="21"/>
                 <w:vertAlign w:val="baseline"/>
@@ -380,7 +384,7 @@
               <w:overflowPunct/>
               <w:bidi w:val="0"/>
               <w:rPr>
-                <w:rFonts w:ascii="Arial" w:eastAsia="Arial" w:hAnsi="Arial" w:cs="Arial" w:hint="eastAsia"/>
+                <w:rFonts w:hint="eastAsia" w:ascii="Arial" w:hAnsi="Arial" w:eastAsia="Arial" w:cs="Arial"/>
                 <w:snapToGrid w:val="0"/>
                 <w:color w:val="000000"/>
                 <w:kern w:val="0"/>
@@ -396,11 +400,21 @@
                 <w:vertAlign w:val="baseline"/>
                 <w:lang w:val="en-US" w:eastAsia="zh-CN"/>
               </w:rPr>
-              <w:t>编制时间</w:t>
+              <w:t>审核</w:t>
+            </w:r>
+            <w:bookmarkStart w:id="25" w:name="_GoBack"/>
+            <w:bookmarkEnd w:id="25"/>
+            <w:r>
+              <w:rPr>
+                <w:rFonts w:hint="eastAsia"/>
+                <w:vertAlign w:val="baseline"/>
+                <w:lang w:val="en-US" w:eastAsia="zh-CN"/>
+              </w:rPr>
+              <w:t>时间</w:t>
             </w:r>
             <w:r>
               <w:rPr>
-                <w:rFonts w:asciiTheme="minorAscii" w:eastAsiaTheme="minorEastAsia" w:hAnsiTheme="minorAscii" w:hint="eastAsia"/>
+                <w:rFonts w:hint="eastAsia" w:asciiTheme="minorAscii" w:hAnsiTheme="minorAscii" w:eastAsiaTheme="minorEastAsia"/>
                 <w:spacing w:val="227"/>
                 <w:sz w:val="21"/>
                 <w:vertAlign w:val="baseline"/>
@@ -422,8 +436,14 @@
       </w:tr>
       <w:tr>
         <w:tblPrEx>
-          <w:tblW w:w="0" w:type="auto"/>
-          <w:tblInd w:w="2443" w:type="dxa"/>
+          <w:tblBorders>
+            <w:top w:val="none" w:color="auto" w:sz="0" w:space="0"/>
+            <w:left w:val="none" w:color="auto" w:sz="0" w:space="0"/>
+            <w:bottom w:val="none" w:color="auto" w:sz="0" w:space="0"/>
+            <w:right w:val="none" w:color="auto" w:sz="0" w:space="0"/>
+            <w:insideH w:val="none" w:color="auto" w:sz="0" w:space="0"/>
+            <w:insideV w:val="none" w:color="auto" w:sz="0" w:space="0"/>
+          </w:tblBorders>
           <w:tblCellMar>
             <w:top w:w="0" w:type="dxa"/>
             <w:left w:w="108" w:type="dxa"/>
@@ -432,7 +452,7 @@
           </w:tblCellMar>
         </w:tblPrEx>
         <w:trPr>
-          <w:trHeight w:val="635"/>
+          <w:trHeight w:val="635" w:hRule="atLeast"/>
         </w:trPr>
         <w:tc>
           <w:tcPr>
@@ -463,7 +483,7 @@
             </w:r>
             <w:r>
               <w:rPr>
-                <w:rFonts w:asciiTheme="minorAscii" w:eastAsiaTheme="minorEastAsia" w:hAnsiTheme="minorAscii" w:hint="eastAsia"/>
+                <w:rFonts w:hint="eastAsia" w:asciiTheme="minorAscii" w:hAnsiTheme="minorAscii" w:eastAsiaTheme="minorEastAsia"/>
                 <w:spacing w:val="227"/>
                 <w:sz w:val="21"/>
                 <w:vertAlign w:val="baseline"/>
@@ -510,7 +530,7 @@
             </w:r>
             <w:r>
               <w:rPr>
-                <w:rFonts w:asciiTheme="minorAscii" w:eastAsiaTheme="minorEastAsia" w:hAnsiTheme="minorAscii" w:hint="eastAsia"/>
+                <w:rFonts w:hint="eastAsia" w:asciiTheme="minorAscii" w:hAnsiTheme="minorAscii" w:eastAsiaTheme="minorEastAsia"/>
                 <w:spacing w:val="227"/>
                 <w:sz w:val="21"/>
                 <w:vertAlign w:val="baseline"/>
@@ -541,14 +561,14 @@
         <w:spacing w:before="153" w:line="225" w:lineRule="auto"/>
         <w:ind w:left="3634"/>
         <w:rPr>
-          <w:rFonts w:ascii="宋体" w:eastAsia="宋体" w:hAnsi="宋体" w:cs="宋体"/>
+          <w:rFonts w:ascii="宋体" w:hAnsi="宋体" w:eastAsia="宋体" w:cs="宋体"/>
           <w:sz w:val="31"/>
           <w:szCs w:val="31"/>
         </w:rPr>
       </w:pPr>
       <w:r>
         <w:rPr>
-          <w:rFonts w:ascii="宋体" w:eastAsia="宋体" w:hAnsi="宋体" w:cs="宋体"/>
+          <w:rFonts w:ascii="宋体" w:hAnsi="宋体" w:eastAsia="宋体" w:cs="宋体"/>
           <w:b/>
           <w:bCs/>
           <w:spacing w:val="4"/>
@@ -560,16 +580,16 @@
     </w:p>
     <w:tbl>
       <w:tblPr>
-        <w:tblStyle w:val="TableNormal0"/>
+        <w:tblStyle w:val="26"/>
         <w:tblW w:w="8301" w:type="dxa"/>
         <w:tblInd w:w="2" w:type="dxa"/>
         <w:tblBorders>
-          <w:top w:val="single" w:sz="2" w:space="0" w:color="000000"/>
-          <w:left w:val="single" w:sz="2" w:space="0" w:color="000000"/>
-          <w:bottom w:val="single" w:sz="2" w:space="0" w:color="000000"/>
-          <w:right w:val="single" w:sz="2" w:space="0" w:color="000000"/>
-          <w:insideH w:val="single" w:sz="2" w:space="0" w:color="000000"/>
-          <w:insideV w:val="single" w:sz="2" w:space="0" w:color="000000"/>
+          <w:top w:val="single" w:color="000000" w:sz="2" w:space="0"/>
+          <w:left w:val="single" w:color="000000" w:sz="2" w:space="0"/>
+          <w:bottom w:val="single" w:color="000000" w:sz="2" w:space="0"/>
+          <w:right w:val="single" w:color="000000" w:sz="2" w:space="0"/>
+          <w:insideH w:val="single" w:color="000000" w:sz="2" w:space="0"/>
+          <w:insideV w:val="single" w:color="000000" w:sz="2" w:space="0"/>
         </w:tblBorders>
         <w:tblLayout w:type="fixed"/>
         <w:tblCellMar>
@@ -589,17 +609,14 @@
       </w:tblGrid>
       <w:tr>
         <w:tblPrEx>
-          <w:tblW w:w="8301" w:type="dxa"/>
-          <w:tblInd w:w="2" w:type="dxa"/>
           <w:tblBorders>
-            <w:top w:val="single" w:sz="2" w:space="0" w:color="000000"/>
-            <w:left w:val="single" w:sz="2" w:space="0" w:color="000000"/>
-            <w:bottom w:val="single" w:sz="2" w:space="0" w:color="000000"/>
-            <w:right w:val="single" w:sz="2" w:space="0" w:color="000000"/>
-            <w:insideH w:val="single" w:sz="2" w:space="0" w:color="000000"/>
-            <w:insideV w:val="single" w:sz="2" w:space="0" w:color="000000"/>
+            <w:top w:val="single" w:color="000000" w:sz="2" w:space="0"/>
+            <w:left w:val="single" w:color="000000" w:sz="2" w:space="0"/>
+            <w:bottom w:val="single" w:color="000000" w:sz="2" w:space="0"/>
+            <w:right w:val="single" w:color="000000" w:sz="2" w:space="0"/>
+            <w:insideH w:val="single" w:color="000000" w:sz="2" w:space="0"/>
+            <w:insideV w:val="single" w:color="000000" w:sz="2" w:space="0"/>
           </w:tblBorders>
-          <w:tblLayout w:type="fixed"/>
           <w:tblCellMar>
             <w:top w:w="0" w:type="dxa"/>
             <w:left w:w="0" w:type="dxa"/>
@@ -608,7 +625,7 @@
           </w:tblCellMar>
         </w:tblPrEx>
         <w:trPr>
-          <w:trHeight w:val="593"/>
+          <w:trHeight w:val="593" w:hRule="atLeast"/>
         </w:trPr>
         <w:tc>
           <w:tcPr>
@@ -619,14 +636,14 @@
               <w:spacing w:before="176" w:line="228" w:lineRule="auto"/>
               <w:ind w:left="607"/>
               <w:rPr>
-                <w:rFonts w:ascii="宋体" w:eastAsia="宋体" w:hAnsi="宋体" w:cs="宋体"/>
+                <w:rFonts w:ascii="宋体" w:hAnsi="宋体" w:eastAsia="宋体" w:cs="宋体"/>
                 <w:sz w:val="20"/>
                 <w:szCs w:val="20"/>
               </w:rPr>
             </w:pPr>
             <w:r>
               <w:rPr>
-                <w:rFonts w:ascii="宋体" w:eastAsia="宋体" w:hAnsi="宋体" w:cs="宋体"/>
+                <w:rFonts w:ascii="宋体" w:hAnsi="宋体" w:eastAsia="宋体" w:cs="宋体"/>
                 <w:spacing w:val="-14"/>
                 <w:sz w:val="20"/>
                 <w:szCs w:val="20"/>
@@ -644,14 +661,14 @@
               <w:spacing w:before="175" w:line="227" w:lineRule="auto"/>
               <w:ind w:left="253"/>
               <w:rPr>
-                <w:rFonts w:ascii="宋体" w:eastAsia="宋体" w:hAnsi="宋体" w:cs="宋体"/>
+                <w:rFonts w:ascii="宋体" w:hAnsi="宋体" w:eastAsia="宋体" w:cs="宋体"/>
                 <w:sz w:val="20"/>
                 <w:szCs w:val="20"/>
               </w:rPr>
             </w:pPr>
             <w:r>
               <w:rPr>
-                <w:rFonts w:ascii="宋体" w:eastAsia="宋体" w:hAnsi="宋体" w:cs="宋体"/>
+                <w:rFonts w:ascii="宋体" w:hAnsi="宋体" w:eastAsia="宋体" w:cs="宋体"/>
                 <w:spacing w:val="4"/>
                 <w:sz w:val="20"/>
                 <w:szCs w:val="20"/>
@@ -669,14 +686,14 @@
               <w:spacing w:before="175" w:line="228" w:lineRule="auto"/>
               <w:ind w:left="730"/>
               <w:rPr>
-                <w:rFonts w:ascii="宋体" w:eastAsia="宋体" w:hAnsi="宋体" w:cs="宋体"/>
+                <w:rFonts w:ascii="宋体" w:hAnsi="宋体" w:eastAsia="宋体" w:cs="宋体"/>
                 <w:sz w:val="20"/>
                 <w:szCs w:val="20"/>
               </w:rPr>
             </w:pPr>
             <w:r>
               <w:rPr>
-                <w:rFonts w:ascii="宋体" w:eastAsia="宋体" w:hAnsi="宋体" w:cs="宋体"/>
+                <w:rFonts w:ascii="宋体" w:hAnsi="宋体" w:eastAsia="宋体" w:cs="宋体"/>
                 <w:spacing w:val="7"/>
                 <w:sz w:val="20"/>
                 <w:szCs w:val="20"/>
@@ -694,14 +711,14 @@
               <w:spacing w:before="175" w:line="228" w:lineRule="auto"/>
               <w:ind w:left="310"/>
               <w:rPr>
-                <w:rFonts w:ascii="宋体" w:eastAsia="宋体" w:hAnsi="宋体" w:cs="宋体"/>
+                <w:rFonts w:ascii="宋体" w:hAnsi="宋体" w:eastAsia="宋体" w:cs="宋体"/>
                 <w:sz w:val="20"/>
                 <w:szCs w:val="20"/>
               </w:rPr>
             </w:pPr>
             <w:r>
               <w:rPr>
-                <w:rFonts w:ascii="宋体" w:eastAsia="宋体" w:hAnsi="宋体" w:cs="宋体"/>
+                <w:rFonts w:ascii="宋体" w:hAnsi="宋体" w:eastAsia="宋体" w:cs="宋体"/>
                 <w:spacing w:val="6"/>
                 <w:sz w:val="20"/>
                 <w:szCs w:val="20"/>
@@ -719,7 +736,7 @@
               <w:spacing w:before="175" w:line="228" w:lineRule="auto"/>
               <w:ind w:left="310"/>
               <w:rPr>
-                <w:rFonts w:ascii="宋体" w:eastAsia="宋体" w:hAnsi="宋体" w:cs="宋体" w:hint="eastAsia"/>
+                <w:rFonts w:hint="eastAsia" w:ascii="宋体" w:hAnsi="宋体" w:eastAsia="宋体" w:cs="宋体"/>
                 <w:spacing w:val="6"/>
                 <w:sz w:val="20"/>
                 <w:szCs w:val="20"/>
@@ -728,7 +745,7 @@
             </w:pPr>
             <w:r>
               <w:rPr>
-                <w:rFonts w:ascii="宋体" w:eastAsia="宋体" w:hAnsi="宋体" w:cs="宋体" w:hint="eastAsia"/>
+                <w:rFonts w:hint="eastAsia" w:ascii="宋体" w:hAnsi="宋体" w:eastAsia="宋体" w:cs="宋体"/>
                 <w:spacing w:val="6"/>
                 <w:sz w:val="20"/>
                 <w:szCs w:val="20"/>
@@ -747,14 +764,14 @@
               <w:spacing w:before="176" w:line="229" w:lineRule="auto"/>
               <w:ind w:left="311"/>
               <w:rPr>
-                <w:rFonts w:ascii="宋体" w:eastAsia="宋体" w:hAnsi="宋体" w:cs="宋体"/>
+                <w:rFonts w:ascii="宋体" w:hAnsi="宋体" w:eastAsia="宋体" w:cs="宋体"/>
                 <w:sz w:val="20"/>
                 <w:szCs w:val="20"/>
               </w:rPr>
             </w:pPr>
             <w:r>
               <w:rPr>
-                <w:rFonts w:ascii="宋体" w:eastAsia="宋体" w:hAnsi="宋体" w:cs="宋体"/>
+                <w:rFonts w:ascii="宋体" w:hAnsi="宋体" w:eastAsia="宋体" w:cs="宋体"/>
                 <w:spacing w:val="7"/>
                 <w:sz w:val="20"/>
                 <w:szCs w:val="20"/>
@@ -766,9 +783,14 @@
       </w:tr>
       <w:tr>
         <w:tblPrEx>
-          <w:tblW w:w="8301" w:type="dxa"/>
-          <w:tblInd w:w="2" w:type="dxa"/>
-          <w:tblLayout w:type="fixed"/>
+          <w:tblBorders>
+            <w:top w:val="single" w:color="000000" w:sz="2" w:space="0"/>
+            <w:left w:val="single" w:color="000000" w:sz="2" w:space="0"/>
+            <w:bottom w:val="single" w:color="000000" w:sz="2" w:space="0"/>
+            <w:right w:val="single" w:color="000000" w:sz="2" w:space="0"/>
+            <w:insideH w:val="single" w:color="000000" w:sz="2" w:space="0"/>
+            <w:insideV w:val="single" w:color="000000" w:sz="2" w:space="0"/>
+          </w:tblBorders>
           <w:tblCellMar>
             <w:top w:w="0" w:type="dxa"/>
             <w:left w:w="0" w:type="dxa"/>
@@ -777,7 +799,7 @@
           </w:tblCellMar>
         </w:tblPrEx>
         <w:trPr>
-          <w:trHeight w:val="556"/>
+          <w:trHeight w:val="556" w:hRule="atLeast"/>
         </w:trPr>
         <w:tc>
           <w:tcPr>
@@ -788,14 +810,14 @@
               <w:spacing w:before="173" w:line="267" w:lineRule="exact"/>
               <w:ind w:left="260"/>
               <w:rPr>
-                <w:rFonts w:ascii="宋体" w:eastAsia="宋体" w:hAnsi="宋体" w:cs="宋体"/>
+                <w:rFonts w:ascii="宋体" w:hAnsi="宋体" w:eastAsia="宋体" w:cs="宋体"/>
                 <w:sz w:val="20"/>
                 <w:szCs w:val="20"/>
               </w:rPr>
             </w:pPr>
             <w:r>
               <w:rPr>
-                <w:rFonts w:ascii="宋体" w:eastAsia="宋体" w:hAnsi="宋体" w:cs="宋体"/>
+                <w:rFonts w:ascii="宋体" w:hAnsi="宋体" w:eastAsia="宋体" w:cs="宋体"/>
                 <w:spacing w:val="3"/>
                 <w:position w:val="1"/>
                 <w:sz w:val="20"/>
@@ -814,14 +836,14 @@
               <w:spacing w:before="173" w:line="267" w:lineRule="exact"/>
               <w:ind w:left="248"/>
               <w:rPr>
-                <w:rFonts w:ascii="宋体" w:eastAsia="宋体" w:hAnsi="宋体" w:cs="宋体"/>
+                <w:rFonts w:ascii="宋体" w:hAnsi="宋体" w:eastAsia="宋体" w:cs="宋体"/>
                 <w:sz w:val="20"/>
                 <w:szCs w:val="20"/>
               </w:rPr>
             </w:pPr>
             <w:r>
               <w:rPr>
-                <w:rFonts w:ascii="宋体" w:eastAsia="宋体" w:hAnsi="宋体" w:cs="宋体"/>
+                <w:rFonts w:ascii="宋体" w:hAnsi="宋体" w:eastAsia="宋体" w:cs="宋体"/>
                 <w:spacing w:val="4"/>
                 <w:position w:val="1"/>
                 <w:sz w:val="20"/>
@@ -841,14 +863,14 @@
               <w:ind w:left="114"/>
               <w:jc w:val="center"/>
               <w:rPr>
-                <w:rFonts w:ascii="宋体" w:eastAsia="宋体" w:hAnsi="宋体" w:cs="宋体"/>
+                <w:rFonts w:ascii="宋体" w:hAnsi="宋体" w:eastAsia="宋体" w:cs="宋体"/>
                 <w:sz w:val="20"/>
                 <w:szCs w:val="20"/>
               </w:rPr>
             </w:pPr>
             <w:r>
               <w:rPr>
-                <w:rFonts w:ascii="宋体" w:eastAsia="宋体" w:hAnsi="宋体" w:cs="宋体"/>
+                <w:rFonts w:ascii="宋体" w:hAnsi="宋体" w:eastAsia="宋体" w:cs="宋体"/>
                 <w:spacing w:val="7"/>
                 <w:sz w:val="20"/>
                 <w:szCs w:val="20"/>
@@ -866,7 +888,7 @@
               <w:spacing w:before="172" w:line="228" w:lineRule="auto"/>
               <w:ind w:left="313"/>
               <w:rPr>
-                <w:rFonts w:ascii="宋体" w:eastAsia="宋体" w:hAnsi="宋体" w:cs="宋体" w:hint="eastAsia"/>
+                <w:rFonts w:hint="eastAsia" w:ascii="宋体" w:hAnsi="宋体" w:eastAsia="宋体" w:cs="宋体"/>
                 <w:sz w:val="20"/>
                 <w:szCs w:val="20"/>
                 <w:lang w:val="en-US" w:eastAsia="zh-CN"/>
@@ -874,7 +896,7 @@
             </w:pPr>
             <w:r>
               <w:rPr>
-                <w:rFonts w:ascii="宋体" w:hAnsi="宋体" w:cs="宋体" w:hint="eastAsia"/>
+                <w:rFonts w:hint="eastAsia" w:ascii="宋体" w:hAnsi="宋体" w:cs="宋体"/>
                 <w:sz w:val="20"/>
                 <w:szCs w:val="20"/>
                 <w:lang w:val="en-US" w:eastAsia="zh-CN"/>
@@ -892,7 +914,7 @@
               <w:spacing w:before="172" w:line="228" w:lineRule="auto"/>
               <w:ind w:left="313"/>
               <w:rPr>
-                <w:rFonts w:ascii="宋体" w:eastAsia="宋体" w:hAnsi="宋体" w:cs="宋体" w:hint="eastAsia"/>
+                <w:rFonts w:hint="eastAsia" w:ascii="宋体" w:hAnsi="宋体" w:eastAsia="宋体" w:cs="宋体"/>
                 <w:spacing w:val="5"/>
                 <w:sz w:val="20"/>
                 <w:szCs w:val="20"/>
@@ -916,14 +938,14 @@
               <w:spacing w:before="173" w:line="229" w:lineRule="auto"/>
               <w:ind w:left="314"/>
               <w:rPr>
-                <w:rFonts w:ascii="宋体" w:eastAsia="宋体" w:hAnsi="宋体" w:cs="宋体"/>
+                <w:rFonts w:ascii="宋体" w:hAnsi="宋体" w:eastAsia="宋体" w:cs="宋体"/>
                 <w:sz w:val="20"/>
                 <w:szCs w:val="20"/>
               </w:rPr>
             </w:pPr>
             <w:r>
               <w:rPr>
-                <w:rFonts w:ascii="宋体" w:eastAsia="宋体" w:hAnsi="宋体" w:cs="宋体" w:hint="eastAsia"/>
+                <w:rFonts w:hint="eastAsia" w:ascii="宋体" w:hAnsi="宋体" w:eastAsia="宋体" w:cs="宋体"/>
                 <w:spacing w:val="6"/>
                 <w:sz w:val="20"/>
                 <w:szCs w:val="20"/>
@@ -936,9 +958,14 @@
       </w:tr>
       <w:tr>
         <w:tblPrEx>
-          <w:tblW w:w="8301" w:type="dxa"/>
-          <w:tblInd w:w="2" w:type="dxa"/>
-          <w:tblLayout w:type="fixed"/>
+          <w:tblBorders>
+            <w:top w:val="single" w:color="000000" w:sz="2" w:space="0"/>
+            <w:left w:val="single" w:color="000000" w:sz="2" w:space="0"/>
+            <w:bottom w:val="single" w:color="000000" w:sz="2" w:space="0"/>
+            <w:right w:val="single" w:color="000000" w:sz="2" w:space="0"/>
+            <w:insideH w:val="single" w:color="000000" w:sz="2" w:space="0"/>
+            <w:insideV w:val="single" w:color="000000" w:sz="2" w:space="0"/>
+          </w:tblBorders>
           <w:tblCellMar>
             <w:top w:w="0" w:type="dxa"/>
             <w:left w:w="0" w:type="dxa"/>
@@ -947,7 +974,7 @@
           </w:tblCellMar>
         </w:tblPrEx>
         <w:trPr>
-          <w:trHeight w:val="556"/>
+          <w:trHeight w:val="556" w:hRule="atLeast"/>
         </w:trPr>
         <w:tc>
           <w:tcPr>
@@ -955,7 +982,7 @@
           </w:tcPr>
           <w:p>
             <w:pPr>
-              <w:pStyle w:val="TableText"/>
+              <w:pStyle w:val="27"/>
             </w:pPr>
           </w:p>
         </w:tc>
@@ -965,7 +992,7 @@
           </w:tcPr>
           <w:p>
             <w:pPr>
-              <w:pStyle w:val="TableText"/>
+              <w:pStyle w:val="27"/>
             </w:pPr>
           </w:p>
         </w:tc>
@@ -975,7 +1002,7 @@
           </w:tcPr>
           <w:p>
             <w:pPr>
-              <w:pStyle w:val="TableText"/>
+              <w:pStyle w:val="27"/>
             </w:pPr>
           </w:p>
         </w:tc>
@@ -1007,16 +1034,21 @@
           </w:tcPr>
           <w:p>
             <w:pPr>
-              <w:pStyle w:val="TableText"/>
+              <w:pStyle w:val="27"/>
             </w:pPr>
           </w:p>
         </w:tc>
       </w:tr>
       <w:tr>
         <w:tblPrEx>
-          <w:tblW w:w="8301" w:type="dxa"/>
-          <w:tblInd w:w="2" w:type="dxa"/>
-          <w:tblLayout w:type="fixed"/>
+          <w:tblBorders>
+            <w:top w:val="single" w:color="000000" w:sz="2" w:space="0"/>
+            <w:left w:val="single" w:color="000000" w:sz="2" w:space="0"/>
+            <w:bottom w:val="single" w:color="000000" w:sz="2" w:space="0"/>
+            <w:right w:val="single" w:color="000000" w:sz="2" w:space="0"/>
+            <w:insideH w:val="single" w:color="000000" w:sz="2" w:space="0"/>
+            <w:insideV w:val="single" w:color="000000" w:sz="2" w:space="0"/>
+          </w:tblBorders>
           <w:tblCellMar>
             <w:top w:w="0" w:type="dxa"/>
             <w:left w:w="0" w:type="dxa"/>
@@ -1025,7 +1057,7 @@
           </w:tblCellMar>
         </w:tblPrEx>
         <w:trPr>
-          <w:trHeight w:val="556"/>
+          <w:trHeight w:val="556" w:hRule="atLeast"/>
         </w:trPr>
         <w:tc>
           <w:tcPr>
@@ -1033,7 +1065,7 @@
           </w:tcPr>
           <w:p>
             <w:pPr>
-              <w:pStyle w:val="TableText"/>
+              <w:pStyle w:val="27"/>
             </w:pPr>
           </w:p>
         </w:tc>
@@ -1043,7 +1075,7 @@
           </w:tcPr>
           <w:p>
             <w:pPr>
-              <w:pStyle w:val="TableText"/>
+              <w:pStyle w:val="27"/>
             </w:pPr>
           </w:p>
         </w:tc>
@@ -1053,7 +1085,7 @@
           </w:tcPr>
           <w:p>
             <w:pPr>
-              <w:pStyle w:val="TableText"/>
+              <w:pStyle w:val="27"/>
             </w:pPr>
           </w:p>
         </w:tc>
@@ -1085,16 +1117,21 @@
           </w:tcPr>
           <w:p>
             <w:pPr>
-              <w:pStyle w:val="TableText"/>
+              <w:pStyle w:val="27"/>
             </w:pPr>
           </w:p>
         </w:tc>
       </w:tr>
       <w:tr>
         <w:tblPrEx>
-          <w:tblW w:w="8301" w:type="dxa"/>
-          <w:tblInd w:w="2" w:type="dxa"/>
-          <w:tblLayout w:type="fixed"/>
+          <w:tblBorders>
+            <w:top w:val="single" w:color="000000" w:sz="2" w:space="0"/>
+            <w:left w:val="single" w:color="000000" w:sz="2" w:space="0"/>
+            <w:bottom w:val="single" w:color="000000" w:sz="2" w:space="0"/>
+            <w:right w:val="single" w:color="000000" w:sz="2" w:space="0"/>
+            <w:insideH w:val="single" w:color="000000" w:sz="2" w:space="0"/>
+            <w:insideV w:val="single" w:color="000000" w:sz="2" w:space="0"/>
+          </w:tblBorders>
           <w:tblCellMar>
             <w:top w:w="0" w:type="dxa"/>
             <w:left w:w="0" w:type="dxa"/>
@@ -1103,7 +1140,7 @@
           </w:tblCellMar>
         </w:tblPrEx>
         <w:trPr>
-          <w:trHeight w:val="557"/>
+          <w:trHeight w:val="557" w:hRule="atLeast"/>
         </w:trPr>
         <w:tc>
           <w:tcPr>
@@ -1111,7 +1148,7 @@
           </w:tcPr>
           <w:p>
             <w:pPr>
-              <w:pStyle w:val="TableText"/>
+              <w:pStyle w:val="27"/>
             </w:pPr>
           </w:p>
         </w:tc>
@@ -1121,7 +1158,7 @@
           </w:tcPr>
           <w:p>
             <w:pPr>
-              <w:pStyle w:val="TableText"/>
+              <w:pStyle w:val="27"/>
             </w:pPr>
           </w:p>
         </w:tc>
@@ -1131,7 +1168,7 @@
           </w:tcPr>
           <w:p>
             <w:pPr>
-              <w:pStyle w:val="TableText"/>
+              <w:pStyle w:val="27"/>
             </w:pPr>
           </w:p>
         </w:tc>
@@ -1141,7 +1178,7 @@
           </w:tcPr>
           <w:p>
             <w:pPr>
-              <w:pStyle w:val="TableText"/>
+              <w:pStyle w:val="27"/>
             </w:pPr>
           </w:p>
         </w:tc>
@@ -1151,7 +1188,7 @@
           </w:tcPr>
           <w:p>
             <w:pPr>
-              <w:pStyle w:val="TableText"/>
+              <w:pStyle w:val="27"/>
             </w:pPr>
           </w:p>
         </w:tc>
@@ -1161,16 +1198,21 @@
           </w:tcPr>
           <w:p>
             <w:pPr>
-              <w:pStyle w:val="TableText"/>
+              <w:pStyle w:val="27"/>
             </w:pPr>
           </w:p>
         </w:tc>
       </w:tr>
       <w:tr>
         <w:tblPrEx>
-          <w:tblW w:w="8301" w:type="dxa"/>
-          <w:tblInd w:w="2" w:type="dxa"/>
-          <w:tblLayout w:type="fixed"/>
+          <w:tblBorders>
+            <w:top w:val="single" w:color="000000" w:sz="2" w:space="0"/>
+            <w:left w:val="single" w:color="000000" w:sz="2" w:space="0"/>
+            <w:bottom w:val="single" w:color="000000" w:sz="2" w:space="0"/>
+            <w:right w:val="single" w:color="000000" w:sz="2" w:space="0"/>
+            <w:insideH w:val="single" w:color="000000" w:sz="2" w:space="0"/>
+            <w:insideV w:val="single" w:color="000000" w:sz="2" w:space="0"/>
+          </w:tblBorders>
           <w:tblCellMar>
             <w:top w:w="0" w:type="dxa"/>
             <w:left w:w="0" w:type="dxa"/>
@@ -1179,7 +1221,7 @@
           </w:tblCellMar>
         </w:tblPrEx>
         <w:trPr>
-          <w:trHeight w:val="556"/>
+          <w:trHeight w:val="556" w:hRule="atLeast"/>
         </w:trPr>
         <w:tc>
           <w:tcPr>
@@ -1187,7 +1229,7 @@
           </w:tcPr>
           <w:p>
             <w:pPr>
-              <w:pStyle w:val="TableText"/>
+              <w:pStyle w:val="27"/>
             </w:pPr>
           </w:p>
         </w:tc>
@@ -1197,7 +1239,7 @@
           </w:tcPr>
           <w:p>
             <w:pPr>
-              <w:pStyle w:val="TableText"/>
+              <w:pStyle w:val="27"/>
             </w:pPr>
           </w:p>
         </w:tc>
@@ -1207,7 +1249,7 @@
           </w:tcPr>
           <w:p>
             <w:pPr>
-              <w:pStyle w:val="TableText"/>
+              <w:pStyle w:val="27"/>
             </w:pPr>
           </w:p>
         </w:tc>
@@ -1217,7 +1259,7 @@
           </w:tcPr>
           <w:p>
             <w:pPr>
-              <w:pStyle w:val="TableText"/>
+              <w:pStyle w:val="27"/>
             </w:pPr>
           </w:p>
         </w:tc>
@@ -1227,7 +1269,7 @@
           </w:tcPr>
           <w:p>
             <w:pPr>
-              <w:pStyle w:val="TableText"/>
+              <w:pStyle w:val="27"/>
             </w:pPr>
           </w:p>
         </w:tc>
@@ -1237,16 +1279,21 @@
           </w:tcPr>
           <w:p>
             <w:pPr>
-              <w:pStyle w:val="TableText"/>
+              <w:pStyle w:val="27"/>
             </w:pPr>
           </w:p>
         </w:tc>
       </w:tr>
       <w:tr>
         <w:tblPrEx>
-          <w:tblW w:w="8301" w:type="dxa"/>
-          <w:tblInd w:w="2" w:type="dxa"/>
-          <w:tblLayout w:type="fixed"/>
+          <w:tblBorders>
+            <w:top w:val="single" w:color="000000" w:sz="2" w:space="0"/>
+            <w:left w:val="single" w:color="000000" w:sz="2" w:space="0"/>
+            <w:bottom w:val="single" w:color="000000" w:sz="2" w:space="0"/>
+            <w:right w:val="single" w:color="000000" w:sz="2" w:space="0"/>
+            <w:insideH w:val="single" w:color="000000" w:sz="2" w:space="0"/>
+            <w:insideV w:val="single" w:color="000000" w:sz="2" w:space="0"/>
+          </w:tblBorders>
           <w:tblCellMar>
             <w:top w:w="0" w:type="dxa"/>
             <w:left w:w="0" w:type="dxa"/>
@@ -1255,7 +1302,7 @@
           </w:tblCellMar>
         </w:tblPrEx>
         <w:trPr>
-          <w:trHeight w:val="561"/>
+          <w:trHeight w:val="561" w:hRule="atLeast"/>
         </w:trPr>
         <w:tc>
           <w:tcPr>
@@ -1263,7 +1310,7 @@
           </w:tcPr>
           <w:p>
             <w:pPr>
-              <w:pStyle w:val="TableText"/>
+              <w:pStyle w:val="27"/>
             </w:pPr>
           </w:p>
         </w:tc>
@@ -1273,7 +1320,7 @@
           </w:tcPr>
           <w:p>
             <w:pPr>
-              <w:pStyle w:val="TableText"/>
+              <w:pStyle w:val="27"/>
             </w:pPr>
           </w:p>
         </w:tc>
@@ -1283,7 +1330,7 @@
           </w:tcPr>
           <w:p>
             <w:pPr>
-              <w:pStyle w:val="TableText"/>
+              <w:pStyle w:val="27"/>
             </w:pPr>
           </w:p>
         </w:tc>
@@ -1293,7 +1340,7 @@
           </w:tcPr>
           <w:p>
             <w:pPr>
-              <w:pStyle w:val="TableText"/>
+              <w:pStyle w:val="27"/>
             </w:pPr>
           </w:p>
         </w:tc>
@@ -1303,7 +1350,7 @@
           </w:tcPr>
           <w:p>
             <w:pPr>
-              <w:pStyle w:val="TableText"/>
+              <w:pStyle w:val="27"/>
             </w:pPr>
           </w:p>
         </w:tc>
@@ -1313,7 +1360,7 @@
           </w:tcPr>
           <w:p>
             <w:pPr>
-              <w:pStyle w:val="TableText"/>
+              <w:pStyle w:val="27"/>
             </w:pPr>
           </w:p>
         </w:tc>
@@ -1327,7 +1374,7 @@
     <w:sdt>
       <w:sdtPr>
         <w:rPr>
-          <w:rFonts w:ascii="宋体" w:eastAsia="宋体" w:hAnsi="宋体" w:cs="Arial"/>
+          <w:rFonts w:ascii="宋体" w:hAnsi="宋体" w:eastAsia="宋体" w:cs="Arial"/>
           <w:snapToGrid w:val="0"/>
           <w:color w:val="000000"/>
           <w:kern w:val="0"/>
@@ -1343,7 +1390,7 @@
       </w:sdtPr>
       <w:sdtEndPr>
         <w:rPr>
-          <w:rFonts w:ascii="宋体" w:eastAsia="宋体" w:hAnsi="宋体" w:cs="宋体" w:hint="eastAsia"/>
+          <w:rFonts w:hint="eastAsia" w:ascii="宋体" w:hAnsi="宋体" w:eastAsia="宋体" w:cs="宋体"/>
           <w:snapToGrid w:val="0"/>
           <w:color w:val="000000"/>
           <w:kern w:val="0"/>
@@ -1356,17 +1403,17 @@
         <w:p>
           <w:pPr>
             <w:spacing w:before="0" w:beforeLines="0" w:after="0" w:afterLines="0" w:line="240" w:lineRule="auto"/>
-            <w:ind w:left="0" w:right="0" w:firstLine="0" w:leftChars="0" w:rightChars="0" w:firstLineChars="0"/>
+            <w:ind w:left="0" w:leftChars="0" w:right="0" w:rightChars="0" w:firstLine="0" w:firstLineChars="0"/>
             <w:jc w:val="center"/>
             <w:rPr>
-              <w:rFonts w:ascii="宋体" w:eastAsia="宋体" w:hAnsi="宋体" w:cs="宋体" w:hint="eastAsia"/>
+              <w:rFonts w:hint="eastAsia" w:ascii="宋体" w:hAnsi="宋体" w:eastAsia="宋体" w:cs="宋体"/>
               <w:sz w:val="24"/>
               <w:szCs w:val="24"/>
             </w:rPr>
           </w:pPr>
           <w:r>
             <w:rPr>
-              <w:rFonts w:ascii="宋体" w:eastAsia="宋体" w:hAnsi="宋体" w:cs="宋体" w:hint="eastAsia"/>
+              <w:rFonts w:hint="eastAsia" w:ascii="宋体" w:hAnsi="宋体" w:eastAsia="宋体" w:cs="宋体"/>
               <w:sz w:val="24"/>
               <w:szCs w:val="24"/>
             </w:rPr>
@@ -1375,16 +1422,14 @@
         </w:p>
         <w:p>
           <w:pPr>
-            <w:pStyle w:val="TOC1"/>
+            <w:pStyle w:val="16"/>
             <w:tabs>
               <w:tab w:val="right" w:leader="dot" w:pos="8306"/>
             </w:tabs>
           </w:pPr>
-          <w:bookmarkStart w:id="2" w:name="_GoBack"/>
-          <w:bookmarkEnd w:id="2"/>
-          <w:r>
-            <w:rPr>
-              <w:rFonts w:ascii="宋体" w:eastAsia="宋体" w:hAnsi="宋体" w:cs="宋体" w:hint="eastAsia"/>
+          <w:r>
+            <w:rPr>
+              <w:rFonts w:hint="eastAsia" w:ascii="宋体" w:hAnsi="宋体" w:eastAsia="宋体" w:cs="宋体"/>
               <w:sz w:val="24"/>
               <w:szCs w:val="24"/>
             </w:rPr>
@@ -1392,7 +1437,7 @@
           </w:r>
           <w:r>
             <w:rPr>
-              <w:rFonts w:ascii="宋体" w:eastAsia="宋体" w:hAnsi="宋体" w:cs="宋体" w:hint="eastAsia"/>
+              <w:rFonts w:hint="eastAsia" w:ascii="宋体" w:hAnsi="宋体" w:eastAsia="宋体" w:cs="宋体"/>
               <w:sz w:val="24"/>
               <w:szCs w:val="24"/>
             </w:rPr>
@@ -1400,7 +1445,7 @@
           </w:r>
           <w:r>
             <w:rPr>
-              <w:rFonts w:ascii="宋体" w:eastAsia="宋体" w:hAnsi="宋体" w:cs="宋体" w:hint="eastAsia"/>
+              <w:rFonts w:hint="eastAsia" w:ascii="宋体" w:hAnsi="宋体" w:eastAsia="宋体" w:cs="宋体"/>
               <w:sz w:val="24"/>
               <w:szCs w:val="24"/>
             </w:rPr>
@@ -1408,21 +1453,21 @@
           </w:r>
           <w:r>
             <w:rPr>
-              <w:rFonts w:ascii="宋体" w:eastAsia="宋体" w:hAnsi="宋体" w:cs="宋体" w:hint="eastAsia"/>
+              <w:rFonts w:hint="eastAsia" w:ascii="宋体" w:hAnsi="宋体" w:eastAsia="宋体" w:cs="宋体"/>
               <w:szCs w:val="24"/>
             </w:rPr>
             <w:fldChar w:fldCharType="begin"/>
           </w:r>
           <w:r>
             <w:rPr>
-              <w:rFonts w:ascii="宋体" w:eastAsia="宋体" w:hAnsi="宋体" w:cs="宋体" w:hint="eastAsia"/>
+              <w:rFonts w:hint="eastAsia" w:ascii="宋体" w:hAnsi="宋体" w:eastAsia="宋体" w:cs="宋体"/>
               <w:szCs w:val="24"/>
             </w:rPr>
             <w:instrText xml:space="preserve"> HYPERLINK \l _Toc18401 </w:instrText>
           </w:r>
           <w:r>
             <w:rPr>
-              <w:rFonts w:ascii="宋体" w:eastAsia="宋体" w:hAnsi="宋体" w:cs="宋体" w:hint="eastAsia"/>
+              <w:rFonts w:hint="eastAsia" w:ascii="宋体" w:hAnsi="宋体" w:eastAsia="宋体" w:cs="宋体"/>
               <w:szCs w:val="24"/>
             </w:rPr>
             <w:fldChar w:fldCharType="separate"/>
@@ -1454,7 +1499,7 @@
           </w:r>
           <w:r>
             <w:rPr>
-              <w:rFonts w:ascii="宋体" w:eastAsia="宋体" w:hAnsi="宋体" w:cs="宋体" w:hint="eastAsia"/>
+              <w:rFonts w:hint="eastAsia" w:ascii="宋体" w:hAnsi="宋体" w:eastAsia="宋体" w:cs="宋体"/>
               <w:szCs w:val="24"/>
             </w:rPr>
             <w:fldChar w:fldCharType="end"/>
@@ -1462,28 +1507,28 @@
         </w:p>
         <w:p>
           <w:pPr>
-            <w:pStyle w:val="TOC1"/>
+            <w:pStyle w:val="16"/>
             <w:tabs>
               <w:tab w:val="right" w:leader="dot" w:pos="8306"/>
             </w:tabs>
           </w:pPr>
           <w:r>
             <w:rPr>
-              <w:rFonts w:ascii="宋体" w:eastAsia="宋体" w:hAnsi="宋体" w:cs="宋体" w:hint="eastAsia"/>
+              <w:rFonts w:hint="eastAsia" w:ascii="宋体" w:hAnsi="宋体" w:eastAsia="宋体" w:cs="宋体"/>
               <w:szCs w:val="24"/>
             </w:rPr>
             <w:fldChar w:fldCharType="begin"/>
           </w:r>
           <w:r>
             <w:rPr>
-              <w:rFonts w:ascii="宋体" w:eastAsia="宋体" w:hAnsi="宋体" w:cs="宋体" w:hint="eastAsia"/>
+              <w:rFonts w:hint="eastAsia" w:ascii="宋体" w:hAnsi="宋体" w:eastAsia="宋体" w:cs="宋体"/>
               <w:szCs w:val="24"/>
             </w:rPr>
             <w:instrText xml:space="preserve"> HYPERLINK \l _Toc18765 </w:instrText>
           </w:r>
           <w:r>
             <w:rPr>
-              <w:rFonts w:ascii="宋体" w:eastAsia="宋体" w:hAnsi="宋体" w:cs="宋体" w:hint="eastAsia"/>
+              <w:rFonts w:hint="eastAsia" w:ascii="宋体" w:hAnsi="宋体" w:eastAsia="宋体" w:cs="宋体"/>
               <w:szCs w:val="24"/>
             </w:rPr>
             <w:fldChar w:fldCharType="separate"/>
@@ -1515,7 +1560,7 @@
           </w:r>
           <w:r>
             <w:rPr>
-              <w:rFonts w:ascii="宋体" w:eastAsia="宋体" w:hAnsi="宋体" w:cs="宋体" w:hint="eastAsia"/>
+              <w:rFonts w:hint="eastAsia" w:ascii="宋体" w:hAnsi="宋体" w:eastAsia="宋体" w:cs="宋体"/>
               <w:szCs w:val="24"/>
             </w:rPr>
             <w:fldChar w:fldCharType="end"/>
@@ -1523,28 +1568,28 @@
         </w:p>
         <w:p>
           <w:pPr>
-            <w:pStyle w:val="TOC1"/>
+            <w:pStyle w:val="16"/>
             <w:tabs>
               <w:tab w:val="right" w:leader="dot" w:pos="8306"/>
             </w:tabs>
           </w:pPr>
           <w:r>
             <w:rPr>
-              <w:rFonts w:ascii="宋体" w:eastAsia="宋体" w:hAnsi="宋体" w:cs="宋体" w:hint="eastAsia"/>
+              <w:rFonts w:hint="eastAsia" w:ascii="宋体" w:hAnsi="宋体" w:eastAsia="宋体" w:cs="宋体"/>
               <w:szCs w:val="24"/>
             </w:rPr>
             <w:fldChar w:fldCharType="begin"/>
           </w:r>
           <w:r>
             <w:rPr>
-              <w:rFonts w:ascii="宋体" w:eastAsia="宋体" w:hAnsi="宋体" w:cs="宋体" w:hint="eastAsia"/>
+              <w:rFonts w:hint="eastAsia" w:ascii="宋体" w:hAnsi="宋体" w:eastAsia="宋体" w:cs="宋体"/>
               <w:szCs w:val="24"/>
             </w:rPr>
             <w:instrText xml:space="preserve"> HYPERLINK \l _Toc10850 </w:instrText>
           </w:r>
           <w:r>
             <w:rPr>
-              <w:rFonts w:ascii="宋体" w:eastAsia="宋体" w:hAnsi="宋体" w:cs="宋体" w:hint="eastAsia"/>
+              <w:rFonts w:hint="eastAsia" w:ascii="宋体" w:hAnsi="宋体" w:eastAsia="宋体" w:cs="宋体"/>
               <w:szCs w:val="24"/>
             </w:rPr>
             <w:fldChar w:fldCharType="separate"/>
@@ -1578,7 +1623,7 @@
           </w:r>
           <w:r>
             <w:rPr>
-              <w:rFonts w:ascii="宋体" w:eastAsia="宋体" w:hAnsi="宋体" w:cs="宋体" w:hint="eastAsia"/>
+              <w:rFonts w:hint="eastAsia" w:ascii="宋体" w:hAnsi="宋体" w:eastAsia="宋体" w:cs="宋体"/>
               <w:szCs w:val="24"/>
             </w:rPr>
             <w:fldChar w:fldCharType="end"/>
@@ -1586,28 +1631,28 @@
         </w:p>
         <w:p>
           <w:pPr>
-            <w:pStyle w:val="TOC1"/>
+            <w:pStyle w:val="16"/>
             <w:tabs>
               <w:tab w:val="right" w:leader="dot" w:pos="8306"/>
             </w:tabs>
           </w:pPr>
           <w:r>
             <w:rPr>
-              <w:rFonts w:ascii="宋体" w:eastAsia="宋体" w:hAnsi="宋体" w:cs="宋体" w:hint="eastAsia"/>
+              <w:rFonts w:hint="eastAsia" w:ascii="宋体" w:hAnsi="宋体" w:eastAsia="宋体" w:cs="宋体"/>
               <w:szCs w:val="24"/>
             </w:rPr>
             <w:fldChar w:fldCharType="begin"/>
           </w:r>
           <w:r>
             <w:rPr>
-              <w:rFonts w:ascii="宋体" w:eastAsia="宋体" w:hAnsi="宋体" w:cs="宋体" w:hint="eastAsia"/>
+              <w:rFonts w:hint="eastAsia" w:ascii="宋体" w:hAnsi="宋体" w:eastAsia="宋体" w:cs="宋体"/>
               <w:szCs w:val="24"/>
             </w:rPr>
             <w:instrText xml:space="preserve"> HYPERLINK \l _Toc22796 </w:instrText>
           </w:r>
           <w:r>
             <w:rPr>
-              <w:rFonts w:ascii="宋体" w:eastAsia="宋体" w:hAnsi="宋体" w:cs="宋体" w:hint="eastAsia"/>
+              <w:rFonts w:hint="eastAsia" w:ascii="宋体" w:hAnsi="宋体" w:eastAsia="宋体" w:cs="宋体"/>
               <w:szCs w:val="24"/>
             </w:rPr>
             <w:fldChar w:fldCharType="separate"/>
@@ -1646,7 +1691,7 @@
           </w:r>
           <w:r>
             <w:rPr>
-              <w:rFonts w:ascii="宋体" w:eastAsia="宋体" w:hAnsi="宋体" w:cs="宋体" w:hint="eastAsia"/>
+              <w:rFonts w:hint="eastAsia" w:ascii="宋体" w:hAnsi="宋体" w:eastAsia="宋体" w:cs="宋体"/>
               <w:szCs w:val="24"/>
             </w:rPr>
             <w:fldChar w:fldCharType="end"/>
@@ -1654,28 +1699,28 @@
         </w:p>
         <w:p>
           <w:pPr>
-            <w:pStyle w:val="TOC1"/>
+            <w:pStyle w:val="16"/>
             <w:tabs>
               <w:tab w:val="right" w:leader="dot" w:pos="8306"/>
             </w:tabs>
           </w:pPr>
           <w:r>
             <w:rPr>
-              <w:rFonts w:ascii="宋体" w:eastAsia="宋体" w:hAnsi="宋体" w:cs="宋体" w:hint="eastAsia"/>
+              <w:rFonts w:hint="eastAsia" w:ascii="宋体" w:hAnsi="宋体" w:eastAsia="宋体" w:cs="宋体"/>
               <w:szCs w:val="24"/>
             </w:rPr>
             <w:fldChar w:fldCharType="begin"/>
           </w:r>
           <w:r>
             <w:rPr>
-              <w:rFonts w:ascii="宋体" w:eastAsia="宋体" w:hAnsi="宋体" w:cs="宋体" w:hint="eastAsia"/>
+              <w:rFonts w:hint="eastAsia" w:ascii="宋体" w:hAnsi="宋体" w:eastAsia="宋体" w:cs="宋体"/>
               <w:szCs w:val="24"/>
             </w:rPr>
             <w:instrText xml:space="preserve"> HYPERLINK \l _Toc4483 </w:instrText>
           </w:r>
           <w:r>
             <w:rPr>
-              <w:rFonts w:ascii="宋体" w:eastAsia="宋体" w:hAnsi="宋体" w:cs="宋体" w:hint="eastAsia"/>
+              <w:rFonts w:hint="eastAsia" w:ascii="宋体" w:hAnsi="宋体" w:eastAsia="宋体" w:cs="宋体"/>
               <w:szCs w:val="24"/>
             </w:rPr>
             <w:fldChar w:fldCharType="separate"/>
@@ -1716,7 +1761,7 @@
           </w:r>
           <w:r>
             <w:rPr>
-              <w:rFonts w:ascii="宋体" w:eastAsia="宋体" w:hAnsi="宋体" w:cs="宋体" w:hint="eastAsia"/>
+              <w:rFonts w:hint="eastAsia" w:ascii="宋体" w:hAnsi="宋体" w:eastAsia="宋体" w:cs="宋体"/>
               <w:szCs w:val="24"/>
             </w:rPr>
             <w:fldChar w:fldCharType="end"/>
@@ -1724,28 +1769,28 @@
         </w:p>
         <w:p>
           <w:pPr>
-            <w:pStyle w:val="TOC1"/>
+            <w:pStyle w:val="16"/>
             <w:tabs>
               <w:tab w:val="right" w:leader="dot" w:pos="8306"/>
             </w:tabs>
           </w:pPr>
           <w:r>
             <w:rPr>
-              <w:rFonts w:ascii="宋体" w:eastAsia="宋体" w:hAnsi="宋体" w:cs="宋体" w:hint="eastAsia"/>
+              <w:rFonts w:hint="eastAsia" w:ascii="宋体" w:hAnsi="宋体" w:eastAsia="宋体" w:cs="宋体"/>
               <w:szCs w:val="24"/>
             </w:rPr>
             <w:fldChar w:fldCharType="begin"/>
           </w:r>
           <w:r>
             <w:rPr>
-              <w:rFonts w:ascii="宋体" w:eastAsia="宋体" w:hAnsi="宋体" w:cs="宋体" w:hint="eastAsia"/>
+              <w:rFonts w:hint="eastAsia" w:ascii="宋体" w:hAnsi="宋体" w:eastAsia="宋体" w:cs="宋体"/>
               <w:szCs w:val="24"/>
             </w:rPr>
             <w:instrText xml:space="preserve"> HYPERLINK \l _Toc11308 </w:instrText>
           </w:r>
           <w:r>
             <w:rPr>
-              <w:rFonts w:ascii="宋体" w:eastAsia="宋体" w:hAnsi="宋体" w:cs="宋体" w:hint="eastAsia"/>
+              <w:rFonts w:hint="eastAsia" w:ascii="宋体" w:hAnsi="宋体" w:eastAsia="宋体" w:cs="宋体"/>
               <w:szCs w:val="24"/>
             </w:rPr>
             <w:fldChar w:fldCharType="separate"/>
@@ -1784,7 +1829,7 @@
           </w:r>
           <w:r>
             <w:rPr>
-              <w:rFonts w:ascii="宋体" w:eastAsia="宋体" w:hAnsi="宋体" w:cs="宋体" w:hint="eastAsia"/>
+              <w:rFonts w:hint="eastAsia" w:ascii="宋体" w:hAnsi="宋体" w:eastAsia="宋体" w:cs="宋体"/>
               <w:szCs w:val="24"/>
             </w:rPr>
             <w:fldChar w:fldCharType="end"/>
@@ -1792,28 +1837,28 @@
         </w:p>
         <w:p>
           <w:pPr>
-            <w:pStyle w:val="TOC2"/>
+            <w:pStyle w:val="17"/>
             <w:tabs>
               <w:tab w:val="right" w:leader="dot" w:pos="8306"/>
             </w:tabs>
           </w:pPr>
           <w:r>
             <w:rPr>
-              <w:rFonts w:ascii="宋体" w:eastAsia="宋体" w:hAnsi="宋体" w:cs="宋体" w:hint="eastAsia"/>
+              <w:rFonts w:hint="eastAsia" w:ascii="宋体" w:hAnsi="宋体" w:eastAsia="宋体" w:cs="宋体"/>
               <w:szCs w:val="24"/>
             </w:rPr>
             <w:fldChar w:fldCharType="begin"/>
           </w:r>
           <w:r>
             <w:rPr>
-              <w:rFonts w:ascii="宋体" w:eastAsia="宋体" w:hAnsi="宋体" w:cs="宋体" w:hint="eastAsia"/>
+              <w:rFonts w:hint="eastAsia" w:ascii="宋体" w:hAnsi="宋体" w:eastAsia="宋体" w:cs="宋体"/>
               <w:szCs w:val="24"/>
             </w:rPr>
             <w:instrText xml:space="preserve"> HYPERLINK \l _Toc7092 </w:instrText>
           </w:r>
           <w:r>
             <w:rPr>
-              <w:rFonts w:ascii="宋体" w:eastAsia="宋体" w:hAnsi="宋体" w:cs="宋体" w:hint="eastAsia"/>
+              <w:rFonts w:hint="eastAsia" w:ascii="宋体" w:hAnsi="宋体" w:eastAsia="宋体" w:cs="宋体"/>
               <w:szCs w:val="24"/>
             </w:rPr>
             <w:fldChar w:fldCharType="separate"/>
@@ -1852,7 +1897,7 @@
           </w:r>
           <w:r>
             <w:rPr>
-              <w:rFonts w:ascii="宋体" w:eastAsia="宋体" w:hAnsi="宋体" w:cs="宋体" w:hint="eastAsia"/>
+              <w:rFonts w:hint="eastAsia" w:ascii="宋体" w:hAnsi="宋体" w:eastAsia="宋体" w:cs="宋体"/>
               <w:szCs w:val="24"/>
             </w:rPr>
             <w:fldChar w:fldCharType="end"/>
@@ -1860,28 +1905,28 @@
         </w:p>
         <w:p>
           <w:pPr>
-            <w:pStyle w:val="TOC2"/>
+            <w:pStyle w:val="17"/>
             <w:tabs>
               <w:tab w:val="right" w:leader="dot" w:pos="8306"/>
             </w:tabs>
           </w:pPr>
           <w:r>
             <w:rPr>
-              <w:rFonts w:ascii="宋体" w:eastAsia="宋体" w:hAnsi="宋体" w:cs="宋体" w:hint="eastAsia"/>
+              <w:rFonts w:hint="eastAsia" w:ascii="宋体" w:hAnsi="宋体" w:eastAsia="宋体" w:cs="宋体"/>
               <w:szCs w:val="24"/>
             </w:rPr>
             <w:fldChar w:fldCharType="begin"/>
           </w:r>
           <w:r>
             <w:rPr>
-              <w:rFonts w:ascii="宋体" w:eastAsia="宋体" w:hAnsi="宋体" w:cs="宋体" w:hint="eastAsia"/>
+              <w:rFonts w:hint="eastAsia" w:ascii="宋体" w:hAnsi="宋体" w:eastAsia="宋体" w:cs="宋体"/>
               <w:szCs w:val="24"/>
             </w:rPr>
             <w:instrText xml:space="preserve"> HYPERLINK \l _Toc11139 </w:instrText>
           </w:r>
           <w:r>
             <w:rPr>
-              <w:rFonts w:ascii="宋体" w:eastAsia="宋体" w:hAnsi="宋体" w:cs="宋体" w:hint="eastAsia"/>
+              <w:rFonts w:hint="eastAsia" w:ascii="宋体" w:hAnsi="宋体" w:eastAsia="宋体" w:cs="宋体"/>
               <w:szCs w:val="24"/>
             </w:rPr>
             <w:fldChar w:fldCharType="separate"/>
@@ -1920,7 +1965,7 @@
           </w:r>
           <w:r>
             <w:rPr>
-              <w:rFonts w:ascii="宋体" w:eastAsia="宋体" w:hAnsi="宋体" w:cs="宋体" w:hint="eastAsia"/>
+              <w:rFonts w:hint="eastAsia" w:ascii="宋体" w:hAnsi="宋体" w:eastAsia="宋体" w:cs="宋体"/>
               <w:szCs w:val="24"/>
             </w:rPr>
             <w:fldChar w:fldCharType="end"/>
@@ -1928,35 +1973,35 @@
         </w:p>
         <w:p>
           <w:pPr>
-            <w:pStyle w:val="TOC1"/>
+            <w:pStyle w:val="16"/>
             <w:tabs>
               <w:tab w:val="right" w:leader="dot" w:pos="8306"/>
             </w:tabs>
           </w:pPr>
           <w:r>
             <w:rPr>
-              <w:rFonts w:ascii="宋体" w:eastAsia="宋体" w:hAnsi="宋体" w:cs="宋体" w:hint="eastAsia"/>
+              <w:rFonts w:hint="eastAsia" w:ascii="宋体" w:hAnsi="宋体" w:eastAsia="宋体" w:cs="宋体"/>
               <w:szCs w:val="24"/>
             </w:rPr>
             <w:fldChar w:fldCharType="begin"/>
           </w:r>
           <w:r>
             <w:rPr>
-              <w:rFonts w:ascii="宋体" w:eastAsia="宋体" w:hAnsi="宋体" w:cs="宋体" w:hint="eastAsia"/>
+              <w:rFonts w:hint="eastAsia" w:ascii="宋体" w:hAnsi="宋体" w:eastAsia="宋体" w:cs="宋体"/>
               <w:szCs w:val="24"/>
             </w:rPr>
             <w:instrText xml:space="preserve"> HYPERLINK \l _Toc18957 </w:instrText>
           </w:r>
           <w:r>
             <w:rPr>
-              <w:rFonts w:ascii="宋体" w:eastAsia="宋体" w:hAnsi="宋体" w:cs="宋体" w:hint="eastAsia"/>
+              <w:rFonts w:hint="eastAsia" w:ascii="宋体" w:hAnsi="宋体" w:eastAsia="宋体" w:cs="宋体"/>
               <w:szCs w:val="24"/>
             </w:rPr>
             <w:fldChar w:fldCharType="separate"/>
           </w:r>
           <w:r>
             <w:rPr>
-              <w:rFonts w:eastAsia="宋体" w:hint="default"/>
+              <w:rFonts w:hint="default" w:eastAsia="宋体"/>
               <w:lang w:val="en-US" w:eastAsia="zh-CN"/>
             </w:rPr>
             <w:t xml:space="preserve">5. </w:t>
@@ -1988,7 +2033,7 @@
           </w:r>
           <w:r>
             <w:rPr>
-              <w:rFonts w:ascii="宋体" w:eastAsia="宋体" w:hAnsi="宋体" w:cs="宋体" w:hint="eastAsia"/>
+              <w:rFonts w:hint="eastAsia" w:ascii="宋体" w:hAnsi="宋体" w:eastAsia="宋体" w:cs="宋体"/>
               <w:szCs w:val="24"/>
             </w:rPr>
             <w:fldChar w:fldCharType="end"/>
@@ -1996,28 +2041,28 @@
         </w:p>
         <w:p>
           <w:pPr>
-            <w:pStyle w:val="TOC2"/>
+            <w:pStyle w:val="17"/>
             <w:tabs>
               <w:tab w:val="right" w:leader="dot" w:pos="8306"/>
             </w:tabs>
           </w:pPr>
           <w:r>
             <w:rPr>
-              <w:rFonts w:ascii="宋体" w:eastAsia="宋体" w:hAnsi="宋体" w:cs="宋体" w:hint="eastAsia"/>
+              <w:rFonts w:hint="eastAsia" w:ascii="宋体" w:hAnsi="宋体" w:eastAsia="宋体" w:cs="宋体"/>
               <w:szCs w:val="24"/>
             </w:rPr>
             <w:fldChar w:fldCharType="begin"/>
           </w:r>
           <w:r>
             <w:rPr>
-              <w:rFonts w:ascii="宋体" w:eastAsia="宋体" w:hAnsi="宋体" w:cs="宋体" w:hint="eastAsia"/>
+              <w:rFonts w:hint="eastAsia" w:ascii="宋体" w:hAnsi="宋体" w:eastAsia="宋体" w:cs="宋体"/>
               <w:szCs w:val="24"/>
             </w:rPr>
             <w:instrText xml:space="preserve"> HYPERLINK \l _Toc2301 </w:instrText>
           </w:r>
           <w:r>
             <w:rPr>
-              <w:rFonts w:ascii="宋体" w:eastAsia="宋体" w:hAnsi="宋体" w:cs="宋体" w:hint="eastAsia"/>
+              <w:rFonts w:hint="eastAsia" w:ascii="宋体" w:hAnsi="宋体" w:eastAsia="宋体" w:cs="宋体"/>
               <w:szCs w:val="24"/>
             </w:rPr>
             <w:fldChar w:fldCharType="separate"/>
@@ -2056,7 +2101,7 @@
           </w:r>
           <w:r>
             <w:rPr>
-              <w:rFonts w:ascii="宋体" w:eastAsia="宋体" w:hAnsi="宋体" w:cs="宋体" w:hint="eastAsia"/>
+              <w:rFonts w:hint="eastAsia" w:ascii="宋体" w:hAnsi="宋体" w:eastAsia="宋体" w:cs="宋体"/>
               <w:szCs w:val="24"/>
             </w:rPr>
             <w:fldChar w:fldCharType="end"/>
@@ -2064,28 +2109,28 @@
         </w:p>
         <w:p>
           <w:pPr>
-            <w:pStyle w:val="TOC2"/>
+            <w:pStyle w:val="17"/>
             <w:tabs>
               <w:tab w:val="right" w:leader="dot" w:pos="8306"/>
             </w:tabs>
           </w:pPr>
           <w:r>
             <w:rPr>
-              <w:rFonts w:ascii="宋体" w:eastAsia="宋体" w:hAnsi="宋体" w:cs="宋体" w:hint="eastAsia"/>
+              <w:rFonts w:hint="eastAsia" w:ascii="宋体" w:hAnsi="宋体" w:eastAsia="宋体" w:cs="宋体"/>
               <w:szCs w:val="24"/>
             </w:rPr>
             <w:fldChar w:fldCharType="begin"/>
           </w:r>
           <w:r>
             <w:rPr>
-              <w:rFonts w:ascii="宋体" w:eastAsia="宋体" w:hAnsi="宋体" w:cs="宋体" w:hint="eastAsia"/>
+              <w:rFonts w:hint="eastAsia" w:ascii="宋体" w:hAnsi="宋体" w:eastAsia="宋体" w:cs="宋体"/>
               <w:szCs w:val="24"/>
             </w:rPr>
             <w:instrText xml:space="preserve"> HYPERLINK \l _Toc12085 </w:instrText>
           </w:r>
           <w:r>
             <w:rPr>
-              <w:rFonts w:ascii="宋体" w:eastAsia="宋体" w:hAnsi="宋体" w:cs="宋体" w:hint="eastAsia"/>
+              <w:rFonts w:hint="eastAsia" w:ascii="宋体" w:hAnsi="宋体" w:eastAsia="宋体" w:cs="宋体"/>
               <w:szCs w:val="24"/>
             </w:rPr>
             <w:fldChar w:fldCharType="separate"/>
@@ -2124,7 +2169,7 @@
           </w:r>
           <w:r>
             <w:rPr>
-              <w:rFonts w:ascii="宋体" w:eastAsia="宋体" w:hAnsi="宋体" w:cs="宋体" w:hint="eastAsia"/>
+              <w:rFonts w:hint="eastAsia" w:ascii="宋体" w:hAnsi="宋体" w:eastAsia="宋体" w:cs="宋体"/>
               <w:szCs w:val="24"/>
             </w:rPr>
             <w:fldChar w:fldCharType="end"/>
@@ -2132,28 +2177,28 @@
         </w:p>
         <w:p>
           <w:pPr>
-            <w:pStyle w:val="TOC2"/>
+            <w:pStyle w:val="17"/>
             <w:tabs>
               <w:tab w:val="right" w:leader="dot" w:pos="8306"/>
             </w:tabs>
           </w:pPr>
           <w:r>
             <w:rPr>
-              <w:rFonts w:ascii="宋体" w:eastAsia="宋体" w:hAnsi="宋体" w:cs="宋体" w:hint="eastAsia"/>
+              <w:rFonts w:hint="eastAsia" w:ascii="宋体" w:hAnsi="宋体" w:eastAsia="宋体" w:cs="宋体"/>
               <w:szCs w:val="24"/>
             </w:rPr>
             <w:fldChar w:fldCharType="begin"/>
           </w:r>
           <w:r>
             <w:rPr>
-              <w:rFonts w:ascii="宋体" w:eastAsia="宋体" w:hAnsi="宋体" w:cs="宋体" w:hint="eastAsia"/>
+              <w:rFonts w:hint="eastAsia" w:ascii="宋体" w:hAnsi="宋体" w:eastAsia="宋体" w:cs="宋体"/>
               <w:szCs w:val="24"/>
             </w:rPr>
             <w:instrText xml:space="preserve"> HYPERLINK \l _Toc15201 </w:instrText>
           </w:r>
           <w:r>
             <w:rPr>
-              <w:rFonts w:ascii="宋体" w:eastAsia="宋体" w:hAnsi="宋体" w:cs="宋体" w:hint="eastAsia"/>
+              <w:rFonts w:hint="eastAsia" w:ascii="宋体" w:hAnsi="宋体" w:eastAsia="宋体" w:cs="宋体"/>
               <w:szCs w:val="24"/>
             </w:rPr>
             <w:fldChar w:fldCharType="separate"/>
@@ -2192,7 +2237,7 @@
           </w:r>
           <w:r>
             <w:rPr>
-              <w:rFonts w:ascii="宋体" w:eastAsia="宋体" w:hAnsi="宋体" w:cs="宋体" w:hint="eastAsia"/>
+              <w:rFonts w:hint="eastAsia" w:ascii="宋体" w:hAnsi="宋体" w:eastAsia="宋体" w:cs="宋体"/>
               <w:szCs w:val="24"/>
             </w:rPr>
             <w:fldChar w:fldCharType="end"/>
@@ -2200,28 +2245,28 @@
         </w:p>
         <w:p>
           <w:pPr>
-            <w:pStyle w:val="TOC2"/>
+            <w:pStyle w:val="17"/>
             <w:tabs>
               <w:tab w:val="right" w:leader="dot" w:pos="8306"/>
             </w:tabs>
           </w:pPr>
           <w:r>
             <w:rPr>
-              <w:rFonts w:ascii="宋体" w:eastAsia="宋体" w:hAnsi="宋体" w:cs="宋体" w:hint="eastAsia"/>
+              <w:rFonts w:hint="eastAsia" w:ascii="宋体" w:hAnsi="宋体" w:eastAsia="宋体" w:cs="宋体"/>
               <w:szCs w:val="24"/>
             </w:rPr>
             <w:fldChar w:fldCharType="begin"/>
           </w:r>
           <w:r>
             <w:rPr>
-              <w:rFonts w:ascii="宋体" w:eastAsia="宋体" w:hAnsi="宋体" w:cs="宋体" w:hint="eastAsia"/>
+              <w:rFonts w:hint="eastAsia" w:ascii="宋体" w:hAnsi="宋体" w:eastAsia="宋体" w:cs="宋体"/>
               <w:szCs w:val="24"/>
             </w:rPr>
             <w:instrText xml:space="preserve"> HYPERLINK \l _Toc25233 </w:instrText>
           </w:r>
           <w:r>
             <w:rPr>
-              <w:rFonts w:ascii="宋体" w:eastAsia="宋体" w:hAnsi="宋体" w:cs="宋体" w:hint="eastAsia"/>
+              <w:rFonts w:hint="eastAsia" w:ascii="宋体" w:hAnsi="宋体" w:eastAsia="宋体" w:cs="宋体"/>
               <w:szCs w:val="24"/>
             </w:rPr>
             <w:fldChar w:fldCharType="separate"/>
@@ -2260,7 +2305,7 @@
           </w:r>
           <w:r>
             <w:rPr>
-              <w:rFonts w:ascii="宋体" w:eastAsia="宋体" w:hAnsi="宋体" w:cs="宋体" w:hint="eastAsia"/>
+              <w:rFonts w:hint="eastAsia" w:ascii="宋体" w:hAnsi="宋体" w:eastAsia="宋体" w:cs="宋体"/>
               <w:szCs w:val="24"/>
             </w:rPr>
             <w:fldChar w:fldCharType="end"/>
@@ -2268,35 +2313,35 @@
         </w:p>
         <w:p>
           <w:pPr>
-            <w:pStyle w:val="TOC2"/>
+            <w:pStyle w:val="17"/>
             <w:tabs>
               <w:tab w:val="right" w:leader="dot" w:pos="8306"/>
             </w:tabs>
           </w:pPr>
           <w:r>
             <w:rPr>
-              <w:rFonts w:ascii="宋体" w:eastAsia="宋体" w:hAnsi="宋体" w:cs="宋体" w:hint="eastAsia"/>
+              <w:rFonts w:hint="eastAsia" w:ascii="宋体" w:hAnsi="宋体" w:eastAsia="宋体" w:cs="宋体"/>
               <w:szCs w:val="24"/>
             </w:rPr>
             <w:fldChar w:fldCharType="begin"/>
           </w:r>
           <w:r>
             <w:rPr>
-              <w:rFonts w:ascii="宋体" w:eastAsia="宋体" w:hAnsi="宋体" w:cs="宋体" w:hint="eastAsia"/>
+              <w:rFonts w:hint="eastAsia" w:ascii="宋体" w:hAnsi="宋体" w:eastAsia="宋体" w:cs="宋体"/>
               <w:szCs w:val="24"/>
             </w:rPr>
             <w:instrText xml:space="preserve"> HYPERLINK \l _Toc29016 </w:instrText>
           </w:r>
           <w:r>
             <w:rPr>
-              <w:rFonts w:ascii="宋体" w:eastAsia="宋体" w:hAnsi="宋体" w:cs="宋体" w:hint="eastAsia"/>
+              <w:rFonts w:hint="eastAsia" w:ascii="宋体" w:hAnsi="宋体" w:eastAsia="宋体" w:cs="宋体"/>
               <w:szCs w:val="24"/>
             </w:rPr>
             <w:fldChar w:fldCharType="separate"/>
           </w:r>
           <w:r>
             <w:rPr>
-              <w:rFonts w:eastAsia="宋体" w:hint="default"/>
+              <w:rFonts w:hint="default" w:eastAsia="宋体"/>
               <w:lang w:val="en-US" w:eastAsia="zh-CN"/>
             </w:rPr>
             <w:t xml:space="preserve">5.5. </w:t>
@@ -2328,7 +2373,7 @@
           </w:r>
           <w:r>
             <w:rPr>
-              <w:rFonts w:ascii="宋体" w:eastAsia="宋体" w:hAnsi="宋体" w:cs="宋体" w:hint="eastAsia"/>
+              <w:rFonts w:hint="eastAsia" w:ascii="宋体" w:hAnsi="宋体" w:eastAsia="宋体" w:cs="宋体"/>
               <w:szCs w:val="24"/>
             </w:rPr>
             <w:fldChar w:fldCharType="end"/>
@@ -2336,28 +2381,28 @@
         </w:p>
         <w:p>
           <w:pPr>
-            <w:pStyle w:val="TOC3"/>
+            <w:pStyle w:val="13"/>
             <w:tabs>
               <w:tab w:val="right" w:leader="dot" w:pos="8306"/>
             </w:tabs>
           </w:pPr>
           <w:r>
             <w:rPr>
-              <w:rFonts w:ascii="宋体" w:eastAsia="宋体" w:hAnsi="宋体" w:cs="宋体" w:hint="eastAsia"/>
+              <w:rFonts w:hint="eastAsia" w:ascii="宋体" w:hAnsi="宋体" w:eastAsia="宋体" w:cs="宋体"/>
               <w:szCs w:val="24"/>
             </w:rPr>
             <w:fldChar w:fldCharType="begin"/>
           </w:r>
           <w:r>
             <w:rPr>
-              <w:rFonts w:ascii="宋体" w:eastAsia="宋体" w:hAnsi="宋体" w:cs="宋体" w:hint="eastAsia"/>
+              <w:rFonts w:hint="eastAsia" w:ascii="宋体" w:hAnsi="宋体" w:eastAsia="宋体" w:cs="宋体"/>
               <w:szCs w:val="24"/>
             </w:rPr>
             <w:instrText xml:space="preserve"> HYPERLINK \l _Toc16815 </w:instrText>
           </w:r>
           <w:r>
             <w:rPr>
-              <w:rFonts w:ascii="宋体" w:eastAsia="宋体" w:hAnsi="宋体" w:cs="宋体" w:hint="eastAsia"/>
+              <w:rFonts w:hint="eastAsia" w:ascii="宋体" w:hAnsi="宋体" w:eastAsia="宋体" w:cs="宋体"/>
               <w:szCs w:val="24"/>
             </w:rPr>
             <w:fldChar w:fldCharType="separate"/>
@@ -2389,7 +2434,7 @@
           </w:r>
           <w:r>
             <w:rPr>
-              <w:rFonts w:ascii="宋体" w:eastAsia="宋体" w:hAnsi="宋体" w:cs="宋体" w:hint="eastAsia"/>
+              <w:rFonts w:hint="eastAsia" w:ascii="宋体" w:hAnsi="宋体" w:eastAsia="宋体" w:cs="宋体"/>
               <w:szCs w:val="24"/>
             </w:rPr>
             <w:fldChar w:fldCharType="end"/>
@@ -2397,28 +2442,28 @@
         </w:p>
         <w:p>
           <w:pPr>
-            <w:pStyle w:val="TOC3"/>
+            <w:pStyle w:val="13"/>
             <w:tabs>
               <w:tab w:val="right" w:leader="dot" w:pos="8306"/>
             </w:tabs>
           </w:pPr>
           <w:r>
             <w:rPr>
-              <w:rFonts w:ascii="宋体" w:eastAsia="宋体" w:hAnsi="宋体" w:cs="宋体" w:hint="eastAsia"/>
+              <w:rFonts w:hint="eastAsia" w:ascii="宋体" w:hAnsi="宋体" w:eastAsia="宋体" w:cs="宋体"/>
               <w:szCs w:val="24"/>
             </w:rPr>
             <w:fldChar w:fldCharType="begin"/>
           </w:r>
           <w:r>
             <w:rPr>
-              <w:rFonts w:ascii="宋体" w:eastAsia="宋体" w:hAnsi="宋体" w:cs="宋体" w:hint="eastAsia"/>
+              <w:rFonts w:hint="eastAsia" w:ascii="宋体" w:hAnsi="宋体" w:eastAsia="宋体" w:cs="宋体"/>
               <w:szCs w:val="24"/>
             </w:rPr>
             <w:instrText xml:space="preserve"> HYPERLINK \l _Toc32149 </w:instrText>
           </w:r>
           <w:r>
             <w:rPr>
-              <w:rFonts w:ascii="宋体" w:eastAsia="宋体" w:hAnsi="宋体" w:cs="宋体" w:hint="eastAsia"/>
+              <w:rFonts w:hint="eastAsia" w:ascii="宋体" w:hAnsi="宋体" w:eastAsia="宋体" w:cs="宋体"/>
               <w:szCs w:val="24"/>
             </w:rPr>
             <w:fldChar w:fldCharType="separate"/>
@@ -2450,7 +2495,7 @@
           </w:r>
           <w:r>
             <w:rPr>
-              <w:rFonts w:ascii="宋体" w:eastAsia="宋体" w:hAnsi="宋体" w:cs="宋体" w:hint="eastAsia"/>
+              <w:rFonts w:hint="eastAsia" w:ascii="宋体" w:hAnsi="宋体" w:eastAsia="宋体" w:cs="宋体"/>
               <w:szCs w:val="24"/>
             </w:rPr>
             <w:fldChar w:fldCharType="end"/>
@@ -2458,28 +2503,28 @@
         </w:p>
         <w:p>
           <w:pPr>
-            <w:pStyle w:val="TOC3"/>
+            <w:pStyle w:val="13"/>
             <w:tabs>
               <w:tab w:val="right" w:leader="dot" w:pos="8306"/>
             </w:tabs>
           </w:pPr>
           <w:r>
             <w:rPr>
-              <w:rFonts w:ascii="宋体" w:eastAsia="宋体" w:hAnsi="宋体" w:cs="宋体" w:hint="eastAsia"/>
+              <w:rFonts w:hint="eastAsia" w:ascii="宋体" w:hAnsi="宋体" w:eastAsia="宋体" w:cs="宋体"/>
               <w:szCs w:val="24"/>
             </w:rPr>
             <w:fldChar w:fldCharType="begin"/>
           </w:r>
           <w:r>
             <w:rPr>
-              <w:rFonts w:ascii="宋体" w:eastAsia="宋体" w:hAnsi="宋体" w:cs="宋体" w:hint="eastAsia"/>
+              <w:rFonts w:hint="eastAsia" w:ascii="宋体" w:hAnsi="宋体" w:eastAsia="宋体" w:cs="宋体"/>
               <w:szCs w:val="24"/>
             </w:rPr>
             <w:instrText xml:space="preserve"> HYPERLINK \l _Toc6735 </w:instrText>
           </w:r>
           <w:r>
             <w:rPr>
-              <w:rFonts w:ascii="宋体" w:eastAsia="宋体" w:hAnsi="宋体" w:cs="宋体" w:hint="eastAsia"/>
+              <w:rFonts w:hint="eastAsia" w:ascii="宋体" w:hAnsi="宋体" w:eastAsia="宋体" w:cs="宋体"/>
               <w:szCs w:val="24"/>
             </w:rPr>
             <w:fldChar w:fldCharType="separate"/>
@@ -2511,7 +2556,7 @@
           </w:r>
           <w:r>
             <w:rPr>
-              <w:rFonts w:ascii="宋体" w:eastAsia="宋体" w:hAnsi="宋体" w:cs="宋体" w:hint="eastAsia"/>
+              <w:rFonts w:hint="eastAsia" w:ascii="宋体" w:hAnsi="宋体" w:eastAsia="宋体" w:cs="宋体"/>
               <w:szCs w:val="24"/>
             </w:rPr>
             <w:fldChar w:fldCharType="end"/>
@@ -2519,28 +2564,28 @@
         </w:p>
         <w:p>
           <w:pPr>
-            <w:pStyle w:val="TOC2"/>
+            <w:pStyle w:val="17"/>
             <w:tabs>
               <w:tab w:val="right" w:leader="dot" w:pos="8306"/>
             </w:tabs>
           </w:pPr>
           <w:r>
             <w:rPr>
-              <w:rFonts w:ascii="宋体" w:eastAsia="宋体" w:hAnsi="宋体" w:cs="宋体" w:hint="eastAsia"/>
+              <w:rFonts w:hint="eastAsia" w:ascii="宋体" w:hAnsi="宋体" w:eastAsia="宋体" w:cs="宋体"/>
               <w:szCs w:val="24"/>
             </w:rPr>
             <w:fldChar w:fldCharType="begin"/>
           </w:r>
           <w:r>
             <w:rPr>
-              <w:rFonts w:ascii="宋体" w:eastAsia="宋体" w:hAnsi="宋体" w:cs="宋体" w:hint="eastAsia"/>
+              <w:rFonts w:hint="eastAsia" w:ascii="宋体" w:hAnsi="宋体" w:eastAsia="宋体" w:cs="宋体"/>
               <w:szCs w:val="24"/>
             </w:rPr>
             <w:instrText xml:space="preserve"> HYPERLINK \l _Toc3406 </w:instrText>
           </w:r>
           <w:r>
             <w:rPr>
-              <w:rFonts w:ascii="宋体" w:eastAsia="宋体" w:hAnsi="宋体" w:cs="宋体" w:hint="eastAsia"/>
+              <w:rFonts w:hint="eastAsia" w:ascii="宋体" w:hAnsi="宋体" w:eastAsia="宋体" w:cs="宋体"/>
               <w:szCs w:val="24"/>
             </w:rPr>
             <w:fldChar w:fldCharType="separate"/>
@@ -2574,7 +2619,7 @@
           </w:r>
           <w:r>
             <w:rPr>
-              <w:rFonts w:ascii="宋体" w:eastAsia="宋体" w:hAnsi="宋体" w:cs="宋体" w:hint="eastAsia"/>
+              <w:rFonts w:hint="eastAsia" w:ascii="宋体" w:hAnsi="宋体" w:eastAsia="宋体" w:cs="宋体"/>
               <w:szCs w:val="24"/>
             </w:rPr>
             <w:fldChar w:fldCharType="end"/>
@@ -2582,42 +2627,42 @@
         </w:p>
         <w:p>
           <w:pPr>
-            <w:pStyle w:val="TOC1"/>
+            <w:pStyle w:val="16"/>
             <w:tabs>
               <w:tab w:val="right" w:leader="dot" w:pos="8306"/>
             </w:tabs>
           </w:pPr>
           <w:r>
             <w:rPr>
-              <w:rFonts w:ascii="宋体" w:eastAsia="宋体" w:hAnsi="宋体" w:cs="宋体" w:hint="eastAsia"/>
+              <w:rFonts w:hint="eastAsia" w:ascii="宋体" w:hAnsi="宋体" w:eastAsia="宋体" w:cs="宋体"/>
               <w:szCs w:val="24"/>
             </w:rPr>
             <w:fldChar w:fldCharType="begin"/>
           </w:r>
           <w:r>
             <w:rPr>
-              <w:rFonts w:ascii="宋体" w:eastAsia="宋体" w:hAnsi="宋体" w:cs="宋体" w:hint="eastAsia"/>
+              <w:rFonts w:hint="eastAsia" w:ascii="宋体" w:hAnsi="宋体" w:eastAsia="宋体" w:cs="宋体"/>
               <w:szCs w:val="24"/>
             </w:rPr>
             <w:instrText xml:space="preserve"> HYPERLINK \l _Toc27003 </w:instrText>
           </w:r>
           <w:r>
             <w:rPr>
-              <w:rFonts w:ascii="宋体" w:eastAsia="宋体" w:hAnsi="宋体" w:cs="宋体" w:hint="eastAsia"/>
+              <w:rFonts w:hint="eastAsia" w:ascii="宋体" w:hAnsi="宋体" w:eastAsia="宋体" w:cs="宋体"/>
               <w:szCs w:val="24"/>
             </w:rPr>
             <w:fldChar w:fldCharType="separate"/>
           </w:r>
           <w:r>
             <w:rPr>
-              <w:rFonts w:eastAsia="宋体" w:hint="default"/>
+              <w:rFonts w:hint="default" w:eastAsia="宋体"/>
               <w:lang w:val="en-US" w:eastAsia="zh-CN"/>
             </w:rPr>
             <w:t xml:space="preserve">6. </w:t>
           </w:r>
           <w:r>
             <w:rPr>
-              <w:rFonts w:eastAsia="宋体" w:hint="eastAsia"/>
+              <w:rFonts w:hint="eastAsia" w:eastAsia="宋体"/>
               <w:lang w:val="en-US" w:eastAsia="zh-CN"/>
             </w:rPr>
             <w:t>附则</w:t>
@@ -2642,7 +2687,7 @@
           </w:r>
           <w:r>
             <w:rPr>
-              <w:rFonts w:ascii="宋体" w:eastAsia="宋体" w:hAnsi="宋体" w:cs="宋体" w:hint="eastAsia"/>
+              <w:rFonts w:hint="eastAsia" w:ascii="宋体" w:hAnsi="宋体" w:eastAsia="宋体" w:cs="宋体"/>
               <w:szCs w:val="24"/>
             </w:rPr>
             <w:fldChar w:fldCharType="end"/>
@@ -2650,28 +2695,28 @@
         </w:p>
         <w:p>
           <w:pPr>
-            <w:pStyle w:val="TOC1"/>
+            <w:pStyle w:val="16"/>
             <w:tabs>
               <w:tab w:val="right" w:leader="dot" w:pos="8306"/>
             </w:tabs>
           </w:pPr>
           <w:r>
             <w:rPr>
-              <w:rFonts w:ascii="宋体" w:eastAsia="宋体" w:hAnsi="宋体" w:cs="宋体" w:hint="eastAsia"/>
+              <w:rFonts w:hint="eastAsia" w:ascii="宋体" w:hAnsi="宋体" w:eastAsia="宋体" w:cs="宋体"/>
               <w:szCs w:val="24"/>
             </w:rPr>
             <w:fldChar w:fldCharType="begin"/>
           </w:r>
           <w:r>
             <w:rPr>
-              <w:rFonts w:ascii="宋体" w:eastAsia="宋体" w:hAnsi="宋体" w:cs="宋体" w:hint="eastAsia"/>
+              <w:rFonts w:hint="eastAsia" w:ascii="宋体" w:hAnsi="宋体" w:eastAsia="宋体" w:cs="宋体"/>
               <w:szCs w:val="24"/>
             </w:rPr>
             <w:instrText xml:space="preserve"> HYPERLINK \l _Toc17253 </w:instrText>
           </w:r>
           <w:r>
             <w:rPr>
-              <w:rFonts w:ascii="宋体" w:eastAsia="宋体" w:hAnsi="宋体" w:cs="宋体" w:hint="eastAsia"/>
+              <w:rFonts w:hint="eastAsia" w:ascii="宋体" w:hAnsi="宋体" w:eastAsia="宋体" w:cs="宋体"/>
               <w:szCs w:val="24"/>
             </w:rPr>
             <w:fldChar w:fldCharType="separate"/>
@@ -2710,7 +2755,7 @@
           </w:r>
           <w:r>
             <w:rPr>
-              <w:rFonts w:ascii="宋体" w:eastAsia="宋体" w:hAnsi="宋体" w:cs="宋体" w:hint="eastAsia"/>
+              <w:rFonts w:hint="eastAsia" w:ascii="宋体" w:hAnsi="宋体" w:eastAsia="宋体" w:cs="宋体"/>
               <w:szCs w:val="24"/>
             </w:rPr>
             <w:fldChar w:fldCharType="end"/>
@@ -2718,28 +2763,28 @@
         </w:p>
         <w:p>
           <w:pPr>
-            <w:pStyle w:val="TOC1"/>
+            <w:pStyle w:val="16"/>
             <w:tabs>
               <w:tab w:val="right" w:leader="dot" w:pos="8306"/>
             </w:tabs>
           </w:pPr>
           <w:r>
             <w:rPr>
-              <w:rFonts w:ascii="宋体" w:eastAsia="宋体" w:hAnsi="宋体" w:cs="宋体" w:hint="eastAsia"/>
+              <w:rFonts w:hint="eastAsia" w:ascii="宋体" w:hAnsi="宋体" w:eastAsia="宋体" w:cs="宋体"/>
               <w:szCs w:val="24"/>
             </w:rPr>
             <w:fldChar w:fldCharType="begin"/>
           </w:r>
           <w:r>
             <w:rPr>
-              <w:rFonts w:ascii="宋体" w:eastAsia="宋体" w:hAnsi="宋体" w:cs="宋体" w:hint="eastAsia"/>
+              <w:rFonts w:hint="eastAsia" w:ascii="宋体" w:hAnsi="宋体" w:eastAsia="宋体" w:cs="宋体"/>
               <w:szCs w:val="24"/>
             </w:rPr>
             <w:instrText xml:space="preserve"> HYPERLINK \l _Toc134 </w:instrText>
           </w:r>
           <w:r>
             <w:rPr>
-              <w:rFonts w:ascii="宋体" w:eastAsia="宋体" w:hAnsi="宋体" w:cs="宋体" w:hint="eastAsia"/>
+              <w:rFonts w:hint="eastAsia" w:ascii="宋体" w:hAnsi="宋体" w:eastAsia="宋体" w:cs="宋体"/>
               <w:szCs w:val="24"/>
             </w:rPr>
             <w:fldChar w:fldCharType="separate"/>
@@ -2778,7 +2823,7 @@
           </w:r>
           <w:r>
             <w:rPr>
-              <w:rFonts w:ascii="宋体" w:eastAsia="宋体" w:hAnsi="宋体" w:cs="宋体" w:hint="eastAsia"/>
+              <w:rFonts w:hint="eastAsia" w:ascii="宋体" w:hAnsi="宋体" w:eastAsia="宋体" w:cs="宋体"/>
               <w:szCs w:val="24"/>
             </w:rPr>
             <w:fldChar w:fldCharType="end"/>
@@ -2788,7 +2833,7 @@
           <w:pPr>
             <w:bidi w:val="0"/>
             <w:rPr>
-              <w:rFonts w:ascii="宋体" w:eastAsia="宋体" w:hAnsi="宋体" w:cs="宋体" w:hint="eastAsia"/>
+              <w:rFonts w:hint="eastAsia" w:ascii="宋体" w:hAnsi="宋体" w:eastAsia="宋体" w:cs="宋体"/>
               <w:snapToGrid w:val="0"/>
               <w:color w:val="000000"/>
               <w:kern w:val="0"/>
@@ -2799,7 +2844,7 @@
           </w:pPr>
           <w:r>
             <w:rPr>
-              <w:rFonts w:ascii="宋体" w:eastAsia="宋体" w:hAnsi="宋体" w:cs="宋体" w:hint="eastAsia"/>
+              <w:rFonts w:hint="eastAsia" w:ascii="宋体" w:hAnsi="宋体" w:eastAsia="宋体" w:cs="宋体"/>
               <w:szCs w:val="24"/>
             </w:rPr>
             <w:fldChar w:fldCharType="end"/>
@@ -2810,7 +2855,7 @@
     <w:p>
       <w:pPr>
         <w:rPr>
-          <w:rFonts w:ascii="Arial" w:eastAsia="Arial" w:hAnsi="Arial" w:cs="Arial"/>
+          <w:rFonts w:ascii="Arial" w:hAnsi="Arial" w:eastAsia="Arial" w:cs="Arial"/>
           <w:snapToGrid w:val="0"/>
           <w:color w:val="000000"/>
           <w:kern w:val="0"/>
@@ -2821,7 +2866,7 @@
       </w:pPr>
       <w:r>
         <w:rPr>
-          <w:rFonts w:ascii="Arial" w:eastAsia="Arial" w:hAnsi="Arial" w:cs="Arial"/>
+          <w:rFonts w:ascii="Arial" w:hAnsi="Arial" w:eastAsia="Arial" w:cs="Arial"/>
           <w:snapToGrid w:val="0"/>
           <w:color w:val="000000"/>
           <w:kern w:val="0"/>
@@ -2834,68 +2879,68 @@
     </w:p>
     <w:p>
       <w:pPr>
-        <w:pStyle w:val="1"/>
+        <w:pStyle w:val="28"/>
         <w:bidi w:val="0"/>
       </w:pPr>
-      <w:bookmarkStart w:id="3" w:name="_Toc10850"/>
+      <w:bookmarkStart w:id="2" w:name="_Toc10850"/>
       <w:r>
         <w:t>目的</w:t>
       </w:r>
+      <w:bookmarkEnd w:id="2"/>
+    </w:p>
+    <w:p>
+      <w:pPr>
+        <w:pStyle w:val="29"/>
+        <w:bidi w:val="0"/>
+      </w:pPr>
+      <w:r>
+        <w:rPr>
+          <w:rFonts w:hint="eastAsia"/>
+          <w:lang w:val="en-US" w:eastAsia="zh-CN"/>
+        </w:rPr>
+        <w:t>为</w:t>
+      </w:r>
+      <w:r>
+        <w:t>确保维护服务过程的涉及到的处理、存储和网络以最经济和及时的方式与发展中的业务需求相匹配，特制定此</w:t>
+      </w:r>
+      <w:r>
+        <w:rPr>
+          <w:rFonts w:hint="eastAsia"/>
+          <w:lang w:val="en-US" w:eastAsia="zh-CN"/>
+        </w:rPr>
+        <w:t>制度</w:t>
+      </w:r>
+      <w:r>
+        <w:t>。</w:t>
+      </w:r>
+    </w:p>
+    <w:p>
+      <w:pPr>
+        <w:pStyle w:val="28"/>
+        <w:bidi w:val="0"/>
+        <w:rPr>
+          <w:rFonts w:hint="eastAsia"/>
+          <w:lang w:val="en-US" w:eastAsia="zh-CN"/>
+        </w:rPr>
+      </w:pPr>
+      <w:bookmarkStart w:id="3" w:name="_Toc22796"/>
+      <w:r>
+        <w:rPr>
+          <w:rFonts w:hint="eastAsia"/>
+          <w:lang w:val="en-US" w:eastAsia="zh-CN"/>
+        </w:rPr>
+        <w:t>原则</w:t>
+      </w:r>
       <w:bookmarkEnd w:id="3"/>
     </w:p>
     <w:p>
       <w:pPr>
-        <w:pStyle w:val="a1"/>
-        <w:bidi w:val="0"/>
-      </w:pPr>
-      <w:r>
-        <w:rPr>
-          <w:rFonts w:hint="eastAsia"/>
-          <w:lang w:val="en-US" w:eastAsia="zh-CN"/>
-        </w:rPr>
-        <w:t>为</w:t>
-      </w:r>
-      <w:r>
-        <w:t>确保维护服务过程的涉及到的处理、存储和网络以最经济和及时的方式与发展中的业务需求相匹配，特制定此</w:t>
-      </w:r>
-      <w:r>
-        <w:rPr>
-          <w:rFonts w:hint="eastAsia"/>
-          <w:lang w:val="en-US" w:eastAsia="zh-CN"/>
-        </w:rPr>
-        <w:t>制度</w:t>
-      </w:r>
-      <w:r>
-        <w:t>。</w:t>
-      </w:r>
-    </w:p>
-    <w:p>
-      <w:pPr>
-        <w:pStyle w:val="1"/>
-        <w:bidi w:val="0"/>
-        <w:rPr>
-          <w:rFonts w:hint="eastAsia"/>
-          <w:lang w:val="en-US" w:eastAsia="zh-CN"/>
-        </w:rPr>
-      </w:pPr>
-      <w:bookmarkStart w:id="4" w:name="_Toc22796"/>
-      <w:r>
-        <w:rPr>
-          <w:rFonts w:hint="eastAsia"/>
-          <w:lang w:val="en-US" w:eastAsia="zh-CN"/>
-        </w:rPr>
-        <w:t>原则</w:t>
-      </w:r>
-      <w:bookmarkEnd w:id="4"/>
-    </w:p>
-    <w:p>
-      <w:pPr>
-        <w:pStyle w:val="a1"/>
+        <w:pStyle w:val="29"/>
         <w:numPr>
           <w:ilvl w:val="0"/>
           <w:numId w:val="2"/>
         </w:numPr>
-        <w:ind w:left="425" w:hanging="425" w:leftChars="0" w:firstLineChars="0"/>
+        <w:ind w:left="425" w:leftChars="0" w:hanging="425" w:firstLineChars="0"/>
         <w:rPr>
           <w:rFonts w:hint="eastAsia"/>
           <w:lang w:val="en-US" w:eastAsia="zh-CN"/>
@@ -2911,12 +2956,12 @@
     </w:p>
     <w:p>
       <w:pPr>
-        <w:pStyle w:val="a1"/>
+        <w:pStyle w:val="29"/>
         <w:numPr>
           <w:ilvl w:val="0"/>
           <w:numId w:val="2"/>
         </w:numPr>
-        <w:ind w:left="425" w:hanging="425" w:leftChars="0" w:firstLineChars="0"/>
+        <w:ind w:left="425" w:leftChars="0" w:hanging="425" w:firstLineChars="0"/>
         <w:rPr>
           <w:rFonts w:hint="eastAsia"/>
           <w:lang w:val="en-US" w:eastAsia="zh-CN"/>
@@ -2932,12 +2977,12 @@
     </w:p>
     <w:p>
       <w:pPr>
-        <w:pStyle w:val="a1"/>
+        <w:pStyle w:val="29"/>
         <w:numPr>
           <w:ilvl w:val="0"/>
           <w:numId w:val="2"/>
         </w:numPr>
-        <w:ind w:left="425" w:hanging="425" w:leftChars="0" w:firstLineChars="0"/>
+        <w:ind w:left="425" w:leftChars="0" w:hanging="425" w:firstLineChars="0"/>
         <w:rPr>
           <w:rFonts w:hint="eastAsia"/>
           <w:lang w:val="en-US" w:eastAsia="zh-CN"/>
@@ -2953,12 +2998,12 @@
     </w:p>
     <w:p>
       <w:pPr>
-        <w:pStyle w:val="a1"/>
+        <w:pStyle w:val="29"/>
         <w:numPr>
           <w:ilvl w:val="0"/>
           <w:numId w:val="2"/>
         </w:numPr>
-        <w:ind w:left="425" w:hanging="425" w:leftChars="0" w:firstLineChars="0"/>
+        <w:ind w:left="425" w:leftChars="0" w:hanging="425" w:firstLineChars="0"/>
         <w:rPr>
           <w:rFonts w:hint="eastAsia"/>
           <w:lang w:val="en-US" w:eastAsia="zh-CN"/>
@@ -2974,12 +3019,12 @@
     </w:p>
     <w:p>
       <w:pPr>
-        <w:pStyle w:val="a1"/>
+        <w:pStyle w:val="29"/>
         <w:numPr>
           <w:ilvl w:val="0"/>
           <w:numId w:val="2"/>
         </w:numPr>
-        <w:ind w:left="425" w:hanging="425" w:leftChars="0" w:firstLineChars="0"/>
+        <w:ind w:left="425" w:leftChars="0" w:hanging="425" w:firstLineChars="0"/>
         <w:rPr>
           <w:rFonts w:hint="eastAsia"/>
           <w:lang w:val="en-US" w:eastAsia="zh-CN"/>
@@ -2995,10 +3040,10 @@
     </w:p>
     <w:p>
       <w:pPr>
-        <w:pStyle w:val="1"/>
+        <w:pStyle w:val="28"/>
         <w:bidi w:val="0"/>
       </w:pPr>
-      <w:bookmarkStart w:id="5" w:name="_Toc4483"/>
+      <w:bookmarkStart w:id="4" w:name="_Toc4483"/>
       <w:r>
         <w:rPr>
           <w:rFonts w:hint="eastAsia"/>
@@ -3009,64 +3054,64 @@
       <w:r>
         <w:t>范围</w:t>
       </w:r>
+      <w:bookmarkEnd w:id="4"/>
+    </w:p>
+    <w:p>
+      <w:pPr>
+        <w:pStyle w:val="29"/>
+        <w:bidi w:val="0"/>
+      </w:pPr>
+      <w:r>
+        <w:t>用于公司通过对维护服务过程及信息安全管理体系涉及的容量的规划、改进和管理，提供满足容量需求的维护服务活动。</w:t>
+      </w:r>
+    </w:p>
+    <w:p>
+      <w:pPr>
+        <w:pStyle w:val="28"/>
+        <w:bidi w:val="0"/>
+        <w:rPr>
+          <w:rFonts w:hint="eastAsia"/>
+          <w:lang w:val="en-US" w:eastAsia="zh-CN"/>
+        </w:rPr>
+      </w:pPr>
+      <w:bookmarkStart w:id="5" w:name="_Toc11308"/>
+      <w:r>
+        <w:rPr>
+          <w:rFonts w:hint="eastAsia"/>
+          <w:lang w:val="en-US" w:eastAsia="zh-CN"/>
+        </w:rPr>
+        <w:t>岗位职责</w:t>
+      </w:r>
       <w:bookmarkEnd w:id="5"/>
     </w:p>
     <w:p>
       <w:pPr>
-        <w:pStyle w:val="a1"/>
+        <w:pStyle w:val="30"/>
         <w:bidi w:val="0"/>
-      </w:pPr>
-      <w:r>
-        <w:t>用于公司通过对维护服务过程及信息安全管理体系涉及的容量的规划、改进和管理，提供满足容量需求的维护服务活动。</w:t>
-      </w:r>
-    </w:p>
-    <w:p>
-      <w:pPr>
-        <w:pStyle w:val="1"/>
-        <w:bidi w:val="0"/>
+        <w:rPr>
+          <w:rFonts w:hint="default"/>
+          <w:lang w:val="en-US" w:eastAsia="zh-CN"/>
+        </w:rPr>
+      </w:pPr>
+      <w:bookmarkStart w:id="6" w:name="_Toc7092"/>
+      <w:r>
         <w:rPr>
           <w:rFonts w:hint="eastAsia"/>
           <w:lang w:val="en-US" w:eastAsia="zh-CN"/>
         </w:rPr>
-      </w:pPr>
-      <w:bookmarkStart w:id="6" w:name="_Toc11308"/>
-      <w:r>
-        <w:rPr>
-          <w:rFonts w:hint="eastAsia"/>
-          <w:lang w:val="en-US" w:eastAsia="zh-CN"/>
-        </w:rPr>
-        <w:t>岗位职责</w:t>
+        <w:t>运维部</w:t>
       </w:r>
       <w:bookmarkEnd w:id="6"/>
     </w:p>
     <w:p>
       <w:pPr>
-        <w:pStyle w:val="2"/>
-        <w:bidi w:val="0"/>
-        <w:rPr>
-          <w:rFonts w:hint="default"/>
-          <w:lang w:val="en-US" w:eastAsia="zh-CN"/>
-        </w:rPr>
-      </w:pPr>
-      <w:bookmarkStart w:id="7" w:name="_Toc7092"/>
-      <w:r>
-        <w:rPr>
-          <w:rFonts w:hint="eastAsia"/>
-          <w:lang w:val="en-US" w:eastAsia="zh-CN"/>
-        </w:rPr>
-        <w:t>运维部</w:t>
-      </w:r>
-      <w:bookmarkEnd w:id="7"/>
-    </w:p>
-    <w:p>
-      <w:pPr>
-        <w:pStyle w:val="a3"/>
+        <w:pStyle w:val="39"/>
         <w:numPr>
           <w:ilvl w:val="0"/>
           <w:numId w:val="3"/>
         </w:numPr>
         <w:bidi w:val="0"/>
-        <w:ind w:left="425" w:hanging="425" w:leftChars="0" w:firstLineChars="0"/>
+        <w:ind w:left="425" w:leftChars="0" w:hanging="425" w:firstLineChars="0"/>
       </w:pPr>
       <w:r>
         <w:t>负责从技术层面对项目容量</w:t>
@@ -3084,13 +3129,13 @@
     </w:p>
     <w:p>
       <w:pPr>
-        <w:pStyle w:val="a3"/>
+        <w:pStyle w:val="39"/>
         <w:numPr>
           <w:ilvl w:val="0"/>
           <w:numId w:val="3"/>
         </w:numPr>
         <w:bidi w:val="0"/>
-        <w:ind w:left="425" w:hanging="425" w:leftChars="0" w:firstLineChars="0"/>
+        <w:ind w:left="425" w:leftChars="0" w:hanging="425" w:firstLineChars="0"/>
       </w:pPr>
       <w:r>
         <w:t>负责指导项目容量监控与优化工作</w:t>
@@ -3098,13 +3143,13 @@
     </w:p>
     <w:p>
       <w:pPr>
-        <w:pStyle w:val="a3"/>
+        <w:pStyle w:val="39"/>
         <w:numPr>
           <w:ilvl w:val="0"/>
           <w:numId w:val="3"/>
         </w:numPr>
         <w:bidi w:val="0"/>
-        <w:ind w:left="425" w:hanging="425" w:leftChars="0" w:firstLineChars="0"/>
+        <w:ind w:left="425" w:leftChars="0" w:hanging="425" w:firstLineChars="0"/>
       </w:pPr>
       <w:r>
         <w:t>负责收集客户业务需求，调查业务系统现状，开展项目容量规划相关工作。</w:t>
@@ -3112,13 +3157,13 @@
     </w:p>
     <w:p>
       <w:pPr>
-        <w:pStyle w:val="a3"/>
+        <w:pStyle w:val="39"/>
         <w:numPr>
           <w:ilvl w:val="0"/>
           <w:numId w:val="3"/>
         </w:numPr>
         <w:bidi w:val="0"/>
-        <w:ind w:left="425" w:hanging="425" w:leftChars="0" w:firstLineChars="0"/>
+        <w:ind w:left="425" w:leftChars="0" w:hanging="425" w:firstLineChars="0"/>
       </w:pPr>
       <w:r>
         <w:t>按照规划开展项目的容量监控工作，收集客户业务需求、业务系统容量数据、项目资源容量数据，必要情况下采取临时措施应对系统容量不足的风险。</w:t>
@@ -3126,13 +3171,13 @@
     </w:p>
     <w:p>
       <w:pPr>
-        <w:pStyle w:val="a3"/>
+        <w:pStyle w:val="39"/>
         <w:numPr>
           <w:ilvl w:val="0"/>
           <w:numId w:val="3"/>
         </w:numPr>
         <w:bidi w:val="0"/>
-        <w:ind w:left="425" w:hanging="425" w:leftChars="0" w:firstLineChars="0"/>
+        <w:ind w:left="425" w:leftChars="0" w:hanging="425" w:firstLineChars="0"/>
       </w:pPr>
       <w:r>
         <w:t>定期开展容量分析和评估工作，判断系统容量趋势和风险，提出并实施项目容量优化方案。</w:t>
@@ -3140,14 +3185,14 @@
     </w:p>
     <w:p>
       <w:pPr>
-        <w:pStyle w:val="2"/>
+        <w:pStyle w:val="30"/>
         <w:bidi w:val="0"/>
         <w:rPr>
           <w:rFonts w:hint="default"/>
           <w:lang w:val="en-US" w:eastAsia="zh-CN"/>
         </w:rPr>
       </w:pPr>
-      <w:bookmarkStart w:id="8" w:name="_Toc11139"/>
+      <w:bookmarkStart w:id="7" w:name="_Toc11139"/>
       <w:r>
         <w:rPr>
           <w:rFonts w:hint="eastAsia"/>
@@ -3155,17 +3200,17 @@
         </w:rPr>
         <w:t>运维项目经理</w:t>
       </w:r>
-      <w:bookmarkEnd w:id="8"/>
-    </w:p>
-    <w:p>
-      <w:pPr>
-        <w:pStyle w:val="a3"/>
+      <w:bookmarkEnd w:id="7"/>
+    </w:p>
+    <w:p>
+      <w:pPr>
+        <w:pStyle w:val="39"/>
         <w:numPr>
           <w:ilvl w:val="0"/>
           <w:numId w:val="4"/>
         </w:numPr>
         <w:bidi w:val="0"/>
-        <w:ind w:left="425" w:hanging="425" w:leftChars="0" w:firstLineChars="0"/>
+        <w:ind w:left="425" w:leftChars="0" w:hanging="425" w:firstLineChars="0"/>
       </w:pPr>
       <w:r>
         <w:t>负责从业务、成本层面对项目</w:t>
@@ -3183,13 +3228,13 @@
     </w:p>
     <w:p>
       <w:pPr>
-        <w:pStyle w:val="a3"/>
+        <w:pStyle w:val="39"/>
         <w:numPr>
           <w:ilvl w:val="0"/>
           <w:numId w:val="4"/>
         </w:numPr>
         <w:bidi w:val="0"/>
-        <w:ind w:left="425" w:hanging="425" w:leftChars="0" w:firstLineChars="0"/>
+        <w:ind w:left="425" w:leftChars="0" w:hanging="425" w:firstLineChars="0"/>
         <w:rPr>
           <w:rFonts w:hint="default"/>
           <w:lang w:val="en-US" w:eastAsia="zh-CN"/>
@@ -3201,49 +3246,49 @@
     </w:p>
     <w:p>
       <w:pPr>
-        <w:pStyle w:val="1"/>
+        <w:pStyle w:val="28"/>
         <w:bidi w:val="0"/>
         <w:rPr>
-          <w:rStyle w:val="1Char"/>
-          <w:rFonts w:eastAsia="宋体" w:hint="default"/>
-          <w:lang w:val="en-US" w:eastAsia="zh-CN"/>
-        </w:rPr>
-      </w:pPr>
-      <w:bookmarkStart w:id="9" w:name="bookmark3"/>
+          <w:rStyle w:val="38"/>
+          <w:rFonts w:hint="default" w:eastAsia="宋体"/>
+          <w:lang w:val="en-US" w:eastAsia="zh-CN"/>
+        </w:rPr>
+      </w:pPr>
+      <w:bookmarkStart w:id="8" w:name="bookmark3"/>
+      <w:bookmarkEnd w:id="8"/>
+      <w:bookmarkStart w:id="9" w:name="_Toc18957"/>
+      <w:bookmarkStart w:id="10" w:name="_Toc17424"/>
+      <w:r>
+        <w:rPr>
+          <w:rFonts w:hint="eastAsia"/>
+          <w:lang w:val="en-US" w:eastAsia="zh-CN"/>
+        </w:rPr>
+        <w:t>容量管理流程</w:t>
+      </w:r>
       <w:bookmarkEnd w:id="9"/>
-      <w:bookmarkStart w:id="10" w:name="_Toc18957"/>
-      <w:bookmarkStart w:id="11" w:name="_Toc17424"/>
-      <w:r>
+    </w:p>
+    <w:p>
+      <w:pPr>
+        <w:pStyle w:val="30"/>
+        <w:bidi w:val="0"/>
         <w:rPr>
           <w:rFonts w:hint="eastAsia"/>
           <w:lang w:val="en-US" w:eastAsia="zh-CN"/>
         </w:rPr>
-        <w:t>容量管理流程</w:t>
-      </w:r>
-      <w:bookmarkEnd w:id="10"/>
-    </w:p>
-    <w:p>
-      <w:pPr>
-        <w:pStyle w:val="2"/>
-        <w:bidi w:val="0"/>
+      </w:pPr>
+      <w:bookmarkStart w:id="11" w:name="_Toc2301"/>
+      <w:r>
         <w:rPr>
           <w:rFonts w:hint="eastAsia"/>
           <w:lang w:val="en-US" w:eastAsia="zh-CN"/>
         </w:rPr>
-      </w:pPr>
-      <w:bookmarkStart w:id="12" w:name="_Toc2301"/>
-      <w:r>
-        <w:rPr>
-          <w:rFonts w:hint="eastAsia"/>
-          <w:lang w:val="en-US" w:eastAsia="zh-CN"/>
-        </w:rPr>
         <w:t>容量规划</w:t>
       </w:r>
-      <w:bookmarkEnd w:id="12"/>
-    </w:p>
-    <w:p>
-      <w:pPr>
-        <w:pStyle w:val="a1"/>
+      <w:bookmarkEnd w:id="11"/>
+    </w:p>
+    <w:p>
+      <w:pPr>
+        <w:pStyle w:val="29"/>
         <w:bidi w:val="0"/>
       </w:pPr>
       <w:r>
@@ -3269,7 +3314,7 @@
     </w:p>
     <w:p>
       <w:pPr>
-        <w:pStyle w:val="a1"/>
+        <w:pStyle w:val="29"/>
         <w:bidi w:val="0"/>
       </w:pPr>
       <w:r>
@@ -3295,14 +3340,14 @@
     </w:p>
     <w:p>
       <w:pPr>
-        <w:pStyle w:val="2"/>
+        <w:pStyle w:val="30"/>
         <w:bidi w:val="0"/>
         <w:rPr>
           <w:rFonts w:hint="eastAsia"/>
           <w:lang w:val="en-US" w:eastAsia="zh-CN"/>
         </w:rPr>
       </w:pPr>
-      <w:bookmarkStart w:id="13" w:name="_Toc12085"/>
+      <w:bookmarkStart w:id="12" w:name="_Toc12085"/>
       <w:r>
         <w:rPr>
           <w:rFonts w:hint="eastAsia"/>
@@ -3310,11 +3355,11 @@
         </w:rPr>
         <w:t>容量监控</w:t>
       </w:r>
-      <w:bookmarkEnd w:id="13"/>
-    </w:p>
-    <w:p>
-      <w:pPr>
-        <w:pStyle w:val="a1"/>
+      <w:bookmarkEnd w:id="12"/>
+    </w:p>
+    <w:p>
+      <w:pPr>
+        <w:pStyle w:val="29"/>
         <w:rPr>
           <w:rFonts w:hint="eastAsia"/>
           <w:lang w:val="en-US" w:eastAsia="zh-CN"/>
@@ -3322,7 +3367,7 @@
       </w:pPr>
       <w:r>
         <w:rPr>
-          <w:rFonts w:ascii="宋体" w:eastAsia="宋体" w:hAnsi="宋体" w:cs="宋体"/>
+          <w:rFonts w:ascii="宋体" w:hAnsi="宋体" w:eastAsia="宋体" w:cs="宋体"/>
           <w:spacing w:val="-3"/>
           <w:sz w:val="24"/>
           <w:szCs w:val="24"/>
@@ -3331,7 +3376,7 @@
       </w:r>
       <w:r>
         <w:rPr>
-          <w:rFonts w:ascii="宋体" w:hAnsi="宋体" w:cs="宋体" w:hint="eastAsia"/>
+          <w:rFonts w:hint="eastAsia" w:ascii="宋体" w:hAnsi="宋体" w:cs="宋体"/>
           <w:spacing w:val="-3"/>
           <w:sz w:val="24"/>
           <w:szCs w:val="24"/>
@@ -3341,7 +3386,7 @@
       </w:r>
       <w:r>
         <w:rPr>
-          <w:rFonts w:ascii="宋体" w:eastAsia="宋体" w:hAnsi="宋体" w:cs="宋体"/>
+          <w:rFonts w:ascii="宋体" w:hAnsi="宋体" w:eastAsia="宋体" w:cs="宋体"/>
           <w:spacing w:val="-3"/>
           <w:sz w:val="24"/>
           <w:szCs w:val="24"/>
@@ -3350,7 +3395,7 @@
       </w:r>
       <w:r>
         <w:rPr>
-          <w:rFonts w:ascii="宋体" w:eastAsia="宋体" w:hAnsi="宋体" w:cs="宋体" w:hint="eastAsia"/>
+          <w:rFonts w:hint="eastAsia" w:ascii="宋体" w:hAnsi="宋体" w:eastAsia="宋体" w:cs="宋体"/>
           <w:spacing w:val="-3"/>
           <w:sz w:val="24"/>
           <w:szCs w:val="24"/>
@@ -3360,7 +3405,7 @@
       </w:r>
       <w:r>
         <w:rPr>
-          <w:rFonts w:ascii="宋体" w:eastAsia="宋体" w:hAnsi="宋体" w:cs="宋体"/>
+          <w:rFonts w:ascii="宋体" w:hAnsi="宋体" w:eastAsia="宋体" w:cs="宋体"/>
           <w:spacing w:val="-3"/>
           <w:sz w:val="24"/>
           <w:szCs w:val="24"/>
@@ -3369,7 +3414,7 @@
       </w:r>
       <w:r>
         <w:rPr>
-          <w:rFonts w:ascii="宋体" w:eastAsia="宋体" w:hAnsi="宋体" w:cs="宋体"/>
+          <w:rFonts w:ascii="宋体" w:hAnsi="宋体" w:eastAsia="宋体" w:cs="宋体"/>
           <w:spacing w:val="-4"/>
           <w:sz w:val="24"/>
           <w:szCs w:val="24"/>
@@ -3378,7 +3423,7 @@
       </w:r>
       <w:r>
         <w:rPr>
-          <w:rFonts w:ascii="宋体" w:eastAsia="宋体" w:hAnsi="宋体" w:cs="宋体"/>
+          <w:rFonts w:ascii="宋体" w:hAnsi="宋体" w:eastAsia="宋体" w:cs="宋体"/>
           <w:spacing w:val="-1"/>
           <w:sz w:val="24"/>
           <w:szCs w:val="24"/>
@@ -3388,14 +3433,14 @@
     </w:p>
     <w:p>
       <w:pPr>
-        <w:pStyle w:val="2"/>
+        <w:pStyle w:val="30"/>
         <w:bidi w:val="0"/>
         <w:rPr>
           <w:rFonts w:hint="eastAsia"/>
           <w:lang w:val="en-US" w:eastAsia="zh-CN"/>
         </w:rPr>
       </w:pPr>
-      <w:bookmarkStart w:id="14" w:name="_Toc15201"/>
+      <w:bookmarkStart w:id="13" w:name="_Toc15201"/>
       <w:r>
         <w:rPr>
           <w:rFonts w:hint="eastAsia"/>
@@ -3403,14 +3448,52 @@
         </w:rPr>
         <w:t>容量分析和评估</w:t>
       </w:r>
+      <w:bookmarkEnd w:id="13"/>
+    </w:p>
+    <w:p>
+      <w:pPr>
+        <w:pStyle w:val="29"/>
+        <w:bidi w:val="0"/>
+      </w:pPr>
+      <w:r>
+        <w:rPr>
+          <w:rFonts w:hint="eastAsia"/>
+          <w:lang w:val="en-US" w:eastAsia="zh-CN"/>
+        </w:rPr>
+        <w:t>运维</w:t>
+      </w:r>
+      <w:r>
+        <w:t>项目经理定期对客户业务需求、业务系统容量数据、项目资源容量数据、进行分析和评估，分析容量趋势和变化，识别容量风险。必要情况下采取临时措施应对容量不足的问题。</w:t>
+      </w:r>
+    </w:p>
+    <w:p>
+      <w:pPr>
+        <w:pStyle w:val="30"/>
+        <w:bidi w:val="0"/>
+        <w:rPr>
+          <w:rFonts w:hint="eastAsia"/>
+          <w:lang w:val="en-US" w:eastAsia="zh-CN"/>
+        </w:rPr>
+      </w:pPr>
+      <w:bookmarkStart w:id="14" w:name="_Toc25233"/>
+      <w:r>
+        <w:rPr>
+          <w:rFonts w:hint="eastAsia"/>
+          <w:lang w:val="en-US" w:eastAsia="zh-CN"/>
+        </w:rPr>
+        <w:t>容量优化</w:t>
+      </w:r>
       <w:bookmarkEnd w:id="14"/>
     </w:p>
     <w:p>
       <w:pPr>
-        <w:pStyle w:val="a1"/>
+        <w:pStyle w:val="29"/>
         <w:bidi w:val="0"/>
       </w:pPr>
       <w:r>
+        <w:t>针对容量风险，</w:t>
+      </w:r>
+      <w:r>
         <w:rPr>
           <w:rFonts w:hint="eastAsia"/>
           <w:lang w:val="en-US" w:eastAsia="zh-CN"/>
@@ -3418,50 +3501,12 @@
         <w:t>运维</w:t>
       </w:r>
       <w:r>
-        <w:t>项目经理定期对客户业务需求、业务系统容量数据、项目资源容量数据、进行分析和评估，分析容量趋势和变化，识别容量风险。必要情况下采取临时措施应对容量不足的问题。</w:t>
-      </w:r>
-    </w:p>
-    <w:p>
-      <w:pPr>
-        <w:pStyle w:val="2"/>
-        <w:bidi w:val="0"/>
-        <w:rPr>
-          <w:rFonts w:hint="eastAsia"/>
-          <w:lang w:val="en-US" w:eastAsia="zh-CN"/>
-        </w:rPr>
-      </w:pPr>
-      <w:bookmarkStart w:id="15" w:name="_Toc25233"/>
-      <w:r>
-        <w:rPr>
-          <w:rFonts w:hint="eastAsia"/>
-          <w:lang w:val="en-US" w:eastAsia="zh-CN"/>
-        </w:rPr>
-        <w:t>容量优化</w:t>
-      </w:r>
-      <w:bookmarkEnd w:id="15"/>
-    </w:p>
-    <w:p>
-      <w:pPr>
-        <w:pStyle w:val="a1"/>
-        <w:bidi w:val="0"/>
-      </w:pPr>
-      <w:r>
-        <w:t>针对容量风险，</w:t>
-      </w:r>
-      <w:r>
-        <w:rPr>
-          <w:rFonts w:hint="eastAsia"/>
-          <w:lang w:val="en-US" w:eastAsia="zh-CN"/>
-        </w:rPr>
-        <w:t>运维</w:t>
-      </w:r>
-      <w:r>
         <w:t>项目经理制定相应的《容量优化方案》，明确优化措施和实施计划。</w:t>
       </w:r>
     </w:p>
     <w:p>
       <w:pPr>
-        <w:pStyle w:val="a1"/>
+        <w:pStyle w:val="29"/>
         <w:bidi w:val="0"/>
       </w:pPr>
       <w:r>
@@ -3487,14 +3532,14 @@
     </w:p>
     <w:p>
       <w:pPr>
-        <w:pStyle w:val="2"/>
+        <w:pStyle w:val="30"/>
         <w:bidi w:val="0"/>
         <w:rPr>
-          <w:rFonts w:eastAsia="宋体" w:hint="default"/>
-          <w:lang w:val="en-US" w:eastAsia="zh-CN"/>
-        </w:rPr>
-      </w:pPr>
-      <w:bookmarkStart w:id="16" w:name="_Toc29016"/>
+          <w:rFonts w:hint="default" w:eastAsia="宋体"/>
+          <w:lang w:val="en-US" w:eastAsia="zh-CN"/>
+        </w:rPr>
+      </w:pPr>
+      <w:bookmarkStart w:id="15" w:name="_Toc29016"/>
       <w:r>
         <w:rPr>
           <w:rFonts w:hint="eastAsia"/>
@@ -3502,11 +3547,46 @@
         </w:rPr>
         <w:t>与其他流程的关系</w:t>
       </w:r>
+      <w:bookmarkEnd w:id="15"/>
+    </w:p>
+    <w:p>
+      <w:pPr>
+        <w:pStyle w:val="29"/>
+        <w:rPr>
+          <w:rFonts w:hint="default"/>
+          <w:lang w:val="en-US" w:eastAsia="zh-CN"/>
+        </w:rPr>
+      </w:pPr>
+      <w:r>
+        <w:rPr>
+          <w:rFonts w:hint="default"/>
+          <w:lang w:val="en-US" w:eastAsia="zh-CN"/>
+        </w:rPr>
+        <w:t>容量管理并非孤立存在，它与ITSS运维服务体系中的多个流程密切相关，通过有效的协同与信息共享，共同保障运维服务的稳定、高效运行。</w:t>
+      </w:r>
+    </w:p>
+    <w:p>
+      <w:pPr>
+        <w:pStyle w:val="31"/>
+        <w:bidi w:val="0"/>
+        <w:rPr>
+          <w:rFonts w:hint="default"/>
+          <w:lang w:val="en-US" w:eastAsia="zh-CN"/>
+        </w:rPr>
+      </w:pPr>
+      <w:bookmarkStart w:id="16" w:name="_Toc16815"/>
+      <w:r>
+        <w:rPr>
+          <w:rFonts w:hint="default"/>
+          <w:lang w:val="en-US" w:eastAsia="zh-CN"/>
+        </w:rPr>
+        <w:t>与事件管理流程的关系</w:t>
+      </w:r>
       <w:bookmarkEnd w:id="16"/>
     </w:p>
     <w:p>
       <w:pPr>
-        <w:pStyle w:val="a1"/>
+        <w:pStyle w:val="29"/>
         <w:rPr>
           <w:rFonts w:hint="default"/>
           <w:lang w:val="en-US" w:eastAsia="zh-CN"/>
@@ -3517,31 +3597,31 @@
           <w:rFonts w:hint="default"/>
           <w:lang w:val="en-US" w:eastAsia="zh-CN"/>
         </w:rPr>
-        <w:t>容量管理并非孤立存在，它与ITSS运维服务体系中的多个流程密切相关，通过有效的协同与信息共享，共同保障运维服务的稳定、高效运行。</w:t>
-      </w:r>
-    </w:p>
-    <w:p>
-      <w:pPr>
-        <w:pStyle w:val="3"/>
+        <w:t>容量管理流程识别的容量风险或容量不足引发的系统性能下降，可作为预警信息提前告知事件管理流程，以便在潜在问题演变为实际事件前采取预防措施。同时，由容量不足直接引发的系统故障或性能事件，应在事件管理流程中予以记录和处理，这些事件数据也可作为容量分析和评估的重要依据。</w:t>
+      </w:r>
+    </w:p>
+    <w:p>
+      <w:pPr>
+        <w:pStyle w:val="31"/>
         <w:bidi w:val="0"/>
         <w:rPr>
           <w:rFonts w:hint="default"/>
           <w:lang w:val="en-US" w:eastAsia="zh-CN"/>
         </w:rPr>
       </w:pPr>
-      <w:bookmarkStart w:id="17" w:name="_Toc16815"/>
+      <w:bookmarkStart w:id="17" w:name="_Toc32149"/>
       <w:r>
         <w:rPr>
           <w:rFonts w:hint="default"/>
           <w:lang w:val="en-US" w:eastAsia="zh-CN"/>
         </w:rPr>
-        <w:t>与事件管理流程的关系</w:t>
+        <w:t>与问题管理流程的关系</w:t>
       </w:r>
       <w:bookmarkEnd w:id="17"/>
     </w:p>
     <w:p>
       <w:pPr>
-        <w:pStyle w:val="a1"/>
+        <w:pStyle w:val="29"/>
         <w:rPr>
           <w:rFonts w:hint="default"/>
           <w:lang w:val="en-US" w:eastAsia="zh-CN"/>
@@ -3552,31 +3632,31 @@
           <w:rFonts w:hint="default"/>
           <w:lang w:val="en-US" w:eastAsia="zh-CN"/>
         </w:rPr>
-        <w:t>容量管理流程识别的容量风险或容量不足引发的系统性能下降，可作为预警信息提前告知事件管理流程，以便在潜在问题演变为实际事件前采取预防措施。同时，由容量不足直接引发的系统故障或性能事件，应在事件管理流程中予以记录和处理，这些事件数据也可作为容量分析和评估的重要依据。</w:t>
-      </w:r>
-    </w:p>
-    <w:p>
-      <w:pPr>
-        <w:pStyle w:val="3"/>
+        <w:t>容量管理流程在分析容量趋势时，发现的重复性容量问题或根本性容量缺陷，应转入问题管理流程进行根源分析。反之，问题管理流程在排查系统故障时，如发现根本原因为容量规划不足或资源配置不当，应向容量管理流程提出优化建议，推动容量规划的调整与改进。</w:t>
+      </w:r>
+    </w:p>
+    <w:p>
+      <w:pPr>
+        <w:pStyle w:val="31"/>
         <w:bidi w:val="0"/>
         <w:rPr>
           <w:rFonts w:hint="default"/>
           <w:lang w:val="en-US" w:eastAsia="zh-CN"/>
         </w:rPr>
       </w:pPr>
-      <w:bookmarkStart w:id="18" w:name="_Toc32149"/>
+      <w:bookmarkStart w:id="18" w:name="_Toc6735"/>
       <w:r>
         <w:rPr>
           <w:rFonts w:hint="default"/>
           <w:lang w:val="en-US" w:eastAsia="zh-CN"/>
         </w:rPr>
-        <w:t>与问题管理流程的关系</w:t>
+        <w:t>与服务可用性和连续性管理流程的关系</w:t>
       </w:r>
       <w:bookmarkEnd w:id="18"/>
     </w:p>
     <w:p>
       <w:pPr>
-        <w:pStyle w:val="a1"/>
+        <w:pStyle w:val="29"/>
         <w:rPr>
           <w:rFonts w:hint="default"/>
           <w:lang w:val="en-US" w:eastAsia="zh-CN"/>
@@ -3587,79 +3667,45 @@
           <w:rFonts w:hint="default"/>
           <w:lang w:val="en-US" w:eastAsia="zh-CN"/>
         </w:rPr>
-        <w:t>容量管理流程在分析容量趋势时，发现的重复性容量问题或根本性容量缺陷，应转入问题管理流程进行根源分析。反之，问题管理流程在排查系统故障时，如发现根本原因为容量规划不足或资源配置不当，应向容量管理流程提出优化建议，推动容量规划的调整与改进。</w:t>
-      </w:r>
-    </w:p>
-    <w:p>
-      <w:pPr>
-        <w:pStyle w:val="3"/>
+        <w:t>容量管理流程提供的系统容量数据、性能趋势及容量风险评估，是服务可用性和连续性管理流程制定可用性计划与连续性计划的重要参考。同时，服务可用性和连续性管理流程对系统可用性的要求，直接影响容量规划的阈值设定，确保在故障或灾难发生时，系统具备足够的冗余容量支持业务恢复。</w:t>
+      </w:r>
+    </w:p>
+    <w:p>
+      <w:pPr>
+        <w:pStyle w:val="29"/>
+        <w:rPr>
+          <w:rFonts w:hint="default"/>
+          <w:lang w:val="en-US" w:eastAsia="zh-CN"/>
+        </w:rPr>
+      </w:pPr>
+    </w:p>
+    <w:p>
+      <w:pPr>
+        <w:pStyle w:val="30"/>
         <w:bidi w:val="0"/>
-        <w:rPr>
-          <w:rFonts w:hint="default"/>
-          <w:lang w:val="en-US" w:eastAsia="zh-CN"/>
-        </w:rPr>
-      </w:pPr>
-      <w:bookmarkStart w:id="19" w:name="_Toc6735"/>
-      <w:r>
-        <w:rPr>
-          <w:rFonts w:hint="default"/>
-          <w:lang w:val="en-US" w:eastAsia="zh-CN"/>
-        </w:rPr>
-        <w:t>与服务可用性和连续性管理流程的关系</w:t>
+      </w:pPr>
+      <w:bookmarkStart w:id="19" w:name="_Toc3406"/>
+      <w:bookmarkStart w:id="20" w:name="_Toc6088"/>
+      <w:r>
+        <w:t>考核指标</w:t>
       </w:r>
       <w:bookmarkEnd w:id="19"/>
-    </w:p>
-    <w:p>
-      <w:pPr>
-        <w:pStyle w:val="a1"/>
-        <w:rPr>
-          <w:rFonts w:hint="default"/>
-          <w:lang w:val="en-US" w:eastAsia="zh-CN"/>
-        </w:rPr>
-      </w:pPr>
-      <w:r>
-        <w:rPr>
-          <w:rFonts w:hint="default"/>
-          <w:lang w:val="en-US" w:eastAsia="zh-CN"/>
-        </w:rPr>
-        <w:t>容量管理流程提供的系统容量数据、性能趋势及容量风险评估，是服务可用性和连续性管理流程制定可用性计划与连续性计划的重要参考。同时，服务可用性和连续性管理流程对系统可用性的要求，直接影响容量规划的阈值设定，确保在故障或灾难发生时，系统具备足够的冗余容量支持业务恢复。</w:t>
-      </w:r>
-    </w:p>
-    <w:p>
-      <w:pPr>
-        <w:pStyle w:val="a1"/>
-        <w:rPr>
-          <w:rFonts w:hint="default"/>
-          <w:lang w:val="en-US" w:eastAsia="zh-CN"/>
-        </w:rPr>
-      </w:pPr>
-    </w:p>
-    <w:p>
-      <w:pPr>
-        <w:pStyle w:val="2"/>
-        <w:bidi w:val="0"/>
-      </w:pPr>
-      <w:bookmarkStart w:id="20" w:name="_Toc6088"/>
-      <w:bookmarkStart w:id="21" w:name="_Toc3406"/>
-      <w:r>
-        <w:t>考核指标</w:t>
-      </w:r>
       <w:bookmarkEnd w:id="20"/>
-      <w:bookmarkEnd w:id="21"/>
     </w:p>
     <w:tbl>
       <w:tblPr>
-        <w:tblStyle w:val="TableGrid"/>
+        <w:tblStyle w:val="21"/>
         <w:tblW w:w="0" w:type="auto"/>
         <w:tblInd w:w="0" w:type="dxa"/>
         <w:tblBorders>
-          <w:top w:val="single" w:sz="4" w:space="0" w:color="auto"/>
-          <w:left w:val="single" w:sz="4" w:space="0" w:color="auto"/>
-          <w:bottom w:val="single" w:sz="4" w:space="0" w:color="auto"/>
-          <w:right w:val="single" w:sz="4" w:space="0" w:color="auto"/>
-          <w:insideH w:val="single" w:sz="4" w:space="0" w:color="auto"/>
-          <w:insideV w:val="single" w:sz="4" w:space="0" w:color="auto"/>
+          <w:top w:val="single" w:color="auto" w:sz="4" w:space="0"/>
+          <w:left w:val="single" w:color="auto" w:sz="4" w:space="0"/>
+          <w:bottom w:val="single" w:color="auto" w:sz="4" w:space="0"/>
+          <w:right w:val="single" w:color="auto" w:sz="4" w:space="0"/>
+          <w:insideH w:val="single" w:color="auto" w:sz="4" w:space="0"/>
+          <w:insideV w:val="single" w:color="auto" w:sz="4" w:space="0"/>
         </w:tblBorders>
+        <w:tblLayout w:type="autofit"/>
         <w:tblCellMar>
           <w:top w:w="0" w:type="dxa"/>
           <w:left w:w="108" w:type="dxa"/>
@@ -3675,15 +3721,13 @@
       </w:tblGrid>
       <w:tr>
         <w:tblPrEx>
-          <w:tblW w:w="0" w:type="auto"/>
-          <w:tblInd w:w="0" w:type="dxa"/>
           <w:tblBorders>
-            <w:top w:val="single" w:sz="4" w:space="0" w:color="auto"/>
-            <w:left w:val="single" w:sz="4" w:space="0" w:color="auto"/>
-            <w:bottom w:val="single" w:sz="4" w:space="0" w:color="auto"/>
-            <w:right w:val="single" w:sz="4" w:space="0" w:color="auto"/>
-            <w:insideH w:val="single" w:sz="4" w:space="0" w:color="auto"/>
-            <w:insideV w:val="single" w:sz="4" w:space="0" w:color="auto"/>
+            <w:top w:val="single" w:color="auto" w:sz="4" w:space="0"/>
+            <w:left w:val="single" w:color="auto" w:sz="4" w:space="0"/>
+            <w:bottom w:val="single" w:color="auto" w:sz="4" w:space="0"/>
+            <w:right w:val="single" w:color="auto" w:sz="4" w:space="0"/>
+            <w:insideH w:val="single" w:color="auto" w:sz="4" w:space="0"/>
+            <w:insideV w:val="single" w:color="auto" w:sz="4" w:space="0"/>
           </w:tblBorders>
           <w:tblCellMar>
             <w:top w:w="0" w:type="dxa"/>
@@ -3698,12 +3742,12 @@
           </w:tcPr>
           <w:p>
             <w:pPr>
-              <w:pStyle w:val="a1"/>
+              <w:pStyle w:val="29"/>
               <w:widowControl w:val="0"/>
-              <w:ind w:left="0" w:firstLine="0" w:leftChars="0" w:firstLineChars="0"/>
+              <w:ind w:left="0" w:leftChars="0" w:firstLine="0" w:firstLineChars="0"/>
               <w:jc w:val="center"/>
               <w:rPr>
-                <w:rFonts w:ascii="宋体" w:eastAsia="宋体" w:hAnsi="宋体" w:cs="宋体" w:hint="default"/>
+                <w:rFonts w:hint="default" w:ascii="宋体" w:hAnsi="宋体" w:eastAsia="宋体" w:cs="宋体"/>
                 <w:b/>
                 <w:bCs/>
                 <w:sz w:val="18"/>
@@ -3713,7 +3757,7 @@
             </w:pPr>
             <w:r>
               <w:rPr>
-                <w:rFonts w:ascii="宋体" w:eastAsia="宋体" w:hAnsi="宋体" w:cs="宋体" w:hint="eastAsia"/>
+                <w:rFonts w:hint="eastAsia" w:ascii="宋体" w:hAnsi="宋体" w:eastAsia="宋体" w:cs="宋体"/>
                 <w:b/>
                 <w:bCs/>
                 <w:sz w:val="18"/>
@@ -3730,12 +3774,12 @@
           </w:tcPr>
           <w:p>
             <w:pPr>
-              <w:pStyle w:val="a1"/>
+              <w:pStyle w:val="29"/>
               <w:widowControl w:val="0"/>
-              <w:ind w:left="0" w:firstLine="0" w:leftChars="0" w:firstLineChars="0"/>
+              <w:ind w:left="0" w:leftChars="0" w:firstLine="0" w:firstLineChars="0"/>
               <w:jc w:val="center"/>
               <w:rPr>
-                <w:rFonts w:ascii="宋体" w:eastAsia="宋体" w:hAnsi="宋体" w:cs="宋体" w:hint="default"/>
+                <w:rFonts w:hint="default" w:ascii="宋体" w:hAnsi="宋体" w:eastAsia="宋体" w:cs="宋体"/>
                 <w:b/>
                 <w:bCs/>
                 <w:sz w:val="18"/>
@@ -3745,7 +3789,7 @@
             </w:pPr>
             <w:r>
               <w:rPr>
-                <w:rFonts w:ascii="宋体" w:eastAsia="宋体" w:hAnsi="宋体" w:cs="宋体" w:hint="eastAsia"/>
+                <w:rFonts w:hint="eastAsia" w:ascii="宋体" w:hAnsi="宋体" w:eastAsia="宋体" w:cs="宋体"/>
                 <w:b/>
                 <w:bCs/>
                 <w:sz w:val="18"/>
@@ -3762,12 +3806,12 @@
           </w:tcPr>
           <w:p>
             <w:pPr>
-              <w:pStyle w:val="a1"/>
+              <w:pStyle w:val="29"/>
               <w:widowControl w:val="0"/>
-              <w:ind w:left="0" w:firstLine="0" w:leftChars="0" w:firstLineChars="0"/>
+              <w:ind w:left="0" w:leftChars="0" w:firstLine="0" w:firstLineChars="0"/>
               <w:jc w:val="center"/>
               <w:rPr>
-                <w:rFonts w:ascii="宋体" w:eastAsia="宋体" w:hAnsi="宋体" w:cs="宋体" w:hint="default"/>
+                <w:rFonts w:hint="default" w:ascii="宋体" w:hAnsi="宋体" w:eastAsia="宋体" w:cs="宋体"/>
                 <w:b/>
                 <w:bCs/>
                 <w:sz w:val="18"/>
@@ -3777,7 +3821,7 @@
             </w:pPr>
             <w:r>
               <w:rPr>
-                <w:rFonts w:ascii="宋体" w:eastAsia="宋体" w:hAnsi="宋体" w:cs="宋体" w:hint="eastAsia"/>
+                <w:rFonts w:hint="eastAsia" w:ascii="宋体" w:hAnsi="宋体" w:eastAsia="宋体" w:cs="宋体"/>
                 <w:b/>
                 <w:bCs/>
                 <w:sz w:val="18"/>
@@ -3794,12 +3838,12 @@
           </w:tcPr>
           <w:p>
             <w:pPr>
-              <w:pStyle w:val="a1"/>
+              <w:pStyle w:val="29"/>
               <w:widowControl w:val="0"/>
-              <w:ind w:left="0" w:firstLine="0" w:leftChars="0" w:firstLineChars="0"/>
+              <w:ind w:left="0" w:leftChars="0" w:firstLine="0" w:firstLineChars="0"/>
               <w:jc w:val="center"/>
               <w:rPr>
-                <w:rFonts w:ascii="宋体" w:eastAsia="宋体" w:hAnsi="宋体" w:cs="宋体" w:hint="default"/>
+                <w:rFonts w:hint="default" w:ascii="宋体" w:hAnsi="宋体" w:eastAsia="宋体" w:cs="宋体"/>
                 <w:b/>
                 <w:bCs/>
                 <w:sz w:val="18"/>
@@ -3809,7 +3853,7 @@
             </w:pPr>
             <w:r>
               <w:rPr>
-                <w:rFonts w:ascii="宋体" w:eastAsia="宋体" w:hAnsi="宋体" w:cs="宋体" w:hint="eastAsia"/>
+                <w:rFonts w:hint="eastAsia" w:ascii="宋体" w:hAnsi="宋体" w:eastAsia="宋体" w:cs="宋体"/>
                 <w:b/>
                 <w:bCs/>
                 <w:sz w:val="18"/>
@@ -3823,8 +3867,14 @@
       </w:tr>
       <w:tr>
         <w:tblPrEx>
-          <w:tblW w:w="0" w:type="auto"/>
-          <w:tblInd w:w="0" w:type="dxa"/>
+          <w:tblBorders>
+            <w:top w:val="single" w:color="auto" w:sz="4" w:space="0"/>
+            <w:left w:val="single" w:color="auto" w:sz="4" w:space="0"/>
+            <w:bottom w:val="single" w:color="auto" w:sz="4" w:space="0"/>
+            <w:right w:val="single" w:color="auto" w:sz="4" w:space="0"/>
+            <w:insideH w:val="single" w:color="auto" w:sz="4" w:space="0"/>
+            <w:insideV w:val="single" w:color="auto" w:sz="4" w:space="0"/>
+          </w:tblBorders>
           <w:tblCellMar>
             <w:top w:w="0" w:type="dxa"/>
             <w:left w:w="108" w:type="dxa"/>
@@ -3833,7 +3883,7 @@
           </w:tblCellMar>
         </w:tblPrEx>
         <w:trPr>
-          <w:trHeight w:val="402"/>
+          <w:trHeight w:val="402" w:hRule="atLeast"/>
         </w:trPr>
         <w:tc>
           <w:tcPr>
@@ -3841,9 +3891,9 @@
           </w:tcPr>
           <w:p>
             <w:pPr>
-              <w:pStyle w:val="a1"/>
+              <w:pStyle w:val="29"/>
               <w:widowControl w:val="0"/>
-              <w:ind w:left="0" w:firstLine="0" w:leftChars="0" w:firstLineChars="0"/>
+              <w:ind w:left="0" w:leftChars="0" w:firstLine="0" w:firstLineChars="0"/>
               <w:jc w:val="both"/>
               <w:rPr>
                 <w:rFonts w:hint="default"/>
@@ -3853,7 +3903,7 @@
             </w:pPr>
             <w:r>
               <w:rPr>
-                <w:rFonts w:ascii="宋体" w:eastAsia="宋体" w:hAnsi="宋体" w:cs="宋体" w:hint="eastAsia"/>
+                <w:rFonts w:hint="eastAsia" w:ascii="宋体" w:hAnsi="宋体" w:eastAsia="宋体" w:cs="宋体"/>
                 <w:sz w:val="18"/>
                 <w:szCs w:val="18"/>
               </w:rPr>
@@ -3867,9 +3917,9 @@
           </w:tcPr>
           <w:p>
             <w:pPr>
-              <w:pStyle w:val="a1"/>
+              <w:pStyle w:val="29"/>
               <w:widowControl w:val="0"/>
-              <w:ind w:left="0" w:firstLine="0" w:leftChars="0" w:firstLineChars="0"/>
+              <w:ind w:left="0" w:leftChars="0" w:firstLine="0" w:firstLineChars="0"/>
               <w:jc w:val="both"/>
               <w:rPr>
                 <w:rFonts w:hint="default"/>
@@ -3879,7 +3929,7 @@
             </w:pPr>
             <w:r>
               <w:rPr>
-                <w:rFonts w:ascii="宋体" w:eastAsia="宋体" w:hAnsi="宋体" w:cs="宋体" w:hint="eastAsia"/>
+                <w:rFonts w:hint="eastAsia" w:ascii="宋体" w:hAnsi="宋体" w:eastAsia="宋体" w:cs="宋体"/>
                 <w:sz w:val="18"/>
                 <w:szCs w:val="18"/>
               </w:rPr>
@@ -3893,9 +3943,9 @@
           </w:tcPr>
           <w:p>
             <w:pPr>
-              <w:pStyle w:val="a1"/>
+              <w:pStyle w:val="29"/>
               <w:widowControl w:val="0"/>
-              <w:ind w:left="0" w:firstLine="0" w:leftChars="0" w:firstLineChars="0"/>
+              <w:ind w:left="0" w:leftChars="0" w:firstLine="0" w:firstLineChars="0"/>
               <w:rPr>
                 <w:rFonts w:hint="default"/>
                 <w:vertAlign w:val="baseline"/>
@@ -3904,7 +3954,7 @@
             </w:pPr>
             <w:r>
               <w:rPr>
-                <w:rFonts w:ascii="宋体" w:eastAsia="宋体" w:hAnsi="宋体" w:cs="宋体" w:hint="eastAsia"/>
+                <w:rFonts w:hint="eastAsia" w:ascii="宋体" w:hAnsi="宋体" w:eastAsia="宋体" w:cs="宋体"/>
                 <w:sz w:val="18"/>
                 <w:szCs w:val="18"/>
               </w:rPr>
@@ -3918,7 +3968,7 @@
           </w:tcPr>
           <w:p>
             <w:pPr>
-              <w:pStyle w:val="a1"/>
+              <w:pStyle w:val="29"/>
               <w:widowControl w:val="0"/>
               <w:rPr>
                 <w:rFonts w:hint="eastAsia"/>
@@ -3928,7 +3978,7 @@
             </w:pPr>
             <w:r>
               <w:rPr>
-                <w:rFonts w:ascii="宋体" w:eastAsia="宋体" w:hAnsi="宋体" w:cs="宋体" w:hint="eastAsia"/>
+                <w:rFonts w:hint="eastAsia" w:ascii="宋体" w:hAnsi="宋体" w:eastAsia="宋体" w:cs="宋体"/>
                 <w:sz w:val="18"/>
                 <w:szCs w:val="18"/>
               </w:rPr>
@@ -3940,25 +3990,25 @@
     </w:tbl>
     <w:p>
       <w:pPr>
-        <w:pStyle w:val="1"/>
+        <w:pStyle w:val="28"/>
         <w:bidi w:val="0"/>
         <w:rPr>
-          <w:rStyle w:val="1Char"/>
-          <w:rFonts w:eastAsia="宋体" w:hint="default"/>
-          <w:lang w:val="en-US" w:eastAsia="zh-CN"/>
-        </w:rPr>
-      </w:pPr>
-      <w:bookmarkStart w:id="22" w:name="_Toc27003"/>
-      <w:r>
-        <w:rPr>
-          <w:rStyle w:val="1Char"/>
-          <w:rFonts w:eastAsia="宋体" w:hint="eastAsia"/>
+          <w:rStyle w:val="38"/>
+          <w:rFonts w:hint="default" w:eastAsia="宋体"/>
+          <w:lang w:val="en-US" w:eastAsia="zh-CN"/>
+        </w:rPr>
+      </w:pPr>
+      <w:bookmarkStart w:id="21" w:name="_Toc27003"/>
+      <w:r>
+        <w:rPr>
+          <w:rStyle w:val="38"/>
+          <w:rFonts w:hint="eastAsia" w:eastAsia="宋体"/>
           <w:lang w:val="en-US" w:eastAsia="zh-CN"/>
         </w:rPr>
         <w:t>附则</w:t>
       </w:r>
-      <w:bookmarkEnd w:id="11"/>
-      <w:bookmarkEnd w:id="22"/>
+      <w:bookmarkEnd w:id="10"/>
+      <w:bookmarkEnd w:id="21"/>
     </w:p>
     <w:p>
       <w:pPr>
@@ -3980,17 +4030,17 @@
         <w:adjustRightInd w:val="0"/>
         <w:snapToGrid w:val="0"/>
         <w:spacing w:line="360" w:lineRule="auto"/>
-        <w:ind w:left="425" w:hanging="425" w:leftChars="0" w:firstLineChars="0"/>
+        <w:ind w:left="425" w:leftChars="0" w:hanging="425" w:firstLineChars="0"/>
         <w:textAlignment w:val="baseline"/>
         <w:rPr>
-          <w:rFonts w:ascii="宋体" w:eastAsia="宋体" w:hAnsi="宋体" w:cs="宋体"/>
+          <w:rFonts w:ascii="宋体" w:hAnsi="宋体" w:eastAsia="宋体" w:cs="宋体"/>
           <w:sz w:val="24"/>
           <w:szCs w:val="24"/>
         </w:rPr>
       </w:pPr>
       <w:r>
         <w:rPr>
-          <w:rFonts w:ascii="宋体" w:eastAsia="宋体" w:hAnsi="宋体" w:cs="宋体"/>
+          <w:rFonts w:ascii="宋体" w:hAnsi="宋体" w:eastAsia="宋体" w:cs="宋体"/>
           <w:spacing w:val="-1"/>
           <w:sz w:val="24"/>
           <w:szCs w:val="24"/>
@@ -3999,7 +4049,7 @@
       </w:r>
       <w:r>
         <w:rPr>
-          <w:rFonts w:ascii="宋体" w:eastAsia="宋体" w:hAnsi="宋体" w:cs="宋体" w:hint="eastAsia"/>
+          <w:rFonts w:hint="eastAsia" w:ascii="宋体" w:hAnsi="宋体" w:eastAsia="宋体" w:cs="宋体"/>
           <w:spacing w:val="-1"/>
           <w:sz w:val="24"/>
           <w:szCs w:val="24"/>
@@ -4009,7 +4059,7 @@
       </w:r>
       <w:r>
         <w:rPr>
-          <w:rFonts w:ascii="宋体" w:eastAsia="宋体" w:hAnsi="宋体" w:cs="宋体"/>
+          <w:rFonts w:ascii="宋体" w:hAnsi="宋体" w:eastAsia="宋体" w:cs="宋体"/>
           <w:spacing w:val="-1"/>
           <w:sz w:val="24"/>
           <w:szCs w:val="24"/>
@@ -4037,7 +4087,7 @@
         <w:adjustRightInd w:val="0"/>
         <w:snapToGrid w:val="0"/>
         <w:spacing w:line="360" w:lineRule="auto"/>
-        <w:ind w:left="425" w:hanging="425" w:leftChars="0" w:firstLineChars="0"/>
+        <w:ind w:left="425" w:leftChars="0" w:hanging="425" w:firstLineChars="0"/>
         <w:textAlignment w:val="baseline"/>
         <w:rPr>
           <w:rFonts w:hint="default"/>
@@ -4046,7 +4096,7 @@
       </w:pPr>
       <w:r>
         <w:rPr>
-          <w:rFonts w:ascii="宋体" w:eastAsia="宋体" w:hAnsi="宋体" w:cs="宋体"/>
+          <w:rFonts w:ascii="宋体" w:hAnsi="宋体" w:eastAsia="宋体" w:cs="宋体"/>
           <w:spacing w:val="-2"/>
           <w:sz w:val="24"/>
           <w:szCs w:val="24"/>
@@ -4056,63 +4106,63 @@
     </w:p>
     <w:p>
       <w:pPr>
-        <w:pStyle w:val="1"/>
+        <w:pStyle w:val="28"/>
         <w:bidi w:val="0"/>
         <w:rPr>
           <w:rFonts w:hint="default"/>
           <w:lang w:val="en-US" w:eastAsia="zh-CN"/>
         </w:rPr>
       </w:pPr>
-      <w:bookmarkStart w:id="23" w:name="bookmark14"/>
+      <w:bookmarkStart w:id="22" w:name="bookmark14"/>
+      <w:bookmarkEnd w:id="22"/>
+      <w:bookmarkStart w:id="23" w:name="_Toc17253"/>
+      <w:r>
+        <w:rPr>
+          <w:rFonts w:hint="eastAsia"/>
+          <w:lang w:val="en-US" w:eastAsia="zh-CN"/>
+        </w:rPr>
+        <w:t>附件</w:t>
+      </w:r>
       <w:bookmarkEnd w:id="23"/>
-      <w:bookmarkStart w:id="24" w:name="_Toc17253"/>
+    </w:p>
+    <w:p>
+      <w:pPr>
+        <w:pStyle w:val="29"/>
+        <w:rPr>
+          <w:rFonts w:hint="default"/>
+          <w:lang w:val="en-US" w:eastAsia="zh-CN"/>
+        </w:rPr>
+      </w:pPr>
       <w:r>
         <w:rPr>
           <w:rFonts w:hint="eastAsia"/>
           <w:lang w:val="en-US" w:eastAsia="zh-CN"/>
         </w:rPr>
-        <w:t>附件</w:t>
+        <w:t>无</w:t>
+      </w:r>
+    </w:p>
+    <w:p>
+      <w:pPr>
+        <w:pStyle w:val="28"/>
+        <w:bidi w:val="0"/>
+        <w:rPr>
+          <w:rFonts w:hint="eastAsia"/>
+          <w:lang w:val="en-US" w:eastAsia="zh-CN"/>
+        </w:rPr>
+      </w:pPr>
+      <w:bookmarkStart w:id="24" w:name="_Toc134"/>
+      <w:r>
+        <w:rPr>
+          <w:rFonts w:hint="eastAsia"/>
+          <w:lang w:val="en-US" w:eastAsia="zh-CN"/>
+        </w:rPr>
+        <w:t>记录</w:t>
       </w:r>
       <w:bookmarkEnd w:id="24"/>
     </w:p>
     <w:p>
       <w:pPr>
-        <w:pStyle w:val="a1"/>
-        <w:rPr>
-          <w:rFonts w:hint="default"/>
-          <w:lang w:val="en-US" w:eastAsia="zh-CN"/>
-        </w:rPr>
-      </w:pPr>
-      <w:r>
-        <w:rPr>
-          <w:rFonts w:hint="eastAsia"/>
-          <w:lang w:val="en-US" w:eastAsia="zh-CN"/>
-        </w:rPr>
-        <w:t>无</w:t>
-      </w:r>
-    </w:p>
-    <w:p>
-      <w:pPr>
-        <w:pStyle w:val="1"/>
-        <w:bidi w:val="0"/>
-        <w:rPr>
-          <w:rFonts w:hint="eastAsia"/>
-          <w:lang w:val="en-US" w:eastAsia="zh-CN"/>
-        </w:rPr>
-      </w:pPr>
-      <w:bookmarkStart w:id="25" w:name="_Toc134"/>
-      <w:r>
-        <w:rPr>
-          <w:rFonts w:hint="eastAsia"/>
-          <w:lang w:val="en-US" w:eastAsia="zh-CN"/>
-        </w:rPr>
-        <w:t>记录</w:t>
-      </w:r>
-      <w:bookmarkEnd w:id="25"/>
-    </w:p>
-    <w:p>
-      <w:pPr>
-        <w:pStyle w:val="a3"/>
+        <w:pStyle w:val="39"/>
         <w:bidi w:val="0"/>
       </w:pPr>
       <w:r>
@@ -4138,7 +4188,7 @@
     </w:p>
     <w:p>
       <w:pPr>
-        <w:pStyle w:val="a3"/>
+        <w:pStyle w:val="39"/>
         <w:bidi w:val="0"/>
       </w:pPr>
       <w:r>
@@ -4147,7 +4197,7 @@
     </w:p>
     <w:p>
       <w:pPr>
-        <w:pStyle w:val="a3"/>
+        <w:pStyle w:val="39"/>
         <w:bidi w:val="0"/>
       </w:pPr>
       <w:r>
@@ -4156,7 +4206,7 @@
     </w:p>
     <w:p>
       <w:pPr>
-        <w:pStyle w:val="a3"/>
+        <w:pStyle w:val="39"/>
         <w:bidi w:val="0"/>
         <w:rPr>
           <w:rFonts w:hint="eastAsia"/>
@@ -4168,44 +4218,94 @@
       </w:r>
     </w:p>
     <w:sectPr>
-      <w:headerReference w:type="default" r:id="rId4"/>
-      <w:footerReference w:type="default" r:id="rId5"/>
+      <w:headerReference r:id="rId5" w:type="default"/>
+      <w:footerReference r:id="rId6" w:type="default"/>
       <w:pgSz w:w="11906" w:h="16838"/>
       <w:pgMar w:top="1417" w:right="1800" w:bottom="1440" w:left="1800" w:header="1140" w:footer="992" w:gutter="0"/>
-      <w:cols w:num="1" w:space="425"/>
+      <w:cols w:space="425" w:num="1"/>
       <w:docGrid w:type="lines" w:linePitch="312" w:charSpace="0"/>
     </w:sectPr>
   </w:body>
 </w:document>
 </file>
 
+<file path=word/endnotes.xml><?xml version="1.0" encoding="utf-8"?>
+<w:endnotes xmlns:wpc="http://schemas.microsoft.com/office/word/2010/wordprocessingCanvas" xmlns:mc="http://schemas.openxmlformats.org/markup-compatibility/2006" xmlns:o="urn:schemas-microsoft-com:office:office" xmlns:r="http://schemas.openxmlformats.org/officeDocument/2006/relationships" xmlns:m="http://schemas.openxmlformats.org/officeDocument/2006/math" xmlns:v="urn:schemas-microsoft-com:vml" xmlns:wp14="http://schemas.microsoft.com/office/word/2010/wordprocessingDrawing" xmlns:wp="http://schemas.openxmlformats.org/drawingml/2006/wordprocessingDrawing" xmlns:w="http://schemas.openxmlformats.org/wordprocessingml/2006/main" xmlns:w14="http://schemas.microsoft.com/office/word/2010/wordml" xmlns:w15="http://schemas.microsoft.com/office/word/2012/wordml" xmlns:w10="urn:schemas-microsoft-com:office:word" xmlns:wpg="http://schemas.microsoft.com/office/word/2010/wordprocessingGroup" xmlns:wpi="http://schemas.microsoft.com/office/word/2010/wordprocessingInk" xmlns:wne="http://schemas.microsoft.com/office/word/2006/wordml" xmlns:wps="http://schemas.microsoft.com/office/word/2010/wordprocessingShape" xmlns:wpsCustomData="http://www.wps.cn/officeDocument/2013/wpsCustomData" mc:Ignorable="w14 w15 wp14">
+  <w:endnote w:type="separator" w:id="0">
+    <w:p>
+      <w:pPr>
+        <w:spacing w:line="240" w:lineRule="auto"/>
+      </w:pPr>
+      <w:r>
+        <w:separator/>
+      </w:r>
+    </w:p>
+  </w:endnote>
+  <w:endnote w:type="continuationSeparator" w:id="1">
+    <w:p>
+      <w:pPr>
+        <w:spacing w:line="240" w:lineRule="auto"/>
+      </w:pPr>
+      <w:r>
+        <w:continuationSeparator/>
+      </w:r>
+    </w:p>
+  </w:endnote>
+</w:endnotes>
+</file>
+
 <file path=word/footer1.xml><?xml version="1.0" encoding="utf-8"?>
-<w:ftr xmlns:wpc="http://schemas.microsoft.com/office/word/2010/wordprocessingCanvas" xmlns:mc="http://schemas.openxmlformats.org/markup-compatibility/2006" xmlns:o="urn:schemas-microsoft-com:office:office" xmlns:r="http://schemas.openxmlformats.org/officeDocument/2006/relationships" xmlns:m="http://schemas.openxmlformats.org/officeDocument/2006/math" xmlns:v="urn:schemas-microsoft-com:vml" xmlns:wp14="http://schemas.microsoft.com/office/word/2010/wordprocessingDrawing" xmlns:wp="http://schemas.openxmlformats.org/drawingml/2006/wordprocessingDrawing" xmlns:w10="urn:schemas-microsoft-com:office:word" xmlns:w="http://schemas.openxmlformats.org/wordprocessingml/2006/main" xmlns:w14="http://schemas.microsoft.com/office/word/2010/wordml" xmlns:w15="http://schemas.microsoft.com/office/word/2012/wordml" xmlns:wne="http://schemas.microsoft.com/office/word/2006/wordml" xmlns:wpg="http://schemas.microsoft.com/office/word/2010/wordprocessingGroup" xmlns:wpi="http://schemas.microsoft.com/office/word/2010/wordprocessingInk" xmlns:wps="http://schemas.microsoft.com/office/word/2010/wordprocessingShape" mc:Ignorable="w14 w15 wp14">
+<w:ftr xmlns:wpc="http://schemas.microsoft.com/office/word/2010/wordprocessingCanvas" xmlns:mc="http://schemas.openxmlformats.org/markup-compatibility/2006" xmlns:o="urn:schemas-microsoft-com:office:office" xmlns:r="http://schemas.openxmlformats.org/officeDocument/2006/relationships" xmlns:m="http://schemas.openxmlformats.org/officeDocument/2006/math" xmlns:v="urn:schemas-microsoft-com:vml" xmlns:wp14="http://schemas.microsoft.com/office/word/2010/wordprocessingDrawing" xmlns:wp="http://schemas.openxmlformats.org/drawingml/2006/wordprocessingDrawing" xmlns:w10="urn:schemas-microsoft-com:office:word" xmlns:w="http://schemas.openxmlformats.org/wordprocessingml/2006/main" xmlns:w14="http://schemas.microsoft.com/office/word/2010/wordml" xmlns:w15="http://schemas.microsoft.com/office/word/2012/wordml" xmlns:wpg="http://schemas.microsoft.com/office/word/2010/wordprocessingGroup" xmlns:wpi="http://schemas.microsoft.com/office/word/2010/wordprocessingInk" xmlns:wne="http://schemas.microsoft.com/office/word/2006/wordml" xmlns:wps="http://schemas.microsoft.com/office/word/2010/wordprocessingShape" xmlns:wpsCustomData="http://www.wps.cn/officeDocument/2013/wpsCustomData" mc:Ignorable="w14 w15 wp14">
   <w:p>
     <w:pPr>
-      <w:pStyle w:val="Footer"/>
+      <w:pStyle w:val="14"/>
     </w:pPr>
   </w:p>
 </w:ftr>
 </file>
 
+<file path=word/footnotes.xml><?xml version="1.0" encoding="utf-8"?>
+<w:footnotes xmlns:wpc="http://schemas.microsoft.com/office/word/2010/wordprocessingCanvas" xmlns:mc="http://schemas.openxmlformats.org/markup-compatibility/2006" xmlns:o="urn:schemas-microsoft-com:office:office" xmlns:r="http://schemas.openxmlformats.org/officeDocument/2006/relationships" xmlns:m="http://schemas.openxmlformats.org/officeDocument/2006/math" xmlns:v="urn:schemas-microsoft-com:vml" xmlns:wp14="http://schemas.microsoft.com/office/word/2010/wordprocessingDrawing" xmlns:wp="http://schemas.openxmlformats.org/drawingml/2006/wordprocessingDrawing" xmlns:w="http://schemas.openxmlformats.org/wordprocessingml/2006/main" xmlns:w14="http://schemas.microsoft.com/office/word/2010/wordml" xmlns:w15="http://schemas.microsoft.com/office/word/2012/wordml" xmlns:w10="urn:schemas-microsoft-com:office:word" xmlns:wpg="http://schemas.microsoft.com/office/word/2010/wordprocessingGroup" xmlns:wpi="http://schemas.microsoft.com/office/word/2010/wordprocessingInk" xmlns:wne="http://schemas.microsoft.com/office/word/2006/wordml" xmlns:wps="http://schemas.microsoft.com/office/word/2010/wordprocessingShape" xmlns:wpsCustomData="http://www.wps.cn/officeDocument/2013/wpsCustomData" mc:Ignorable="w14 w15 wp14">
+  <w:footnote w:type="separator" w:id="0">
+    <w:p>
+      <w:pPr>
+        <w:spacing w:line="360" w:lineRule="auto"/>
+      </w:pPr>
+      <w:r>
+        <w:separator/>
+      </w:r>
+    </w:p>
+  </w:footnote>
+  <w:footnote w:type="continuationSeparator" w:id="1">
+    <w:p>
+      <w:pPr>
+        <w:spacing w:line="360" w:lineRule="auto"/>
+      </w:pPr>
+      <w:r>
+        <w:continuationSeparator/>
+      </w:r>
+    </w:p>
+  </w:footnote>
+</w:footnotes>
+</file>
+
 <file path=word/header1.xml><?xml version="1.0" encoding="utf-8"?>
-<w:hdr xmlns:wpc="http://schemas.microsoft.com/office/word/2010/wordprocessingCanvas" xmlns:mc="http://schemas.openxmlformats.org/markup-compatibility/2006" xmlns:o="urn:schemas-microsoft-com:office:office" xmlns:r="http://schemas.openxmlformats.org/officeDocument/2006/relationships" xmlns:m="http://schemas.openxmlformats.org/officeDocument/2006/math" xmlns:v="urn:schemas-microsoft-com:vml" xmlns:wp14="http://schemas.microsoft.com/office/word/2010/wordprocessingDrawing" xmlns:wp="http://schemas.openxmlformats.org/drawingml/2006/wordprocessingDrawing" xmlns:w10="urn:schemas-microsoft-com:office:word" xmlns:w="http://schemas.openxmlformats.org/wordprocessingml/2006/main" xmlns:w14="http://schemas.microsoft.com/office/word/2010/wordml" xmlns:w15="http://schemas.microsoft.com/office/word/2012/wordml" xmlns:wne="http://schemas.microsoft.com/office/word/2006/wordml" xmlns:wpg="http://schemas.microsoft.com/office/word/2010/wordprocessingGroup" xmlns:wpi="http://schemas.microsoft.com/office/word/2010/wordprocessingInk" xmlns:wps="http://schemas.microsoft.com/office/word/2010/wordprocessingShape" mc:Ignorable="w14 w15 wp14">
+<w:hdr xmlns:wpc="http://schemas.microsoft.com/office/word/2010/wordprocessingCanvas" xmlns:mc="http://schemas.openxmlformats.org/markup-compatibility/2006" xmlns:o="urn:schemas-microsoft-com:office:office" xmlns:r="http://schemas.openxmlformats.org/officeDocument/2006/relationships" xmlns:m="http://schemas.openxmlformats.org/officeDocument/2006/math" xmlns:v="urn:schemas-microsoft-com:vml" xmlns:wp14="http://schemas.microsoft.com/office/word/2010/wordprocessingDrawing" xmlns:wp="http://schemas.openxmlformats.org/drawingml/2006/wordprocessingDrawing" xmlns:w10="urn:schemas-microsoft-com:office:word" xmlns:w="http://schemas.openxmlformats.org/wordprocessingml/2006/main" xmlns:w14="http://schemas.microsoft.com/office/word/2010/wordml" xmlns:w15="http://schemas.microsoft.com/office/word/2012/wordml" xmlns:wpg="http://schemas.microsoft.com/office/word/2010/wordprocessingGroup" xmlns:wpi="http://schemas.microsoft.com/office/word/2010/wordprocessingInk" xmlns:wne="http://schemas.microsoft.com/office/word/2006/wordml" xmlns:wps="http://schemas.microsoft.com/office/word/2010/wordprocessingShape" xmlns:wpsCustomData="http://www.wps.cn/officeDocument/2013/wpsCustomData" mc:Ignorable="w14 w15 wp14">
   <w:p>
     <w:pPr>
-      <w:pStyle w:val="Header"/>
+      <w:pStyle w:val="15"/>
       <w:pBdr>
-        <w:bottom w:val="single" w:sz="4" w:space="1" w:color="auto"/>
+        <w:bottom w:val="single" w:color="auto" w:sz="4" w:space="1"/>
       </w:pBdr>
       <w:jc w:val="right"/>
       <w:rPr>
-        <w:rFonts w:eastAsiaTheme="minorEastAsia" w:hint="eastAsia"/>
+        <w:rFonts w:hint="eastAsia" w:eastAsiaTheme="minorEastAsia"/>
         <w:lang w:eastAsia="zh-CN"/>
       </w:rPr>
     </w:pPr>
     <w:r>
       <w:rPr>
-        <w:rFonts w:eastAsiaTheme="minorEastAsia" w:hint="eastAsia"/>
+        <w:rFonts w:hint="eastAsia" w:eastAsiaTheme="minorEastAsia"/>
         <w:lang w:eastAsia="zh-CN"/>
       </w:rPr>
       <w:t>天津通海信息技术有限公司</w:t>
@@ -4215,15 +4315,15 @@
 </file>
 
 <file path=word/numbering.xml><?xml version="1.0" encoding="utf-8"?>
-<w:numbering xmlns:wpc="http://schemas.microsoft.com/office/word/2010/wordprocessingCanvas" xmlns:mc="http://schemas.openxmlformats.org/markup-compatibility/2006" xmlns:o="urn:schemas-microsoft-com:office:office" xmlns:r="http://schemas.openxmlformats.org/officeDocument/2006/relationships" xmlns:m="http://schemas.openxmlformats.org/officeDocument/2006/math" xmlns:v="urn:schemas-microsoft-com:vml" xmlns:wp14="http://schemas.microsoft.com/office/word/2010/wordprocessingDrawing" xmlns:wp="http://schemas.openxmlformats.org/drawingml/2006/wordprocessingDrawing" xmlns:w10="urn:schemas-microsoft-com:office:word" xmlns:w="http://schemas.openxmlformats.org/wordprocessingml/2006/main" xmlns:w14="http://schemas.microsoft.com/office/word/2010/wordml" xmlns:w15="http://schemas.microsoft.com/office/word/2012/wordml" xmlns:wne="http://schemas.microsoft.com/office/word/2006/wordml" xmlns:wpg="http://schemas.microsoft.com/office/word/2010/wordprocessingGroup" xmlns:wpi="http://schemas.microsoft.com/office/word/2010/wordprocessingInk" xmlns:wps="http://schemas.microsoft.com/office/word/2010/wordprocessingShape" mc:Ignorable="w14 w15 wp14">
+<w:numbering xmlns:wpc="http://schemas.microsoft.com/office/word/2010/wordprocessingCanvas" xmlns:mc="http://schemas.openxmlformats.org/markup-compatibility/2006" xmlns:o="urn:schemas-microsoft-com:office:office" xmlns:r="http://schemas.openxmlformats.org/officeDocument/2006/relationships" xmlns:m="http://schemas.openxmlformats.org/officeDocument/2006/math" xmlns:v="urn:schemas-microsoft-com:vml" xmlns:wp14="http://schemas.microsoft.com/office/word/2010/wordprocessingDrawing" xmlns:wp="http://schemas.openxmlformats.org/drawingml/2006/wordprocessingDrawing" xmlns:w10="urn:schemas-microsoft-com:office:word" xmlns:w="http://schemas.openxmlformats.org/wordprocessingml/2006/main" xmlns:w14="http://schemas.microsoft.com/office/word/2010/wordml" xmlns:wpg="http://schemas.microsoft.com/office/word/2010/wordprocessingGroup" xmlns:wpi="http://schemas.microsoft.com/office/word/2010/wordprocessingInk" xmlns:wne="http://schemas.microsoft.com/office/word/2006/wordml" xmlns:wps="http://schemas.microsoft.com/office/word/2010/wordprocessingShape" xmlns:wpsCustomData="http://www.wps.cn/officeDocument/2013/wpsCustomData" mc:Ignorable="w14 wp14">
   <w:abstractNum w:abstractNumId="0">
     <w:nsid w:val="8E964DCE"/>
     <w:multiLevelType w:val="multilevel"/>
     <w:tmpl w:val="8E964DCE"/>
-    <w:lvl w:ilvl="0">
+    <w:lvl w:ilvl="0" w:tentative="0">
       <w:start w:val="1"/>
       <w:numFmt w:val="decimal"/>
-      <w:pStyle w:val="Heading1"/>
+      <w:pStyle w:val="2"/>
       <w:lvlText w:val="%1."/>
       <w:lvlJc w:val="left"/>
       <w:pPr>
@@ -4233,10 +4333,10 @@
         <w:rFonts w:hint="default"/>
       </w:rPr>
     </w:lvl>
-    <w:lvl w:ilvl="1">
+    <w:lvl w:ilvl="1" w:tentative="0">
       <w:start w:val="1"/>
       <w:numFmt w:val="decimal"/>
-      <w:pStyle w:val="Heading2"/>
+      <w:pStyle w:val="3"/>
       <w:lvlText w:val="%1.%2."/>
       <w:lvlJc w:val="left"/>
       <w:pPr>
@@ -4246,10 +4346,10 @@
         <w:rFonts w:hint="default"/>
       </w:rPr>
     </w:lvl>
-    <w:lvl w:ilvl="2">
+    <w:lvl w:ilvl="2" w:tentative="0">
       <w:start w:val="1"/>
       <w:numFmt w:val="decimal"/>
-      <w:pStyle w:val="Heading3"/>
+      <w:pStyle w:val="4"/>
       <w:lvlText w:val="%1.%2.%3."/>
       <w:lvlJc w:val="left"/>
       <w:pPr>
@@ -4259,10 +4359,10 @@
         <w:rFonts w:hint="default"/>
       </w:rPr>
     </w:lvl>
-    <w:lvl w:ilvl="3">
+    <w:lvl w:ilvl="3" w:tentative="0">
       <w:start w:val="1"/>
       <w:numFmt w:val="decimal"/>
-      <w:pStyle w:val="Heading4"/>
+      <w:pStyle w:val="5"/>
       <w:lvlText w:val="%1.%2.%3.%4."/>
       <w:lvlJc w:val="left"/>
       <w:pPr>
@@ -4272,10 +4372,10 @@
         <w:rFonts w:hint="default"/>
       </w:rPr>
     </w:lvl>
-    <w:lvl w:ilvl="4">
+    <w:lvl w:ilvl="4" w:tentative="0">
       <w:start w:val="1"/>
       <w:numFmt w:val="decimal"/>
-      <w:pStyle w:val="Heading5"/>
+      <w:pStyle w:val="6"/>
       <w:lvlText w:val="%1.%2.%3.%4.%5."/>
       <w:lvlJc w:val="left"/>
       <w:pPr>
@@ -4285,10 +4385,10 @@
         <w:rFonts w:hint="default"/>
       </w:rPr>
     </w:lvl>
-    <w:lvl w:ilvl="5">
+    <w:lvl w:ilvl="5" w:tentative="0">
       <w:start w:val="1"/>
       <w:numFmt w:val="decimal"/>
-      <w:pStyle w:val="Heading6"/>
+      <w:pStyle w:val="7"/>
       <w:lvlText w:val="%1.%2.%3.%4.%5.%6."/>
       <w:lvlJc w:val="left"/>
       <w:pPr>
@@ -4298,10 +4398,10 @@
         <w:rFonts w:hint="default"/>
       </w:rPr>
     </w:lvl>
-    <w:lvl w:ilvl="6">
+    <w:lvl w:ilvl="6" w:tentative="0">
       <w:start w:val="1"/>
       <w:numFmt w:val="decimal"/>
-      <w:pStyle w:val="Heading7"/>
+      <w:pStyle w:val="8"/>
       <w:lvlText w:val="%1.%2.%3.%4.%5.%6.%7."/>
       <w:lvlJc w:val="left"/>
       <w:pPr>
@@ -4311,10 +4411,10 @@
         <w:rFonts w:hint="default"/>
       </w:rPr>
     </w:lvl>
-    <w:lvl w:ilvl="7">
+    <w:lvl w:ilvl="7" w:tentative="0">
       <w:start w:val="1"/>
       <w:numFmt w:val="decimal"/>
-      <w:pStyle w:val="Heading8"/>
+      <w:pStyle w:val="9"/>
       <w:lvlText w:val="%1.%2.%3.%4.%5.%6.%7.%8."/>
       <w:lvlJc w:val="left"/>
       <w:pPr>
@@ -4324,10 +4424,10 @@
         <w:rFonts w:hint="default"/>
       </w:rPr>
     </w:lvl>
-    <w:lvl w:ilvl="8">
+    <w:lvl w:ilvl="8" w:tentative="0">
       <w:start w:val="1"/>
       <w:numFmt w:val="decimal"/>
-      <w:pStyle w:val="Heading9"/>
+      <w:pStyle w:val="10"/>
       <w:lvlText w:val="%1.%2.%3.%4.%5.%6.%7.%8.%9."/>
       <w:lvlJc w:val="left"/>
       <w:pPr>
@@ -4342,7 +4442,7 @@
     <w:nsid w:val="B3A59115"/>
     <w:multiLevelType w:val="singleLevel"/>
     <w:tmpl w:val="B3A59115"/>
-    <w:lvl w:ilvl="0">
+    <w:lvl w:ilvl="0" w:tentative="0">
       <w:start w:val="1"/>
       <w:numFmt w:val="decimal"/>
       <w:lvlText w:val="%1."/>
@@ -4359,7 +4459,7 @@
     <w:nsid w:val="F9539CF3"/>
     <w:multiLevelType w:val="singleLevel"/>
     <w:tmpl w:val="F9539CF3"/>
-    <w:lvl w:ilvl="0">
+    <w:lvl w:ilvl="0" w:tentative="0">
       <w:start w:val="1"/>
       <w:numFmt w:val="decimal"/>
       <w:lvlText w:val="%1."/>
@@ -4376,7 +4476,7 @@
     <w:nsid w:val="0725BF6B"/>
     <w:multiLevelType w:val="singleLevel"/>
     <w:tmpl w:val="0725BF6B"/>
-    <w:lvl w:ilvl="0">
+    <w:lvl w:ilvl="0" w:tentative="0">
       <w:start w:val="1"/>
       <w:numFmt w:val="decimal"/>
       <w:lvlText w:val="%1."/>
@@ -4393,7 +4493,7 @@
     <w:nsid w:val="11683D91"/>
     <w:multiLevelType w:val="singleLevel"/>
     <w:tmpl w:val="11683D91"/>
-    <w:lvl w:ilvl="0">
+    <w:lvl w:ilvl="0" w:tentative="0">
       <w:start w:val="1"/>
       <w:numFmt w:val="decimal"/>
       <w:lvlText w:val="%1."/>
@@ -4425,267 +4525,269 @@
 </file>
 
 <file path=word/styles.xml><?xml version="1.0" encoding="utf-8"?>
-<w:styles xmlns:mc="http://schemas.openxmlformats.org/markup-compatibility/2006" xmlns:r="http://schemas.openxmlformats.org/officeDocument/2006/relationships" xmlns:w="http://schemas.openxmlformats.org/wordprocessingml/2006/main" xmlns:w14="http://schemas.microsoft.com/office/word/2010/wordml" xmlns:w15="http://schemas.microsoft.com/office/word/2012/wordml" mc:Ignorable="w14 w15">
+<w:styles xmlns:mc="http://schemas.openxmlformats.org/markup-compatibility/2006" xmlns:o="urn:schemas-microsoft-com:office:office" xmlns:r="http://schemas.openxmlformats.org/officeDocument/2006/relationships" xmlns:m="http://schemas.openxmlformats.org/officeDocument/2006/math" xmlns:v="urn:schemas-microsoft-com:vml" xmlns:w="http://schemas.openxmlformats.org/wordprocessingml/2006/main" xmlns:w14="http://schemas.microsoft.com/office/word/2010/wordml" xmlns:w10="urn:schemas-microsoft-com:office:word" xmlns:sl="http://schemas.openxmlformats.org/schemaLibrary/2006/main" xmlns:wpsCustomData="http://www.wps.cn/officeDocument/2013/wpsCustomData" mc:Ignorable="w14">
   <w:docDefaults>
     <w:rPrDefault>
       <w:rPr>
-        <w:rFonts w:ascii="Times New Roman" w:eastAsia="宋体" w:hAnsi="Times New Roman" w:cs="Times New Roman"/>
+        <w:rFonts w:ascii="Times New Roman" w:hAnsi="Times New Roman" w:eastAsia="宋体" w:cs="Times New Roman"/>
       </w:rPr>
     </w:rPrDefault>
     <w:pPrDefault/>
   </w:docDefaults>
-  <w:latentStyles w:defLockedState="0" w:defUIPriority="99" w:defSemiHidden="1" w:defUnhideWhenUsed="1" w:defQFormat="0" w:count="260">
-    <w:lsdException w:name="Normal" w:semiHidden="0" w:uiPriority="0" w:unhideWhenUsed="0" w:qFormat="1"/>
-    <w:lsdException w:name="heading 1" w:semiHidden="0" w:uiPriority="0" w:unhideWhenUsed="0" w:qFormat="1"/>
-    <w:lsdException w:name="heading 2" w:semiHidden="0" w:uiPriority="0" w:qFormat="1"/>
-    <w:lsdException w:name="heading 3" w:uiPriority="0" w:qFormat="1"/>
-    <w:lsdException w:name="heading 4" w:semiHidden="0" w:uiPriority="0" w:qFormat="1"/>
-    <w:lsdException w:name="heading 5" w:uiPriority="0" w:qFormat="1"/>
-    <w:lsdException w:name="heading 6" w:uiPriority="0" w:qFormat="1"/>
-    <w:lsdException w:name="heading 7" w:uiPriority="0" w:qFormat="1"/>
-    <w:lsdException w:name="heading 8" w:uiPriority="0" w:qFormat="1"/>
-    <w:lsdException w:name="heading 9" w:uiPriority="0" w:qFormat="1"/>
-    <w:lsdException w:name="index 1" w:semiHidden="0" w:uiPriority="0" w:unhideWhenUsed="0"/>
-    <w:lsdException w:name="index 2" w:semiHidden="0" w:uiPriority="0" w:unhideWhenUsed="0"/>
-    <w:lsdException w:name="index 3" w:semiHidden="0" w:uiPriority="0" w:unhideWhenUsed="0"/>
-    <w:lsdException w:name="index 4" w:semiHidden="0" w:uiPriority="0" w:unhideWhenUsed="0"/>
-    <w:lsdException w:name="index 5" w:semiHidden="0" w:uiPriority="0" w:unhideWhenUsed="0"/>
-    <w:lsdException w:name="index 6" w:semiHidden="0" w:uiPriority="0" w:unhideWhenUsed="0"/>
-    <w:lsdException w:name="index 7" w:semiHidden="0" w:uiPriority="0" w:unhideWhenUsed="0"/>
-    <w:lsdException w:name="index 8" w:semiHidden="0" w:uiPriority="0" w:unhideWhenUsed="0"/>
-    <w:lsdException w:name="index 9" w:semiHidden="0" w:uiPriority="0" w:unhideWhenUsed="0"/>
-    <w:lsdException w:name="toc 1" w:semiHidden="0" w:uiPriority="0" w:unhideWhenUsed="0" w:qFormat="1"/>
-    <w:lsdException w:name="toc 2" w:semiHidden="0" w:uiPriority="0" w:unhideWhenUsed="0" w:qFormat="1"/>
-    <w:lsdException w:name="toc 3" w:semiHidden="0" w:uiPriority="0" w:unhideWhenUsed="0" w:qFormat="1"/>
-    <w:lsdException w:name="toc 4" w:semiHidden="0" w:uiPriority="0" w:unhideWhenUsed="0"/>
-    <w:lsdException w:name="toc 5" w:semiHidden="0" w:uiPriority="0" w:unhideWhenUsed="0"/>
-    <w:lsdException w:name="toc 6" w:semiHidden="0" w:uiPriority="0" w:unhideWhenUsed="0"/>
-    <w:lsdException w:name="toc 7" w:semiHidden="0" w:uiPriority="0" w:unhideWhenUsed="0"/>
-    <w:lsdException w:name="toc 8" w:semiHidden="0" w:uiPriority="0" w:unhideWhenUsed="0"/>
-    <w:lsdException w:name="toc 9" w:semiHidden="0" w:uiPriority="0" w:unhideWhenUsed="0"/>
-    <w:lsdException w:name="Normal Indent" w:semiHidden="0" w:uiPriority="0" w:unhideWhenUsed="0"/>
-    <w:lsdException w:name="footnote text" w:semiHidden="0" w:uiPriority="0" w:unhideWhenUsed="0"/>
-    <w:lsdException w:name="annotation text" w:semiHidden="0" w:uiPriority="0" w:unhideWhenUsed="0" w:qFormat="1"/>
-    <w:lsdException w:name="header" w:semiHidden="0" w:uiPriority="0" w:unhideWhenUsed="0" w:qFormat="1"/>
-    <w:lsdException w:name="footer" w:semiHidden="0" w:uiPriority="0" w:unhideWhenUsed="0" w:qFormat="1"/>
-    <w:lsdException w:name="index heading" w:semiHidden="0" w:uiPriority="0" w:unhideWhenUsed="0"/>
-    <w:lsdException w:name="caption" w:uiPriority="0" w:qFormat="1"/>
-    <w:lsdException w:name="table of figures" w:semiHidden="0" w:uiPriority="0" w:unhideWhenUsed="0"/>
-    <w:lsdException w:name="envelope address" w:semiHidden="0" w:uiPriority="0" w:unhideWhenUsed="0"/>
-    <w:lsdException w:name="envelope return" w:semiHidden="0" w:uiPriority="0" w:unhideWhenUsed="0"/>
-    <w:lsdException w:name="footnote reference" w:semiHidden="0" w:uiPriority="0" w:unhideWhenUsed="0"/>
-    <w:lsdException w:name="annotation reference" w:semiHidden="0" w:uiPriority="0" w:unhideWhenUsed="0"/>
-    <w:lsdException w:name="line number" w:semiHidden="0" w:uiPriority="0" w:unhideWhenUsed="0"/>
-    <w:lsdException w:name="page number" w:semiHidden="0" w:uiPriority="0" w:unhideWhenUsed="0"/>
-    <w:lsdException w:name="endnote reference" w:semiHidden="0" w:uiPriority="0" w:unhideWhenUsed="0"/>
-    <w:lsdException w:name="endnote text" w:semiHidden="0" w:uiPriority="0" w:unhideWhenUsed="0"/>
-    <w:lsdException w:name="table of authorities" w:semiHidden="0" w:uiPriority="0" w:unhideWhenUsed="0"/>
-    <w:lsdException w:name="macro" w:semiHidden="0" w:uiPriority="0" w:unhideWhenUsed="0"/>
-    <w:lsdException w:name="toa heading" w:semiHidden="0" w:uiPriority="0" w:unhideWhenUsed="0"/>
-    <w:lsdException w:name="List" w:semiHidden="0" w:uiPriority="0" w:unhideWhenUsed="0"/>
-    <w:lsdException w:name="List Bullet" w:semiHidden="0" w:uiPriority="0" w:unhideWhenUsed="0"/>
-    <w:lsdException w:name="List Number" w:semiHidden="0" w:uiPriority="0" w:unhideWhenUsed="0"/>
-    <w:lsdException w:name="List 2" w:semiHidden="0" w:uiPriority="0" w:unhideWhenUsed="0"/>
-    <w:lsdException w:name="List 3" w:semiHidden="0" w:uiPriority="0" w:unhideWhenUsed="0"/>
-    <w:lsdException w:name="List 4" w:semiHidden="0" w:uiPriority="0" w:unhideWhenUsed="0"/>
-    <w:lsdException w:name="List 5" w:semiHidden="0" w:uiPriority="0" w:unhideWhenUsed="0"/>
-    <w:lsdException w:name="List Bullet 2" w:semiHidden="0" w:uiPriority="0" w:unhideWhenUsed="0"/>
-    <w:lsdException w:name="List Bullet 3" w:semiHidden="0" w:uiPriority="0" w:unhideWhenUsed="0"/>
-    <w:lsdException w:name="List Bullet 4" w:semiHidden="0" w:uiPriority="0" w:unhideWhenUsed="0"/>
-    <w:lsdException w:name="List Bullet 5" w:semiHidden="0" w:uiPriority="0" w:unhideWhenUsed="0"/>
-    <w:lsdException w:name="List Number 2" w:semiHidden="0" w:uiPriority="0" w:unhideWhenUsed="0"/>
-    <w:lsdException w:name="List Number 3" w:semiHidden="0" w:uiPriority="0" w:unhideWhenUsed="0"/>
-    <w:lsdException w:name="List Number 4" w:semiHidden="0" w:uiPriority="0" w:unhideWhenUsed="0"/>
-    <w:lsdException w:name="List Number 5" w:semiHidden="0" w:uiPriority="0" w:unhideWhenUsed="0"/>
-    <w:lsdException w:name="Title" w:semiHidden="0" w:uiPriority="0" w:unhideWhenUsed="0" w:qFormat="1"/>
-    <w:lsdException w:name="Closing" w:semiHidden="0" w:uiPriority="0" w:unhideWhenUsed="0"/>
-    <w:lsdException w:name="Signature" w:semiHidden="0" w:uiPriority="0" w:unhideWhenUsed="0"/>
-    <w:lsdException w:name="Default Paragraph Font" w:uiPriority="0" w:unhideWhenUsed="0" w:qFormat="1"/>
-    <w:lsdException w:name="Body Text" w:uiPriority="0" w:unhideWhenUsed="0" w:qFormat="1"/>
-    <w:lsdException w:name="Body Text Indent" w:semiHidden="0" w:uiPriority="0" w:unhideWhenUsed="0"/>
-    <w:lsdException w:name="List Continue" w:semiHidden="0" w:uiPriority="0" w:unhideWhenUsed="0"/>
-    <w:lsdException w:name="List Continue 2" w:semiHidden="0" w:uiPriority="0" w:unhideWhenUsed="0"/>
-    <w:lsdException w:name="List Continue 3" w:semiHidden="0" w:uiPriority="0" w:unhideWhenUsed="0"/>
-    <w:lsdException w:name="List Continue 4" w:semiHidden="0" w:uiPriority="0" w:unhideWhenUsed="0"/>
-    <w:lsdException w:name="List Continue 5" w:semiHidden="0" w:uiPriority="0" w:unhideWhenUsed="0"/>
-    <w:lsdException w:name="Message Header" w:semiHidden="0" w:uiPriority="0" w:unhideWhenUsed="0"/>
-    <w:lsdException w:name="Subtitle" w:semiHidden="0" w:uiPriority="0" w:unhideWhenUsed="0" w:qFormat="1"/>
-    <w:lsdException w:name="Salutation" w:semiHidden="0" w:uiPriority="0" w:unhideWhenUsed="0"/>
-    <w:lsdException w:name="Date" w:semiHidden="0" w:uiPriority="0" w:unhideWhenUsed="0"/>
-    <w:lsdException w:name="Body Text First Indent" w:semiHidden="0" w:uiPriority="0" w:unhideWhenUsed="0"/>
-    <w:lsdException w:name="Body Text First Indent 2" w:semiHidden="0" w:uiPriority="0" w:unhideWhenUsed="0"/>
-    <w:lsdException w:name="Body Text 2" w:semiHidden="0" w:uiPriority="0" w:unhideWhenUsed="0"/>
-    <w:lsdException w:name="Body Text 3" w:semiHidden="0" w:uiPriority="0" w:unhideWhenUsed="0"/>
-    <w:lsdException w:name="Body Text Indent 2" w:semiHidden="0" w:uiPriority="0" w:unhideWhenUsed="0"/>
-    <w:lsdException w:name="Body Text Indent 3" w:semiHidden="0" w:uiPriority="0" w:unhideWhenUsed="0"/>
-    <w:lsdException w:name="Block Text" w:semiHidden="0" w:uiPriority="0" w:unhideWhenUsed="0"/>
-    <w:lsdException w:name="Hyperlink" w:semiHidden="0" w:uiPriority="0" w:unhideWhenUsed="0"/>
-    <w:lsdException w:name="FollowedHyperlink" w:semiHidden="0" w:uiPriority="0" w:unhideWhenUsed="0"/>
-    <w:lsdException w:name="Strong" w:semiHidden="0" w:uiPriority="0" w:unhideWhenUsed="0" w:qFormat="1"/>
-    <w:lsdException w:name="Emphasis" w:semiHidden="0" w:uiPriority="0" w:unhideWhenUsed="0" w:qFormat="1"/>
-    <w:lsdException w:name="Document Map" w:semiHidden="0" w:uiPriority="0" w:unhideWhenUsed="0"/>
-    <w:lsdException w:name="Plain Text" w:semiHidden="0" w:uiPriority="0" w:unhideWhenUsed="0"/>
-    <w:lsdException w:name="E-mail Signature" w:semiHidden="0" w:uiPriority="0" w:unhideWhenUsed="0"/>
-    <w:lsdException w:name="Normal (Web)" w:semiHidden="0" w:uiPriority="0" w:unhideWhenUsed="0" w:qFormat="1"/>
-    <w:lsdException w:name="HTML Acronym" w:semiHidden="0" w:uiPriority="0" w:unhideWhenUsed="0"/>
-    <w:lsdException w:name="HTML Address" w:semiHidden="0" w:uiPriority="0" w:unhideWhenUsed="0"/>
-    <w:lsdException w:name="HTML Cite" w:semiHidden="0" w:uiPriority="0" w:unhideWhenUsed="0"/>
-    <w:lsdException w:name="HTML Code" w:semiHidden="0" w:uiPriority="0" w:unhideWhenUsed="0"/>
-    <w:lsdException w:name="HTML Definition" w:semiHidden="0" w:uiPriority="0" w:unhideWhenUsed="0"/>
-    <w:lsdException w:name="HTML Keyboard" w:semiHidden="0" w:uiPriority="0" w:unhideWhenUsed="0"/>
-    <w:lsdException w:name="HTML Preformatted" w:semiHidden="0" w:uiPriority="0" w:unhideWhenUsed="0"/>
-    <w:lsdException w:name="HTML Sample" w:semiHidden="0" w:uiPriority="0" w:unhideWhenUsed="0"/>
-    <w:lsdException w:name="HTML Typewriter" w:semiHidden="0" w:uiPriority="0" w:unhideWhenUsed="0"/>
-    <w:lsdException w:name="HTML Variable" w:semiHidden="0" w:uiPriority="0" w:unhideWhenUsed="0"/>
-    <w:lsdException w:name="Normal Table" w:uiPriority="0" w:unhideWhenUsed="0" w:qFormat="1"/>
-    <w:lsdException w:name="annotation subject" w:semiHidden="0" w:uiPriority="0" w:unhideWhenUsed="0"/>
-    <w:lsdException w:name="Table Simple 1" w:semiHidden="0" w:uiPriority="0" w:unhideWhenUsed="0"/>
-    <w:lsdException w:name="Table Simple 2" w:semiHidden="0" w:uiPriority="0" w:unhideWhenUsed="0"/>
-    <w:lsdException w:name="Table Simple 3" w:semiHidden="0" w:uiPriority="0" w:unhideWhenUsed="0"/>
-    <w:lsdException w:name="Table Classic 1" w:semiHidden="0" w:uiPriority="0" w:unhideWhenUsed="0"/>
-    <w:lsdException w:name="Table Classic 2" w:semiHidden="0" w:uiPriority="0" w:unhideWhenUsed="0"/>
-    <w:lsdException w:name="Table Classic 3" w:semiHidden="0" w:uiPriority="0" w:unhideWhenUsed="0"/>
-    <w:lsdException w:name="Table Classic 4" w:semiHidden="0" w:uiPriority="0" w:unhideWhenUsed="0"/>
-    <w:lsdException w:name="Table Colorful 1" w:semiHidden="0" w:uiPriority="0" w:unhideWhenUsed="0"/>
-    <w:lsdException w:name="Table Colorful 2" w:semiHidden="0" w:uiPriority="0" w:unhideWhenUsed="0"/>
-    <w:lsdException w:name="Table Colorful 3" w:semiHidden="0" w:uiPriority="0" w:unhideWhenUsed="0"/>
-    <w:lsdException w:name="Table Columns 1" w:semiHidden="0" w:uiPriority="0" w:unhideWhenUsed="0"/>
-    <w:lsdException w:name="Table Columns 2" w:semiHidden="0" w:uiPriority="0" w:unhideWhenUsed="0"/>
-    <w:lsdException w:name="Table Columns 3" w:semiHidden="0" w:uiPriority="0" w:unhideWhenUsed="0"/>
-    <w:lsdException w:name="Table Columns 4" w:semiHidden="0" w:uiPriority="0" w:unhideWhenUsed="0"/>
-    <w:lsdException w:name="Table Columns 5" w:semiHidden="0" w:uiPriority="0" w:unhideWhenUsed="0"/>
-    <w:lsdException w:name="Table Grid 1" w:semiHidden="0" w:uiPriority="0" w:unhideWhenUsed="0"/>
-    <w:lsdException w:name="Table Grid 2" w:semiHidden="0" w:uiPriority="0" w:unhideWhenUsed="0"/>
-    <w:lsdException w:name="Table Grid 3" w:semiHidden="0" w:uiPriority="0" w:unhideWhenUsed="0"/>
-    <w:lsdException w:name="Table Grid 4" w:semiHidden="0" w:uiPriority="0" w:unhideWhenUsed="0"/>
-    <w:lsdException w:name="Table Grid 5" w:semiHidden="0" w:uiPriority="0" w:unhideWhenUsed="0"/>
-    <w:lsdException w:name="Table Grid 6" w:semiHidden="0" w:uiPriority="0" w:unhideWhenUsed="0"/>
-    <w:lsdException w:name="Table Grid 7" w:semiHidden="0" w:uiPriority="0" w:unhideWhenUsed="0"/>
-    <w:lsdException w:name="Table Grid 8" w:semiHidden="0" w:uiPriority="0" w:unhideWhenUsed="0"/>
-    <w:lsdException w:name="Table List 1" w:semiHidden="0" w:uiPriority="0" w:unhideWhenUsed="0"/>
-    <w:lsdException w:name="Table List 2" w:semiHidden="0" w:uiPriority="0" w:unhideWhenUsed="0"/>
-    <w:lsdException w:name="Table List 3" w:semiHidden="0" w:uiPriority="0" w:unhideWhenUsed="0"/>
-    <w:lsdException w:name="Table List 4" w:semiHidden="0" w:uiPriority="0" w:unhideWhenUsed="0"/>
-    <w:lsdException w:name="Table List 5" w:semiHidden="0" w:uiPriority="0" w:unhideWhenUsed="0"/>
-    <w:lsdException w:name="Table List 6" w:semiHidden="0" w:uiPriority="0" w:unhideWhenUsed="0"/>
-    <w:lsdException w:name="Table List 7" w:semiHidden="0" w:uiPriority="0" w:unhideWhenUsed="0"/>
-    <w:lsdException w:name="Table List 8" w:semiHidden="0" w:uiPriority="0" w:unhideWhenUsed="0"/>
-    <w:lsdException w:name="Table 3D effects 1" w:semiHidden="0" w:uiPriority="0" w:unhideWhenUsed="0"/>
-    <w:lsdException w:name="Table 3D effects 2" w:semiHidden="0" w:uiPriority="0" w:unhideWhenUsed="0"/>
-    <w:lsdException w:name="Table 3D effects 3" w:semiHidden="0" w:uiPriority="0" w:unhideWhenUsed="0"/>
-    <w:lsdException w:name="Table Contemporary" w:semiHidden="0" w:uiPriority="0" w:unhideWhenUsed="0"/>
-    <w:lsdException w:name="Table Elegant" w:semiHidden="0" w:uiPriority="0" w:unhideWhenUsed="0"/>
-    <w:lsdException w:name="Table Professional" w:semiHidden="0" w:uiPriority="0" w:unhideWhenUsed="0"/>
-    <w:lsdException w:name="Table Subtle 1" w:semiHidden="0" w:uiPriority="0" w:unhideWhenUsed="0"/>
-    <w:lsdException w:name="Table Subtle 2" w:semiHidden="0" w:uiPriority="0" w:unhideWhenUsed="0"/>
-    <w:lsdException w:name="Table Web 1" w:semiHidden="0" w:uiPriority="0" w:unhideWhenUsed="0"/>
-    <w:lsdException w:name="Table Web 2" w:semiHidden="0" w:uiPriority="0" w:unhideWhenUsed="0"/>
-    <w:lsdException w:name="Table Web 3" w:semiHidden="0" w:uiPriority="0" w:unhideWhenUsed="0"/>
-    <w:lsdException w:name="Balloon Text" w:semiHidden="0" w:uiPriority="0" w:unhideWhenUsed="0"/>
-    <w:lsdException w:name="Table Grid" w:semiHidden="0" w:uiPriority="0" w:unhideWhenUsed="0" w:qFormat="1"/>
-    <w:lsdException w:name="Table Theme" w:semiHidden="0" w:uiPriority="0" w:unhideWhenUsed="0"/>
-    <w:lsdException w:name="Light Shading" w:semiHidden="0" w:uiPriority="60" w:unhideWhenUsed="0"/>
-    <w:lsdException w:name="Light List" w:semiHidden="0" w:uiPriority="61" w:unhideWhenUsed="0"/>
-    <w:lsdException w:name="Light Grid" w:semiHidden="0" w:uiPriority="62" w:unhideWhenUsed="0"/>
-    <w:lsdException w:name="Medium Shading 1" w:semiHidden="0" w:uiPriority="63" w:unhideWhenUsed="0"/>
-    <w:lsdException w:name="Medium Shading 2" w:semiHidden="0" w:uiPriority="64" w:unhideWhenUsed="0"/>
-    <w:lsdException w:name="Medium List 1" w:semiHidden="0" w:uiPriority="65" w:unhideWhenUsed="0"/>
-    <w:lsdException w:name="Medium List 2" w:semiHidden="0" w:uiPriority="66" w:unhideWhenUsed="0"/>
-    <w:lsdException w:name="Medium Grid 1" w:semiHidden="0" w:uiPriority="67" w:unhideWhenUsed="0"/>
-    <w:lsdException w:name="Medium Grid 2" w:semiHidden="0" w:uiPriority="68" w:unhideWhenUsed="0"/>
-    <w:lsdException w:name="Medium Grid 3" w:semiHidden="0" w:uiPriority="69" w:unhideWhenUsed="0"/>
-    <w:lsdException w:name="Dark List" w:semiHidden="0" w:uiPriority="70" w:unhideWhenUsed="0"/>
-    <w:lsdException w:name="Colorful Shading" w:semiHidden="0" w:uiPriority="71" w:unhideWhenUsed="0"/>
-    <w:lsdException w:name="Colorful List" w:semiHidden="0" w:uiPriority="72" w:unhideWhenUsed="0"/>
-    <w:lsdException w:name="Colorful Grid" w:semiHidden="0" w:uiPriority="73" w:unhideWhenUsed="0"/>
-    <w:lsdException w:name="Light Shading Accent 1" w:semiHidden="0" w:uiPriority="60" w:unhideWhenUsed="0"/>
-    <w:lsdException w:name="Light List Accent 1" w:semiHidden="0" w:uiPriority="61" w:unhideWhenUsed="0"/>
-    <w:lsdException w:name="Light Grid Accent 1" w:semiHidden="0" w:uiPriority="62" w:unhideWhenUsed="0"/>
-    <w:lsdException w:name="Medium Shading 1 Accent 1" w:semiHidden="0" w:uiPriority="63" w:unhideWhenUsed="0"/>
-    <w:lsdException w:name="Medium Shading 2 Accent 1" w:semiHidden="0" w:uiPriority="64" w:unhideWhenUsed="0"/>
-    <w:lsdException w:name="Medium List 1 Accent 1" w:semiHidden="0" w:uiPriority="65" w:unhideWhenUsed="0"/>
-    <w:lsdException w:name="Medium List 2 Accent 1" w:semiHidden="0" w:uiPriority="66" w:unhideWhenUsed="0"/>
-    <w:lsdException w:name="Medium Grid 1 Accent 1" w:semiHidden="0" w:uiPriority="67" w:unhideWhenUsed="0"/>
-    <w:lsdException w:name="Medium Grid 2 Accent 1" w:semiHidden="0" w:uiPriority="68" w:unhideWhenUsed="0"/>
-    <w:lsdException w:name="Medium Grid 3 Accent 1" w:semiHidden="0" w:uiPriority="69" w:unhideWhenUsed="0"/>
-    <w:lsdException w:name="Dark List Accent 1" w:semiHidden="0" w:uiPriority="70" w:unhideWhenUsed="0"/>
-    <w:lsdException w:name="Colorful Shading Accent 1" w:semiHidden="0" w:uiPriority="71" w:unhideWhenUsed="0"/>
-    <w:lsdException w:name="Colorful List Accent 1" w:semiHidden="0" w:uiPriority="72" w:unhideWhenUsed="0"/>
-    <w:lsdException w:name="Colorful Grid Accent 1" w:semiHidden="0" w:uiPriority="73" w:unhideWhenUsed="0"/>
-    <w:lsdException w:name="Light Shading Accent 2" w:semiHidden="0" w:uiPriority="60" w:unhideWhenUsed="0"/>
-    <w:lsdException w:name="Light List Accent 2" w:semiHidden="0" w:uiPriority="61" w:unhideWhenUsed="0"/>
-    <w:lsdException w:name="Light Grid Accent 2" w:semiHidden="0" w:uiPriority="62" w:unhideWhenUsed="0"/>
-    <w:lsdException w:name="Medium Shading 1 Accent 2" w:semiHidden="0" w:uiPriority="63" w:unhideWhenUsed="0"/>
-    <w:lsdException w:name="Medium Shading 2 Accent 2" w:semiHidden="0" w:uiPriority="64" w:unhideWhenUsed="0"/>
-    <w:lsdException w:name="Medium List 1 Accent 2" w:semiHidden="0" w:uiPriority="65" w:unhideWhenUsed="0"/>
-    <w:lsdException w:name="Medium List 2 Accent 2" w:semiHidden="0" w:uiPriority="66" w:unhideWhenUsed="0"/>
-    <w:lsdException w:name="Medium Grid 1 Accent 2" w:semiHidden="0" w:uiPriority="67" w:unhideWhenUsed="0"/>
-    <w:lsdException w:name="Medium Grid 2 Accent 2" w:semiHidden="0" w:uiPriority="68" w:unhideWhenUsed="0"/>
-    <w:lsdException w:name="Medium Grid 3 Accent 2" w:semiHidden="0" w:uiPriority="69" w:unhideWhenUsed="0"/>
-    <w:lsdException w:name="Dark List Accent 2" w:semiHidden="0" w:uiPriority="70" w:unhideWhenUsed="0"/>
-    <w:lsdException w:name="Colorful Shading Accent 2" w:semiHidden="0" w:uiPriority="71" w:unhideWhenUsed="0"/>
-    <w:lsdException w:name="Colorful List Accent 2" w:semiHidden="0" w:uiPriority="72" w:unhideWhenUsed="0"/>
-    <w:lsdException w:name="Colorful Grid Accent 2" w:semiHidden="0" w:uiPriority="73" w:unhideWhenUsed="0"/>
-    <w:lsdException w:name="Light Shading Accent 3" w:semiHidden="0" w:uiPriority="60" w:unhideWhenUsed="0"/>
-    <w:lsdException w:name="Light List Accent 3" w:semiHidden="0" w:uiPriority="61" w:unhideWhenUsed="0"/>
-    <w:lsdException w:name="Light Grid Accent 3" w:semiHidden="0" w:uiPriority="62" w:unhideWhenUsed="0"/>
-    <w:lsdException w:name="Medium Shading 1 Accent 3" w:semiHidden="0" w:uiPriority="63" w:unhideWhenUsed="0"/>
-    <w:lsdException w:name="Medium Shading 2 Accent 3" w:semiHidden="0" w:uiPriority="64" w:unhideWhenUsed="0"/>
-    <w:lsdException w:name="Medium List 1 Accent 3" w:semiHidden="0" w:uiPriority="65" w:unhideWhenUsed="0"/>
-    <w:lsdException w:name="Medium List 2 Accent 3" w:semiHidden="0" w:uiPriority="66" w:unhideWhenUsed="0"/>
-    <w:lsdException w:name="Medium Grid 1 Accent 3" w:semiHidden="0" w:uiPriority="67" w:unhideWhenUsed="0"/>
-    <w:lsdException w:name="Medium Grid 2 Accent 3" w:semiHidden="0" w:uiPriority="68" w:unhideWhenUsed="0"/>
-    <w:lsdException w:name="Medium Grid 3 Accent 3" w:semiHidden="0" w:uiPriority="69" w:unhideWhenUsed="0"/>
-    <w:lsdException w:name="Dark List Accent 3" w:semiHidden="0" w:uiPriority="70" w:unhideWhenUsed="0"/>
-    <w:lsdException w:name="Colorful Shading Accent 3" w:semiHidden="0" w:uiPriority="71" w:unhideWhenUsed="0"/>
-    <w:lsdException w:name="Colorful List Accent 3" w:semiHidden="0" w:uiPriority="72" w:unhideWhenUsed="0"/>
-    <w:lsdException w:name="Colorful Grid Accent 3" w:semiHidden="0" w:uiPriority="73" w:unhideWhenUsed="0"/>
-    <w:lsdException w:name="Light Shading Accent 4" w:semiHidden="0" w:uiPriority="60" w:unhideWhenUsed="0"/>
-    <w:lsdException w:name="Light List Accent 4" w:semiHidden="0" w:uiPriority="61" w:unhideWhenUsed="0"/>
-    <w:lsdException w:name="Light Grid Accent 4" w:semiHidden="0" w:uiPriority="62" w:unhideWhenUsed="0"/>
-    <w:lsdException w:name="Medium Shading 1 Accent 4" w:semiHidden="0" w:uiPriority="63" w:unhideWhenUsed="0"/>
-    <w:lsdException w:name="Medium Shading 2 Accent 4" w:semiHidden="0" w:uiPriority="64" w:unhideWhenUsed="0"/>
-    <w:lsdException w:name="Medium List 1 Accent 4" w:semiHidden="0" w:uiPriority="65" w:unhideWhenUsed="0"/>
-    <w:lsdException w:name="Medium List 2 Accent 4" w:semiHidden="0" w:uiPriority="66" w:unhideWhenUsed="0"/>
-    <w:lsdException w:name="Medium Grid 1 Accent 4" w:semiHidden="0" w:uiPriority="67" w:unhideWhenUsed="0"/>
-    <w:lsdException w:name="Medium Grid 2 Accent 4" w:semiHidden="0" w:uiPriority="68" w:unhideWhenUsed="0"/>
-    <w:lsdException w:name="Medium Grid 3 Accent 4" w:semiHidden="0" w:uiPriority="69" w:unhideWhenUsed="0"/>
-    <w:lsdException w:name="Dark List Accent 4" w:semiHidden="0" w:uiPriority="70" w:unhideWhenUsed="0"/>
-    <w:lsdException w:name="Colorful Shading Accent 4" w:semiHidden="0" w:uiPriority="71" w:unhideWhenUsed="0"/>
-    <w:lsdException w:name="Colorful List Accent 4" w:semiHidden="0" w:uiPriority="72" w:unhideWhenUsed="0"/>
-    <w:lsdException w:name="Colorful Grid Accent 4" w:semiHidden="0" w:uiPriority="73" w:unhideWhenUsed="0"/>
-    <w:lsdException w:name="Light Shading Accent 5" w:semiHidden="0" w:uiPriority="60" w:unhideWhenUsed="0"/>
-    <w:lsdException w:name="Light List Accent 5" w:semiHidden="0" w:uiPriority="61" w:unhideWhenUsed="0"/>
-    <w:lsdException w:name="Light Grid Accent 5" w:semiHidden="0" w:uiPriority="62" w:unhideWhenUsed="0"/>
-    <w:lsdException w:name="Medium Shading 1 Accent 5" w:semiHidden="0" w:uiPriority="63" w:unhideWhenUsed="0"/>
-    <w:lsdException w:name="Medium Shading 2 Accent 5" w:semiHidden="0" w:uiPriority="64" w:unhideWhenUsed="0"/>
-    <w:lsdException w:name="Medium List 1 Accent 5" w:semiHidden="0" w:uiPriority="65" w:unhideWhenUsed="0"/>
-    <w:lsdException w:name="Medium List 2 Accent 5" w:semiHidden="0" w:uiPriority="66" w:unhideWhenUsed="0"/>
-    <w:lsdException w:name="Medium Grid 1 Accent 5" w:semiHidden="0" w:uiPriority="67" w:unhideWhenUsed="0"/>
-    <w:lsdException w:name="Medium Grid 2 Accent 5" w:semiHidden="0" w:uiPriority="68" w:unhideWhenUsed="0"/>
-    <w:lsdException w:name="Medium Grid 3 Accent 5" w:semiHidden="0" w:uiPriority="69" w:unhideWhenUsed="0"/>
-    <w:lsdException w:name="Dark List Accent 5" w:semiHidden="0" w:uiPriority="70" w:unhideWhenUsed="0"/>
-    <w:lsdException w:name="Colorful Shading Accent 5" w:semiHidden="0" w:uiPriority="71" w:unhideWhenUsed="0"/>
-    <w:lsdException w:name="Colorful List Accent 5" w:semiHidden="0" w:uiPriority="72" w:unhideWhenUsed="0"/>
-    <w:lsdException w:name="Colorful Grid Accent 5" w:semiHidden="0" w:uiPriority="73" w:unhideWhenUsed="0"/>
-    <w:lsdException w:name="Light Shading Accent 6" w:semiHidden="0" w:uiPriority="60" w:unhideWhenUsed="0"/>
-    <w:lsdException w:name="Light List Accent 6" w:semiHidden="0" w:uiPriority="61" w:unhideWhenUsed="0"/>
-    <w:lsdException w:name="Light Grid Accent 6" w:semiHidden="0" w:uiPriority="62" w:unhideWhenUsed="0"/>
-    <w:lsdException w:name="Medium Shading 1 Accent 6" w:semiHidden="0" w:uiPriority="63" w:unhideWhenUsed="0"/>
-    <w:lsdException w:name="Medium Shading 2 Accent 6" w:semiHidden="0" w:uiPriority="64" w:unhideWhenUsed="0"/>
-    <w:lsdException w:name="Medium List 1 Accent 6" w:semiHidden="0" w:uiPriority="65" w:unhideWhenUsed="0"/>
-    <w:lsdException w:name="Medium List 2 Accent 6" w:semiHidden="0" w:uiPriority="66" w:unhideWhenUsed="0"/>
-    <w:lsdException w:name="Medium Grid 1 Accent 6" w:semiHidden="0" w:uiPriority="67" w:unhideWhenUsed="0"/>
-    <w:lsdException w:name="Medium Grid 2 Accent 6" w:semiHidden="0" w:uiPriority="68" w:unhideWhenUsed="0"/>
-    <w:lsdException w:name="Medium Grid 3 Accent 6" w:semiHidden="0" w:uiPriority="69" w:unhideWhenUsed="0"/>
-    <w:lsdException w:name="Dark List Accent 6" w:semiHidden="0" w:uiPriority="70" w:unhideWhenUsed="0"/>
-    <w:lsdException w:name="Colorful Shading Accent 6" w:semiHidden="0" w:uiPriority="71" w:unhideWhenUsed="0"/>
-    <w:lsdException w:name="Colorful List Accent 6" w:semiHidden="0" w:uiPriority="72" w:unhideWhenUsed="0"/>
-    <w:lsdException w:name="Colorful Grid Accent 6" w:semiHidden="0" w:uiPriority="73" w:unhideWhenUsed="0"/>
+  <w:latentStyles w:count="260" w:defQFormat="0" w:defUnhideWhenUsed="1" w:defSemiHidden="1" w:defUIPriority="99" w:defLockedState="0">
+    <w:lsdException w:qFormat="1" w:unhideWhenUsed="0" w:uiPriority="0" w:semiHidden="0" w:name="Normal"/>
+    <w:lsdException w:qFormat="1" w:unhideWhenUsed="0" w:uiPriority="0" w:semiHidden="0" w:name="heading 1"/>
+    <w:lsdException w:qFormat="1" w:uiPriority="0" w:semiHidden="0" w:name="heading 2"/>
+    <w:lsdException w:qFormat="1" w:uiPriority="0" w:name="heading 3"/>
+    <w:lsdException w:qFormat="1" w:uiPriority="0" w:semiHidden="0" w:name="heading 4"/>
+    <w:lsdException w:qFormat="1" w:uiPriority="0" w:name="heading 5"/>
+    <w:lsdException w:qFormat="1" w:uiPriority="0" w:name="heading 6"/>
+    <w:lsdException w:qFormat="1" w:uiPriority="0" w:name="heading 7"/>
+    <w:lsdException w:qFormat="1" w:uiPriority="0" w:name="heading 8"/>
+    <w:lsdException w:qFormat="1" w:uiPriority="0" w:name="heading 9"/>
+    <w:lsdException w:unhideWhenUsed="0" w:uiPriority="0" w:semiHidden="0" w:name="index 1"/>
+    <w:lsdException w:unhideWhenUsed="0" w:uiPriority="0" w:semiHidden="0" w:name="index 2"/>
+    <w:lsdException w:unhideWhenUsed="0" w:uiPriority="0" w:semiHidden="0" w:name="index 3"/>
+    <w:lsdException w:unhideWhenUsed="0" w:uiPriority="0" w:semiHidden="0" w:name="index 4"/>
+    <w:lsdException w:unhideWhenUsed="0" w:uiPriority="0" w:semiHidden="0" w:name="index 5"/>
+    <w:lsdException w:unhideWhenUsed="0" w:uiPriority="0" w:semiHidden="0" w:name="index 6"/>
+    <w:lsdException w:unhideWhenUsed="0" w:uiPriority="0" w:semiHidden="0" w:name="index 7"/>
+    <w:lsdException w:unhideWhenUsed="0" w:uiPriority="0" w:semiHidden="0" w:name="index 8"/>
+    <w:lsdException w:unhideWhenUsed="0" w:uiPriority="0" w:semiHidden="0" w:name="index 9"/>
+    <w:lsdException w:qFormat="1" w:unhideWhenUsed="0" w:uiPriority="0" w:semiHidden="0" w:name="toc 1"/>
+    <w:lsdException w:qFormat="1" w:unhideWhenUsed="0" w:uiPriority="0" w:semiHidden="0" w:name="toc 2"/>
+    <w:lsdException w:qFormat="1" w:unhideWhenUsed="0" w:uiPriority="0" w:semiHidden="0" w:name="toc 3"/>
+    <w:lsdException w:unhideWhenUsed="0" w:uiPriority="0" w:semiHidden="0" w:name="toc 4"/>
+    <w:lsdException w:unhideWhenUsed="0" w:uiPriority="0" w:semiHidden="0" w:name="toc 5"/>
+    <w:lsdException w:unhideWhenUsed="0" w:uiPriority="0" w:semiHidden="0" w:name="toc 6"/>
+    <w:lsdException w:unhideWhenUsed="0" w:uiPriority="0" w:semiHidden="0" w:name="toc 7"/>
+    <w:lsdException w:unhideWhenUsed="0" w:uiPriority="0" w:semiHidden="0" w:name="toc 8"/>
+    <w:lsdException w:unhideWhenUsed="0" w:uiPriority="0" w:semiHidden="0" w:name="toc 9"/>
+    <w:lsdException w:unhideWhenUsed="0" w:uiPriority="0" w:semiHidden="0" w:name="Normal Indent"/>
+    <w:lsdException w:unhideWhenUsed="0" w:uiPriority="0" w:semiHidden="0" w:name="footnote text"/>
+    <w:lsdException w:qFormat="1" w:unhideWhenUsed="0" w:uiPriority="0" w:semiHidden="0" w:name="annotation text"/>
+    <w:lsdException w:qFormat="1" w:unhideWhenUsed="0" w:uiPriority="0" w:semiHidden="0" w:name="header"/>
+    <w:lsdException w:qFormat="1" w:unhideWhenUsed="0" w:uiPriority="0" w:semiHidden="0" w:name="footer"/>
+    <w:lsdException w:unhideWhenUsed="0" w:uiPriority="0" w:semiHidden="0" w:name="index heading"/>
+    <w:lsdException w:qFormat="1" w:uiPriority="0" w:name="caption"/>
+    <w:lsdException w:unhideWhenUsed="0" w:uiPriority="0" w:semiHidden="0" w:name="table of figures"/>
+    <w:lsdException w:unhideWhenUsed="0" w:uiPriority="0" w:semiHidden="0" w:name="envelope address"/>
+    <w:lsdException w:unhideWhenUsed="0" w:uiPriority="0" w:semiHidden="0" w:name="envelope return"/>
+    <w:lsdException w:unhideWhenUsed="0" w:uiPriority="0" w:semiHidden="0" w:name="footnote reference"/>
+    <w:lsdException w:unhideWhenUsed="0" w:uiPriority="0" w:semiHidden="0" w:name="annotation reference"/>
+    <w:lsdException w:unhideWhenUsed="0" w:uiPriority="0" w:semiHidden="0" w:name="line number"/>
+    <w:lsdException w:unhideWhenUsed="0" w:uiPriority="0" w:semiHidden="0" w:name="page number"/>
+    <w:lsdException w:unhideWhenUsed="0" w:uiPriority="0" w:semiHidden="0" w:name="endnote reference"/>
+    <w:lsdException w:unhideWhenUsed="0" w:uiPriority="0" w:semiHidden="0" w:name="endnote text"/>
+    <w:lsdException w:unhideWhenUsed="0" w:uiPriority="0" w:semiHidden="0" w:name="table of authorities"/>
+    <w:lsdException w:unhideWhenUsed="0" w:uiPriority="0" w:semiHidden="0" w:name="macro"/>
+    <w:lsdException w:unhideWhenUsed="0" w:uiPriority="0" w:semiHidden="0" w:name="toa heading"/>
+    <w:lsdException w:unhideWhenUsed="0" w:uiPriority="0" w:semiHidden="0" w:name="List"/>
+    <w:lsdException w:unhideWhenUsed="0" w:uiPriority="0" w:semiHidden="0" w:name="List Bullet"/>
+    <w:lsdException w:unhideWhenUsed="0" w:uiPriority="0" w:semiHidden="0" w:name="List Number"/>
+    <w:lsdException w:unhideWhenUsed="0" w:uiPriority="0" w:semiHidden="0" w:name="List 2"/>
+    <w:lsdException w:unhideWhenUsed="0" w:uiPriority="0" w:semiHidden="0" w:name="List 3"/>
+    <w:lsdException w:unhideWhenUsed="0" w:uiPriority="0" w:semiHidden="0" w:name="List 4"/>
+    <w:lsdException w:unhideWhenUsed="0" w:uiPriority="0" w:semiHidden="0" w:name="List 5"/>
+    <w:lsdException w:unhideWhenUsed="0" w:uiPriority="0" w:semiHidden="0" w:name="List Bullet 2"/>
+    <w:lsdException w:unhideWhenUsed="0" w:uiPriority="0" w:semiHidden="0" w:name="List Bullet 3"/>
+    <w:lsdException w:unhideWhenUsed="0" w:uiPriority="0" w:semiHidden="0" w:name="List Bullet 4"/>
+    <w:lsdException w:unhideWhenUsed="0" w:uiPriority="0" w:semiHidden="0" w:name="List Bullet 5"/>
+    <w:lsdException w:unhideWhenUsed="0" w:uiPriority="0" w:semiHidden="0" w:name="List Number 2"/>
+    <w:lsdException w:unhideWhenUsed="0" w:uiPriority="0" w:semiHidden="0" w:name="List Number 3"/>
+    <w:lsdException w:unhideWhenUsed="0" w:uiPriority="0" w:semiHidden="0" w:name="List Number 4"/>
+    <w:lsdException w:unhideWhenUsed="0" w:uiPriority="0" w:semiHidden="0" w:name="List Number 5"/>
+    <w:lsdException w:qFormat="1" w:unhideWhenUsed="0" w:uiPriority="0" w:semiHidden="0" w:name="Title"/>
+    <w:lsdException w:unhideWhenUsed="0" w:uiPriority="0" w:semiHidden="0" w:name="Closing"/>
+    <w:lsdException w:unhideWhenUsed="0" w:uiPriority="0" w:semiHidden="0" w:name="Signature"/>
+    <w:lsdException w:qFormat="1" w:unhideWhenUsed="0" w:uiPriority="0" w:name="Default Paragraph Font"/>
+    <w:lsdException w:qFormat="1" w:unhideWhenUsed="0" w:uiPriority="0" w:name="Body Text"/>
+    <w:lsdException w:unhideWhenUsed="0" w:uiPriority="0" w:semiHidden="0" w:name="Body Text Indent"/>
+    <w:lsdException w:unhideWhenUsed="0" w:uiPriority="0" w:semiHidden="0" w:name="List Continue"/>
+    <w:lsdException w:unhideWhenUsed="0" w:uiPriority="0" w:semiHidden="0" w:name="List Continue 2"/>
+    <w:lsdException w:unhideWhenUsed="0" w:uiPriority="0" w:semiHidden="0" w:name="List Continue 3"/>
+    <w:lsdException w:unhideWhenUsed="0" w:uiPriority="0" w:semiHidden="0" w:name="List Continue 4"/>
+    <w:lsdException w:unhideWhenUsed="0" w:uiPriority="0" w:semiHidden="0" w:name="List Continue 5"/>
+    <w:lsdException w:unhideWhenUsed="0" w:uiPriority="0" w:semiHidden="0" w:name="Message Header"/>
+    <w:lsdException w:qFormat="1" w:unhideWhenUsed="0" w:uiPriority="0" w:semiHidden="0" w:name="Subtitle"/>
+    <w:lsdException w:unhideWhenUsed="0" w:uiPriority="0" w:semiHidden="0" w:name="Salutation"/>
+    <w:lsdException w:unhideWhenUsed="0" w:uiPriority="0" w:semiHidden="0" w:name="Date"/>
+    <w:lsdException w:unhideWhenUsed="0" w:uiPriority="0" w:semiHidden="0" w:name="Body Text First Indent"/>
+    <w:lsdException w:unhideWhenUsed="0" w:uiPriority="0" w:semiHidden="0" w:name="Body Text First Indent 2"/>
+    <w:lsdException w:uiPriority="99" w:name="Note Heading"/>
+    <w:lsdException w:unhideWhenUsed="0" w:uiPriority="0" w:semiHidden="0" w:name="Body Text 2"/>
+    <w:lsdException w:unhideWhenUsed="0" w:uiPriority="0" w:semiHidden="0" w:name="Body Text 3"/>
+    <w:lsdException w:unhideWhenUsed="0" w:uiPriority="0" w:semiHidden="0" w:name="Body Text Indent 2"/>
+    <w:lsdException w:unhideWhenUsed="0" w:uiPriority="0" w:semiHidden="0" w:name="Body Text Indent 3"/>
+    <w:lsdException w:unhideWhenUsed="0" w:uiPriority="0" w:semiHidden="0" w:name="Block Text"/>
+    <w:lsdException w:unhideWhenUsed="0" w:uiPriority="0" w:semiHidden="0" w:name="Hyperlink"/>
+    <w:lsdException w:unhideWhenUsed="0" w:uiPriority="0" w:semiHidden="0" w:name="FollowedHyperlink"/>
+    <w:lsdException w:qFormat="1" w:unhideWhenUsed="0" w:uiPriority="0" w:semiHidden="0" w:name="Strong"/>
+    <w:lsdException w:qFormat="1" w:unhideWhenUsed="0" w:uiPriority="0" w:semiHidden="0" w:name="Emphasis"/>
+    <w:lsdException w:unhideWhenUsed="0" w:uiPriority="0" w:semiHidden="0" w:name="Document Map"/>
+    <w:lsdException w:unhideWhenUsed="0" w:uiPriority="0" w:semiHidden="0" w:name="Plain Text"/>
+    <w:lsdException w:unhideWhenUsed="0" w:uiPriority="0" w:semiHidden="0" w:name="E-mail Signature"/>
+    <w:lsdException w:qFormat="1" w:unhideWhenUsed="0" w:uiPriority="0" w:semiHidden="0" w:name="Normal (Web)"/>
+    <w:lsdException w:unhideWhenUsed="0" w:uiPriority="0" w:semiHidden="0" w:name="HTML Acronym"/>
+    <w:lsdException w:unhideWhenUsed="0" w:uiPriority="0" w:semiHidden="0" w:name="HTML Address"/>
+    <w:lsdException w:unhideWhenUsed="0" w:uiPriority="0" w:semiHidden="0" w:name="HTML Cite"/>
+    <w:lsdException w:unhideWhenUsed="0" w:uiPriority="0" w:semiHidden="0" w:name="HTML Code"/>
+    <w:lsdException w:unhideWhenUsed="0" w:uiPriority="0" w:semiHidden="0" w:name="HTML Definition"/>
+    <w:lsdException w:unhideWhenUsed="0" w:uiPriority="0" w:semiHidden="0" w:name="HTML Keyboard"/>
+    <w:lsdException w:unhideWhenUsed="0" w:uiPriority="0" w:semiHidden="0" w:name="HTML Preformatted"/>
+    <w:lsdException w:unhideWhenUsed="0" w:uiPriority="0" w:semiHidden="0" w:name="HTML Sample"/>
+    <w:lsdException w:unhideWhenUsed="0" w:uiPriority="0" w:semiHidden="0" w:name="HTML Typewriter"/>
+    <w:lsdException w:unhideWhenUsed="0" w:uiPriority="0" w:semiHidden="0" w:name="HTML Variable"/>
+    <w:lsdException w:qFormat="1" w:unhideWhenUsed="0" w:uiPriority="0" w:name="Normal Table"/>
+    <w:lsdException w:unhideWhenUsed="0" w:uiPriority="0" w:semiHidden="0" w:name="annotation subject"/>
+    <w:lsdException w:unhideWhenUsed="0" w:uiPriority="0" w:semiHidden="0" w:name="Table Simple 1"/>
+    <w:lsdException w:unhideWhenUsed="0" w:uiPriority="0" w:semiHidden="0" w:name="Table Simple 2"/>
+    <w:lsdException w:unhideWhenUsed="0" w:uiPriority="0" w:semiHidden="0" w:name="Table Simple 3"/>
+    <w:lsdException w:unhideWhenUsed="0" w:uiPriority="0" w:semiHidden="0" w:name="Table Classic 1"/>
+    <w:lsdException w:unhideWhenUsed="0" w:uiPriority="0" w:semiHidden="0" w:name="Table Classic 2"/>
+    <w:lsdException w:unhideWhenUsed="0" w:uiPriority="0" w:semiHidden="0" w:name="Table Classic 3"/>
+    <w:lsdException w:unhideWhenUsed="0" w:uiPriority="0" w:semiHidden="0" w:name="Table Classic 4"/>
+    <w:lsdException w:unhideWhenUsed="0" w:uiPriority="0" w:semiHidden="0" w:name="Table Colorful 1"/>
+    <w:lsdException w:unhideWhenUsed="0" w:uiPriority="0" w:semiHidden="0" w:name="Table Colorful 2"/>
+    <w:lsdException w:unhideWhenUsed="0" w:uiPriority="0" w:semiHidden="0" w:name="Table Colorful 3"/>
+    <w:lsdException w:unhideWhenUsed="0" w:uiPriority="0" w:semiHidden="0" w:name="Table Columns 1"/>
+    <w:lsdException w:unhideWhenUsed="0" w:uiPriority="0" w:semiHidden="0" w:name="Table Columns 2"/>
+    <w:lsdException w:unhideWhenUsed="0" w:uiPriority="0" w:semiHidden="0" w:name="Table Columns 3"/>
+    <w:lsdException w:unhideWhenUsed="0" w:uiPriority="0" w:semiHidden="0" w:name="Table Columns 4"/>
+    <w:lsdException w:unhideWhenUsed="0" w:uiPriority="0" w:semiHidden="0" w:name="Table Columns 5"/>
+    <w:lsdException w:unhideWhenUsed="0" w:uiPriority="0" w:semiHidden="0" w:name="Table Grid 1"/>
+    <w:lsdException w:unhideWhenUsed="0" w:uiPriority="0" w:semiHidden="0" w:name="Table Grid 2"/>
+    <w:lsdException w:unhideWhenUsed="0" w:uiPriority="0" w:semiHidden="0" w:name="Table Grid 3"/>
+    <w:lsdException w:unhideWhenUsed="0" w:uiPriority="0" w:semiHidden="0" w:name="Table Grid 4"/>
+    <w:lsdException w:unhideWhenUsed="0" w:uiPriority="0" w:semiHidden="0" w:name="Table Grid 5"/>
+    <w:lsdException w:unhideWhenUsed="0" w:uiPriority="0" w:semiHidden="0" w:name="Table Grid 6"/>
+    <w:lsdException w:unhideWhenUsed="0" w:uiPriority="0" w:semiHidden="0" w:name="Table Grid 7"/>
+    <w:lsdException w:unhideWhenUsed="0" w:uiPriority="0" w:semiHidden="0" w:name="Table Grid 8"/>
+    <w:lsdException w:unhideWhenUsed="0" w:uiPriority="0" w:semiHidden="0" w:name="Table List 1"/>
+    <w:lsdException w:unhideWhenUsed="0" w:uiPriority="0" w:semiHidden="0" w:name="Table List 2"/>
+    <w:lsdException w:unhideWhenUsed="0" w:uiPriority="0" w:semiHidden="0" w:name="Table List 3"/>
+    <w:lsdException w:unhideWhenUsed="0" w:uiPriority="0" w:semiHidden="0" w:name="Table List 4"/>
+    <w:lsdException w:unhideWhenUsed="0" w:uiPriority="0" w:semiHidden="0" w:name="Table List 5"/>
+    <w:lsdException w:unhideWhenUsed="0" w:uiPriority="0" w:semiHidden="0" w:name="Table List 6"/>
+    <w:lsdException w:unhideWhenUsed="0" w:uiPriority="0" w:semiHidden="0" w:name="Table List 7"/>
+    <w:lsdException w:unhideWhenUsed="0" w:uiPriority="0" w:semiHidden="0" w:name="Table List 8"/>
+    <w:lsdException w:unhideWhenUsed="0" w:uiPriority="0" w:semiHidden="0" w:name="Table 3D effects 1"/>
+    <w:lsdException w:unhideWhenUsed="0" w:uiPriority="0" w:semiHidden="0" w:name="Table 3D effects 2"/>
+    <w:lsdException w:unhideWhenUsed="0" w:uiPriority="0" w:semiHidden="0" w:name="Table 3D effects 3"/>
+    <w:lsdException w:unhideWhenUsed="0" w:uiPriority="0" w:semiHidden="0" w:name="Table Contemporary"/>
+    <w:lsdException w:unhideWhenUsed="0" w:uiPriority="0" w:semiHidden="0" w:name="Table Elegant"/>
+    <w:lsdException w:unhideWhenUsed="0" w:uiPriority="0" w:semiHidden="0" w:name="Table Professional"/>
+    <w:lsdException w:unhideWhenUsed="0" w:uiPriority="0" w:semiHidden="0" w:name="Table Subtle 1"/>
+    <w:lsdException w:unhideWhenUsed="0" w:uiPriority="0" w:semiHidden="0" w:name="Table Subtle 2"/>
+    <w:lsdException w:unhideWhenUsed="0" w:uiPriority="0" w:semiHidden="0" w:name="Table Web 1"/>
+    <w:lsdException w:unhideWhenUsed="0" w:uiPriority="0" w:semiHidden="0" w:name="Table Web 2"/>
+    <w:lsdException w:unhideWhenUsed="0" w:uiPriority="0" w:semiHidden="0" w:name="Table Web 3"/>
+    <w:lsdException w:unhideWhenUsed="0" w:uiPriority="0" w:semiHidden="0" w:name="Balloon Text"/>
+    <w:lsdException w:qFormat="1" w:unhideWhenUsed="0" w:uiPriority="0" w:semiHidden="0" w:name="Table Grid"/>
+    <w:lsdException w:unhideWhenUsed="0" w:uiPriority="0" w:semiHidden="0" w:name="Table Theme"/>
+    <w:lsdException w:unhideWhenUsed="0" w:uiPriority="60" w:semiHidden="0" w:name="Light Shading"/>
+    <w:lsdException w:unhideWhenUsed="0" w:uiPriority="61" w:semiHidden="0" w:name="Light List"/>
+    <w:lsdException w:unhideWhenUsed="0" w:uiPriority="62" w:semiHidden="0" w:name="Light Grid"/>
+    <w:lsdException w:unhideWhenUsed="0" w:uiPriority="63" w:semiHidden="0" w:name="Medium Shading 1"/>
+    <w:lsdException w:unhideWhenUsed="0" w:uiPriority="64" w:semiHidden="0" w:name="Medium Shading 2"/>
+    <w:lsdException w:unhideWhenUsed="0" w:uiPriority="65" w:semiHidden="0" w:name="Medium List 1"/>
+    <w:lsdException w:unhideWhenUsed="0" w:uiPriority="66" w:semiHidden="0" w:name="Medium List 2"/>
+    <w:lsdException w:unhideWhenUsed="0" w:uiPriority="67" w:semiHidden="0" w:name="Medium Grid 1"/>
+    <w:lsdException w:unhideWhenUsed="0" w:uiPriority="68" w:semiHidden="0" w:name="Medium Grid 2"/>
+    <w:lsdException w:unhideWhenUsed="0" w:uiPriority="69" w:semiHidden="0" w:name="Medium Grid 3"/>
+    <w:lsdException w:unhideWhenUsed="0" w:uiPriority="70" w:semiHidden="0" w:name="Dark List"/>
+    <w:lsdException w:unhideWhenUsed="0" w:uiPriority="71" w:semiHidden="0" w:name="Colorful Shading"/>
+    <w:lsdException w:unhideWhenUsed="0" w:uiPriority="72" w:semiHidden="0" w:name="Colorful List"/>
+    <w:lsdException w:unhideWhenUsed="0" w:uiPriority="73" w:semiHidden="0" w:name="Colorful Grid"/>
+    <w:lsdException w:unhideWhenUsed="0" w:uiPriority="60" w:semiHidden="0" w:name="Light Shading Accent 1"/>
+    <w:lsdException w:unhideWhenUsed="0" w:uiPriority="61" w:semiHidden="0" w:name="Light List Accent 1"/>
+    <w:lsdException w:unhideWhenUsed="0" w:uiPriority="62" w:semiHidden="0" w:name="Light Grid Accent 1"/>
+    <w:lsdException w:unhideWhenUsed="0" w:uiPriority="63" w:semiHidden="0" w:name="Medium Shading 1 Accent 1"/>
+    <w:lsdException w:unhideWhenUsed="0" w:uiPriority="64" w:semiHidden="0" w:name="Medium Shading 2 Accent 1"/>
+    <w:lsdException w:unhideWhenUsed="0" w:uiPriority="65" w:semiHidden="0" w:name="Medium List 1 Accent 1"/>
+    <w:lsdException w:unhideWhenUsed="0" w:uiPriority="66" w:semiHidden="0" w:name="Medium List 2 Accent 1"/>
+    <w:lsdException w:unhideWhenUsed="0" w:uiPriority="67" w:semiHidden="0" w:name="Medium Grid 1 Accent 1"/>
+    <w:lsdException w:unhideWhenUsed="0" w:uiPriority="68" w:semiHidden="0" w:name="Medium Grid 2 Accent 1"/>
+    <w:lsdException w:unhideWhenUsed="0" w:uiPriority="69" w:semiHidden="0" w:name="Medium Grid 3 Accent 1"/>
+    <w:lsdException w:unhideWhenUsed="0" w:uiPriority="70" w:semiHidden="0" w:name="Dark List Accent 1"/>
+    <w:lsdException w:unhideWhenUsed="0" w:uiPriority="71" w:semiHidden="0" w:name="Colorful Shading Accent 1"/>
+    <w:lsdException w:unhideWhenUsed="0" w:uiPriority="72" w:semiHidden="0" w:name="Colorful List Accent 1"/>
+    <w:lsdException w:unhideWhenUsed="0" w:uiPriority="73" w:semiHidden="0" w:name="Colorful Grid Accent 1"/>
+    <w:lsdException w:unhideWhenUsed="0" w:uiPriority="60" w:semiHidden="0" w:name="Light Shading Accent 2"/>
+    <w:lsdException w:unhideWhenUsed="0" w:uiPriority="61" w:semiHidden="0" w:name="Light List Accent 2"/>
+    <w:lsdException w:unhideWhenUsed="0" w:uiPriority="62" w:semiHidden="0" w:name="Light Grid Accent 2"/>
+    <w:lsdException w:unhideWhenUsed="0" w:uiPriority="63" w:semiHidden="0" w:name="Medium Shading 1 Accent 2"/>
+    <w:lsdException w:unhideWhenUsed="0" w:uiPriority="64" w:semiHidden="0" w:name="Medium Shading 2 Accent 2"/>
+    <w:lsdException w:unhideWhenUsed="0" w:uiPriority="65" w:semiHidden="0" w:name="Medium List 1 Accent 2"/>
+    <w:lsdException w:unhideWhenUsed="0" w:uiPriority="66" w:semiHidden="0" w:name="Medium List 2 Accent 2"/>
+    <w:lsdException w:unhideWhenUsed="0" w:uiPriority="67" w:semiHidden="0" w:name="Medium Grid 1 Accent 2"/>
+    <w:lsdException w:unhideWhenUsed="0" w:uiPriority="68" w:semiHidden="0" w:name="Medium Grid 2 Accent 2"/>
+    <w:lsdException w:unhideWhenUsed="0" w:uiPriority="69" w:semiHidden="0" w:name="Medium Grid 3 Accent 2"/>
+    <w:lsdException w:unhideWhenUsed="0" w:uiPriority="70" w:semiHidden="0" w:name="Dark List Accent 2"/>
+    <w:lsdException w:unhideWhenUsed="0" w:uiPriority="71" w:semiHidden="0" w:name="Colorful Shading Accent 2"/>
+    <w:lsdException w:unhideWhenUsed="0" w:uiPriority="72" w:semiHidden="0" w:name="Colorful List Accent 2"/>
+    <w:lsdException w:unhideWhenUsed="0" w:uiPriority="73" w:semiHidden="0" w:name="Colorful Grid Accent 2"/>
+    <w:lsdException w:unhideWhenUsed="0" w:uiPriority="60" w:semiHidden="0" w:name="Light Shading Accent 3"/>
+    <w:lsdException w:unhideWhenUsed="0" w:uiPriority="61" w:semiHidden="0" w:name="Light List Accent 3"/>
+    <w:lsdException w:unhideWhenUsed="0" w:uiPriority="62" w:semiHidden="0" w:name="Light Grid Accent 3"/>
+    <w:lsdException w:unhideWhenUsed="0" w:uiPriority="63" w:semiHidden="0" w:name="Medium Shading 1 Accent 3"/>
+    <w:lsdException w:unhideWhenUsed="0" w:uiPriority="64" w:semiHidden="0" w:name="Medium Shading 2 Accent 3"/>
+    <w:lsdException w:unhideWhenUsed="0" w:uiPriority="65" w:semiHidden="0" w:name="Medium List 1 Accent 3"/>
+    <w:lsdException w:unhideWhenUsed="0" w:uiPriority="66" w:semiHidden="0" w:name="Medium List 2 Accent 3"/>
+    <w:lsdException w:unhideWhenUsed="0" w:uiPriority="67" w:semiHidden="0" w:name="Medium Grid 1 Accent 3"/>
+    <w:lsdException w:unhideWhenUsed="0" w:uiPriority="68" w:semiHidden="0" w:name="Medium Grid 2 Accent 3"/>
+    <w:lsdException w:unhideWhenUsed="0" w:uiPriority="69" w:semiHidden="0" w:name="Medium Grid 3 Accent 3"/>
+    <w:lsdException w:unhideWhenUsed="0" w:uiPriority="70" w:semiHidden="0" w:name="Dark List Accent 3"/>
+    <w:lsdException w:unhideWhenUsed="0" w:uiPriority="71" w:semiHidden="0" w:name="Colorful Shading Accent 3"/>
+    <w:lsdException w:unhideWhenUsed="0" w:uiPriority="72" w:semiHidden="0" w:name="Colorful List Accent 3"/>
+    <w:lsdException w:unhideWhenUsed="0" w:uiPriority="73" w:semiHidden="0" w:name="Colorful Grid Accent 3"/>
+    <w:lsdException w:unhideWhenUsed="0" w:uiPriority="60" w:semiHidden="0" w:name="Light Shading Accent 4"/>
+    <w:lsdException w:unhideWhenUsed="0" w:uiPriority="61" w:semiHidden="0" w:name="Light List Accent 4"/>
+    <w:lsdException w:unhideWhenUsed="0" w:uiPriority="62" w:semiHidden="0" w:name="Light Grid Accent 4"/>
+    <w:lsdException w:unhideWhenUsed="0" w:uiPriority="63" w:semiHidden="0" w:name="Medium Shading 1 Accent 4"/>
+    <w:lsdException w:unhideWhenUsed="0" w:uiPriority="64" w:semiHidden="0" w:name="Medium Shading 2 Accent 4"/>
+    <w:lsdException w:unhideWhenUsed="0" w:uiPriority="65" w:semiHidden="0" w:name="Medium List 1 Accent 4"/>
+    <w:lsdException w:unhideWhenUsed="0" w:uiPriority="66" w:semiHidden="0" w:name="Medium List 2 Accent 4"/>
+    <w:lsdException w:unhideWhenUsed="0" w:uiPriority="67" w:semiHidden="0" w:name="Medium Grid 1 Accent 4"/>
+    <w:lsdException w:unhideWhenUsed="0" w:uiPriority="68" w:semiHidden="0" w:name="Medium Grid 2 Accent 4"/>
+    <w:lsdException w:unhideWhenUsed="0" w:uiPriority="69" w:semiHidden="0" w:name="Medium Grid 3 Accent 4"/>
+    <w:lsdException w:unhideWhenUsed="0" w:uiPriority="70" w:semiHidden="0" w:name="Dark List Accent 4"/>
+    <w:lsdException w:unhideWhenUsed="0" w:uiPriority="71" w:semiHidden="0" w:name="Colorful Shading Accent 4"/>
+    <w:lsdException w:unhideWhenUsed="0" w:uiPriority="72" w:semiHidden="0" w:name="Colorful List Accent 4"/>
+    <w:lsdException w:unhideWhenUsed="0" w:uiPriority="73" w:semiHidden="0" w:name="Colorful Grid Accent 4"/>
+    <w:lsdException w:unhideWhenUsed="0" w:uiPriority="60" w:semiHidden="0" w:name="Light Shading Accent 5"/>
+    <w:lsdException w:unhideWhenUsed="0" w:uiPriority="61" w:semiHidden="0" w:name="Light List Accent 5"/>
+    <w:lsdException w:unhideWhenUsed="0" w:uiPriority="62" w:semiHidden="0" w:name="Light Grid Accent 5"/>
+    <w:lsdException w:unhideWhenUsed="0" w:uiPriority="63" w:semiHidden="0" w:name="Medium Shading 1 Accent 5"/>
+    <w:lsdException w:unhideWhenUsed="0" w:uiPriority="64" w:semiHidden="0" w:name="Medium Shading 2 Accent 5"/>
+    <w:lsdException w:unhideWhenUsed="0" w:uiPriority="65" w:semiHidden="0" w:name="Medium List 1 Accent 5"/>
+    <w:lsdException w:unhideWhenUsed="0" w:uiPriority="66" w:semiHidden="0" w:name="Medium List 2 Accent 5"/>
+    <w:lsdException w:unhideWhenUsed="0" w:uiPriority="67" w:semiHidden="0" w:name="Medium Grid 1 Accent 5"/>
+    <w:lsdException w:unhideWhenUsed="0" w:uiPriority="68" w:semiHidden="0" w:name="Medium Grid 2 Accent 5"/>
+    <w:lsdException w:unhideWhenUsed="0" w:uiPriority="69" w:semiHidden="0" w:name="Medium Grid 3 Accent 5"/>
+    <w:lsdException w:unhideWhenUsed="0" w:uiPriority="70" w:semiHidden="0" w:name="Dark List Accent 5"/>
+    <w:lsdException w:unhideWhenUsed="0" w:uiPriority="71" w:semiHidden="0" w:name="Colorful Shading Accent 5"/>
+    <w:lsdException w:unhideWhenUsed="0" w:uiPriority="72" w:semiHidden="0" w:name="Colorful List Accent 5"/>
+    <w:lsdException w:unhideWhenUsed="0" w:uiPriority="73" w:semiHidden="0" w:name="Colorful Grid Accent 5"/>
+    <w:lsdException w:unhideWhenUsed="0" w:uiPriority="60" w:semiHidden="0" w:name="Light Shading Accent 6"/>
+    <w:lsdException w:unhideWhenUsed="0" w:uiPriority="61" w:semiHidden="0" w:name="Light List Accent 6"/>
+    <w:lsdException w:unhideWhenUsed="0" w:uiPriority="62" w:semiHidden="0" w:name="Light Grid Accent 6"/>
+    <w:lsdException w:unhideWhenUsed="0" w:uiPriority="63" w:semiHidden="0" w:name="Medium Shading 1 Accent 6"/>
+    <w:lsdException w:unhideWhenUsed="0" w:uiPriority="64" w:semiHidden="0" w:name="Medium Shading 2 Accent 6"/>
+    <w:lsdException w:unhideWhenUsed="0" w:uiPriority="65" w:semiHidden="0" w:name="Medium List 1 Accent 6"/>
+    <w:lsdException w:unhideWhenUsed="0" w:uiPriority="66" w:semiHidden="0" w:name="Medium List 2 Accent 6"/>
+    <w:lsdException w:unhideWhenUsed="0" w:uiPriority="67" w:semiHidden="0" w:name="Medium Grid 1 Accent 6"/>
+    <w:lsdException w:unhideWhenUsed="0" w:uiPriority="68" w:semiHidden="0" w:name="Medium Grid 2 Accent 6"/>
+    <w:lsdException w:unhideWhenUsed="0" w:uiPriority="69" w:semiHidden="0" w:name="Medium Grid 3 Accent 6"/>
+    <w:lsdException w:unhideWhenUsed="0" w:uiPriority="70" w:semiHidden="0" w:name="Dark List Accent 6"/>
+    <w:lsdException w:unhideWhenUsed="0" w:uiPriority="71" w:semiHidden="0" w:name="Colorful Shading Accent 6"/>
+    <w:lsdException w:unhideWhenUsed="0" w:uiPriority="72" w:semiHidden="0" w:name="Colorful List Accent 6"/>
+    <w:lsdException w:unhideWhenUsed="0" w:uiPriority="73" w:semiHidden="0" w:name="Colorful Grid Accent 6"/>
   </w:latentStyles>
-  <w:style w:type="paragraph" w:default="1" w:styleId="Normal">
+  <w:style w:type="paragraph" w:default="1" w:styleId="1">
     <w:name w:val="Normal"/>
     <w:qFormat/>
+    <w:uiPriority w:val="0"/>
     <w:pPr>
       <w:kinsoku w:val="0"/>
       <w:autoSpaceDE w:val="0"/>
@@ -4697,7 +4799,7 @@
       <w:textAlignment w:val="baseline"/>
     </w:pPr>
     <w:rPr>
-      <w:rFonts w:ascii="Arial" w:eastAsia="宋体" w:hAnsi="Arial" w:cs="Arial"/>
+      <w:rFonts w:ascii="Arial" w:hAnsi="Arial" w:eastAsia="宋体" w:cs="Arial"/>
       <w:snapToGrid w:val="0"/>
       <w:color w:val="000000"/>
       <w:kern w:val="0"/>
@@ -4706,11 +4808,12 @@
       <w:lang w:val="en-US" w:eastAsia="en-US" w:bidi="ar-SA"/>
     </w:rPr>
   </w:style>
-  <w:style w:type="paragraph" w:styleId="Heading1">
+  <w:style w:type="paragraph" w:styleId="2">
     <w:name w:val="heading 1"/>
-    <w:basedOn w:val="Normal"/>
-    <w:next w:val="Normal"/>
+    <w:basedOn w:val="1"/>
+    <w:next w:val="1"/>
     <w:qFormat/>
+    <w:uiPriority w:val="0"/>
     <w:pPr>
       <w:keepNext/>
       <w:keepLines/>
@@ -4728,12 +4831,13 @@
       <w:sz w:val="44"/>
     </w:rPr>
   </w:style>
-  <w:style w:type="paragraph" w:styleId="Heading2">
+  <w:style w:type="paragraph" w:styleId="3">
     <w:name w:val="heading 2"/>
-    <w:basedOn w:val="Normal"/>
-    <w:next w:val="Normal"/>
+    <w:basedOn w:val="1"/>
+    <w:next w:val="1"/>
     <w:unhideWhenUsed/>
     <w:qFormat/>
+    <w:uiPriority w:val="0"/>
     <w:pPr>
       <w:keepNext/>
       <w:keepLines/>
@@ -4746,18 +4850,19 @@
       <w:outlineLvl w:val="1"/>
     </w:pPr>
     <w:rPr>
-      <w:rFonts w:ascii="Arial" w:eastAsia="黑体" w:hAnsi="Arial"/>
+      <w:rFonts w:ascii="Arial" w:hAnsi="Arial" w:eastAsia="黑体"/>
       <w:b/>
       <w:sz w:val="32"/>
     </w:rPr>
   </w:style>
-  <w:style w:type="paragraph" w:styleId="Heading3">
+  <w:style w:type="paragraph" w:styleId="4">
     <w:name w:val="heading 3"/>
-    <w:basedOn w:val="Normal"/>
-    <w:next w:val="Normal"/>
+    <w:basedOn w:val="1"/>
+    <w:next w:val="1"/>
     <w:semiHidden/>
     <w:unhideWhenUsed/>
     <w:qFormat/>
+    <w:uiPriority w:val="0"/>
     <w:pPr>
       <w:keepNext/>
       <w:keepLines/>
@@ -4774,12 +4879,13 @@
       <w:sz w:val="32"/>
     </w:rPr>
   </w:style>
-  <w:style w:type="paragraph" w:styleId="Heading4">
+  <w:style w:type="paragraph" w:styleId="5">
     <w:name w:val="heading 4"/>
-    <w:basedOn w:val="Normal"/>
-    <w:next w:val="Normal"/>
+    <w:basedOn w:val="1"/>
+    <w:next w:val="1"/>
     <w:unhideWhenUsed/>
     <w:qFormat/>
+    <w:uiPriority w:val="0"/>
     <w:pPr>
       <w:keepNext/>
       <w:keepLines/>
@@ -4792,18 +4898,19 @@
       <w:outlineLvl w:val="3"/>
     </w:pPr>
     <w:rPr>
-      <w:rFonts w:ascii="Arial" w:eastAsia="黑体" w:hAnsi="Arial"/>
+      <w:rFonts w:ascii="Arial" w:hAnsi="Arial" w:eastAsia="黑体"/>
       <w:b/>
       <w:sz w:val="28"/>
     </w:rPr>
   </w:style>
-  <w:style w:type="paragraph" w:styleId="Heading5">
+  <w:style w:type="paragraph" w:styleId="6">
     <w:name w:val="heading 5"/>
-    <w:basedOn w:val="Normal"/>
-    <w:next w:val="Normal"/>
+    <w:basedOn w:val="1"/>
+    <w:next w:val="1"/>
     <w:semiHidden/>
     <w:unhideWhenUsed/>
     <w:qFormat/>
+    <w:uiPriority w:val="0"/>
     <w:pPr>
       <w:keepNext/>
       <w:keepLines/>
@@ -4820,13 +4927,14 @@
       <w:sz w:val="28"/>
     </w:rPr>
   </w:style>
-  <w:style w:type="paragraph" w:styleId="Heading6">
+  <w:style w:type="paragraph" w:styleId="7">
     <w:name w:val="heading 6"/>
-    <w:basedOn w:val="Normal"/>
-    <w:next w:val="Normal"/>
+    <w:basedOn w:val="1"/>
+    <w:next w:val="1"/>
     <w:semiHidden/>
     <w:unhideWhenUsed/>
     <w:qFormat/>
+    <w:uiPriority w:val="0"/>
     <w:pPr>
       <w:keepNext/>
       <w:keepLines/>
@@ -4839,18 +4947,19 @@
       <w:outlineLvl w:val="5"/>
     </w:pPr>
     <w:rPr>
-      <w:rFonts w:ascii="Arial" w:eastAsia="黑体" w:hAnsi="Arial"/>
+      <w:rFonts w:ascii="Arial" w:hAnsi="Arial" w:eastAsia="黑体"/>
       <w:b/>
       <w:sz w:val="24"/>
     </w:rPr>
   </w:style>
-  <w:style w:type="paragraph" w:styleId="Heading7">
+  <w:style w:type="paragraph" w:styleId="8">
     <w:name w:val="heading 7"/>
-    <w:basedOn w:val="Normal"/>
-    <w:next w:val="Normal"/>
+    <w:basedOn w:val="1"/>
+    <w:next w:val="1"/>
     <w:semiHidden/>
     <w:unhideWhenUsed/>
     <w:qFormat/>
+    <w:uiPriority w:val="0"/>
     <w:pPr>
       <w:keepNext/>
       <w:keepLines/>
@@ -4867,13 +4976,14 @@
       <w:sz w:val="24"/>
     </w:rPr>
   </w:style>
-  <w:style w:type="paragraph" w:styleId="Heading8">
+  <w:style w:type="paragraph" w:styleId="9">
     <w:name w:val="heading 8"/>
-    <w:basedOn w:val="Normal"/>
-    <w:next w:val="Normal"/>
+    <w:basedOn w:val="1"/>
+    <w:next w:val="1"/>
     <w:semiHidden/>
     <w:unhideWhenUsed/>
     <w:qFormat/>
+    <w:uiPriority w:val="0"/>
     <w:pPr>
       <w:keepNext/>
       <w:keepLines/>
@@ -4886,17 +4996,18 @@
       <w:outlineLvl w:val="7"/>
     </w:pPr>
     <w:rPr>
-      <w:rFonts w:ascii="Arial" w:eastAsia="黑体" w:hAnsi="Arial"/>
+      <w:rFonts w:ascii="Arial" w:hAnsi="Arial" w:eastAsia="黑体"/>
       <w:sz w:val="24"/>
     </w:rPr>
   </w:style>
-  <w:style w:type="paragraph" w:styleId="Heading9">
+  <w:style w:type="paragraph" w:styleId="10">
     <w:name w:val="heading 9"/>
-    <w:basedOn w:val="Normal"/>
-    <w:next w:val="Normal"/>
+    <w:basedOn w:val="1"/>
+    <w:next w:val="1"/>
     <w:semiHidden/>
     <w:unhideWhenUsed/>
     <w:qFormat/>
+    <w:uiPriority w:val="0"/>
     <w:pPr>
       <w:keepNext/>
       <w:keepLines/>
@@ -4909,19 +5020,21 @@
       <w:outlineLvl w:val="8"/>
     </w:pPr>
     <w:rPr>
-      <w:rFonts w:ascii="Arial" w:eastAsia="黑体" w:hAnsi="Arial"/>
+      <w:rFonts w:ascii="Arial" w:hAnsi="Arial" w:eastAsia="黑体"/>
       <w:sz w:val="21"/>
     </w:rPr>
   </w:style>
-  <w:style w:type="character" w:default="1" w:styleId="DefaultParagraphFont">
+  <w:style w:type="character" w:default="1" w:styleId="22">
     <w:name w:val="Default Paragraph Font"/>
     <w:semiHidden/>
     <w:qFormat/>
+    <w:uiPriority w:val="0"/>
   </w:style>
-  <w:style w:type="table" w:default="1" w:styleId="TableNormal">
+  <w:style w:type="table" w:default="1" w:styleId="20">
     <w:name w:val="Normal Table"/>
     <w:semiHidden/>
     <w:qFormat/>
+    <w:uiPriority w:val="0"/>
     <w:tblPr>
       <w:tblCellMar>
         <w:top w:w="0" w:type="dxa"/>
@@ -4931,39 +5044,43 @@
       </w:tblCellMar>
     </w:tblPr>
   </w:style>
-  <w:style w:type="paragraph" w:styleId="CommentText">
+  <w:style w:type="paragraph" w:styleId="11">
     <w:name w:val="annotation text"/>
-    <w:basedOn w:val="Normal"/>
+    <w:basedOn w:val="1"/>
     <w:qFormat/>
+    <w:uiPriority w:val="0"/>
     <w:pPr>
       <w:jc w:val="left"/>
     </w:pPr>
   </w:style>
-  <w:style w:type="paragraph" w:styleId="BodyText">
+  <w:style w:type="paragraph" w:styleId="12">
     <w:name w:val="Body Text"/>
-    <w:basedOn w:val="Normal"/>
+    <w:basedOn w:val="1"/>
     <w:semiHidden/>
     <w:qFormat/>
+    <w:uiPriority w:val="0"/>
     <w:rPr>
-      <w:rFonts w:ascii="Arial" w:eastAsia="Arial" w:hAnsi="Arial" w:cs="Arial"/>
+      <w:rFonts w:ascii="Arial" w:hAnsi="Arial" w:eastAsia="Arial" w:cs="Arial"/>
       <w:sz w:val="21"/>
       <w:szCs w:val="21"/>
       <w:lang w:val="en-US" w:eastAsia="en-US" w:bidi="ar-SA"/>
     </w:rPr>
   </w:style>
-  <w:style w:type="paragraph" w:styleId="TOC3">
+  <w:style w:type="paragraph" w:styleId="13">
     <w:name w:val="toc 3"/>
-    <w:basedOn w:val="Normal"/>
-    <w:next w:val="Normal"/>
+    <w:basedOn w:val="1"/>
+    <w:next w:val="1"/>
     <w:qFormat/>
+    <w:uiPriority w:val="0"/>
     <w:pPr>
       <w:ind w:left="840" w:leftChars="400"/>
     </w:pPr>
   </w:style>
-  <w:style w:type="paragraph" w:styleId="Footer">
+  <w:style w:type="paragraph" w:styleId="14">
     <w:name w:val="footer"/>
-    <w:basedOn w:val="Normal"/>
+    <w:basedOn w:val="1"/>
     <w:qFormat/>
+    <w:uiPriority w:val="0"/>
     <w:pPr>
       <w:tabs>
         <w:tab w:val="center" w:pos="4153"/>
@@ -4976,16 +5093,17 @@
       <w:sz w:val="18"/>
     </w:rPr>
   </w:style>
-  <w:style w:type="paragraph" w:styleId="Header">
+  <w:style w:type="paragraph" w:styleId="15">
     <w:name w:val="header"/>
-    <w:basedOn w:val="Normal"/>
+    <w:basedOn w:val="1"/>
     <w:qFormat/>
+    <w:uiPriority w:val="0"/>
     <w:pPr>
       <w:pBdr>
-        <w:top w:val="nil"/>
-        <w:left w:val="nil"/>
-        <w:bottom w:val="nil"/>
-        <w:right w:val="nil"/>
+        <w:top w:val="none" w:color="auto" w:sz="0" w:space="0"/>
+        <w:left w:val="none" w:color="auto" w:sz="0" w:space="0"/>
+        <w:bottom w:val="none" w:color="auto" w:sz="0" w:space="0"/>
+        <w:right w:val="none" w:color="auto" w:sz="0" w:space="0"/>
       </w:pBdr>
       <w:tabs>
         <w:tab w:val="center" w:pos="4153"/>
@@ -5000,37 +5118,41 @@
       <w:sz w:val="18"/>
     </w:rPr>
   </w:style>
-  <w:style w:type="paragraph" w:styleId="TOC1">
+  <w:style w:type="paragraph" w:styleId="16">
     <w:name w:val="toc 1"/>
-    <w:basedOn w:val="Normal"/>
-    <w:next w:val="Normal"/>
+    <w:basedOn w:val="1"/>
+    <w:next w:val="1"/>
     <w:qFormat/>
+    <w:uiPriority w:val="0"/>
     <w:rPr>
-      <w:rFonts w:ascii="Arial" w:eastAsia="Microsoft JhengHei" w:hAnsi="Arial"/>
+      <w:rFonts w:ascii="Arial" w:hAnsi="Arial" w:eastAsia="Microsoft JhengHei"/>
       <w:sz w:val="24"/>
     </w:rPr>
   </w:style>
-  <w:style w:type="paragraph" w:styleId="TOC2">
+  <w:style w:type="paragraph" w:styleId="17">
     <w:name w:val="toc 2"/>
-    <w:basedOn w:val="Normal"/>
-    <w:next w:val="Normal"/>
+    <w:basedOn w:val="1"/>
+    <w:next w:val="1"/>
     <w:qFormat/>
+    <w:uiPriority w:val="0"/>
     <w:pPr>
       <w:ind w:left="420" w:leftChars="200"/>
     </w:pPr>
   </w:style>
-  <w:style w:type="paragraph" w:styleId="NormalWeb">
+  <w:style w:type="paragraph" w:styleId="18">
     <w:name w:val="Normal (Web)"/>
-    <w:basedOn w:val="Normal"/>
+    <w:basedOn w:val="1"/>
     <w:qFormat/>
+    <w:uiPriority w:val="0"/>
     <w:rPr>
       <w:sz w:val="24"/>
     </w:rPr>
   </w:style>
-  <w:style w:type="paragraph" w:styleId="Title">
+  <w:style w:type="paragraph" w:styleId="19">
     <w:name w:val="Title"/>
-    <w:basedOn w:val="Normal"/>
+    <w:basedOn w:val="1"/>
     <w:qFormat/>
+    <w:uiPriority w:val="0"/>
     <w:pPr>
       <w:spacing w:before="240" w:beforeLines="0" w:beforeAutospacing="0" w:after="60" w:afterLines="0" w:afterAutospacing="0"/>
       <w:jc w:val="center"/>
@@ -5042,68 +5164,73 @@
       <w:sz w:val="32"/>
     </w:rPr>
   </w:style>
-  <w:style w:type="table" w:styleId="TableGrid">
+  <w:style w:type="table" w:styleId="21">
     <w:name w:val="Table Grid"/>
-    <w:basedOn w:val="TableNormal"/>
+    <w:basedOn w:val="20"/>
     <w:qFormat/>
+    <w:uiPriority w:val="0"/>
     <w:pPr>
       <w:widowControl w:val="0"/>
       <w:jc w:val="both"/>
     </w:pPr>
     <w:tblPr>
       <w:tblBorders>
-        <w:top w:val="single" w:sz="4" w:space="0" w:color="auto"/>
-        <w:left w:val="single" w:sz="4" w:space="0" w:color="auto"/>
-        <w:bottom w:val="single" w:sz="4" w:space="0" w:color="auto"/>
-        <w:right w:val="single" w:sz="4" w:space="0" w:color="auto"/>
-        <w:insideH w:val="single" w:sz="4" w:space="0" w:color="auto"/>
-        <w:insideV w:val="single" w:sz="4" w:space="0" w:color="auto"/>
+        <w:top w:val="single" w:color="auto" w:sz="4" w:space="0"/>
+        <w:left w:val="single" w:color="auto" w:sz="4" w:space="0"/>
+        <w:bottom w:val="single" w:color="auto" w:sz="4" w:space="0"/>
+        <w:right w:val="single" w:color="auto" w:sz="4" w:space="0"/>
+        <w:insideH w:val="single" w:color="auto" w:sz="4" w:space="0"/>
+        <w:insideV w:val="single" w:color="auto" w:sz="4" w:space="0"/>
       </w:tblBorders>
     </w:tblPr>
   </w:style>
-  <w:style w:type="character" w:styleId="Strong">
+  <w:style w:type="character" w:styleId="23">
     <w:name w:val="Strong"/>
-    <w:basedOn w:val="DefaultParagraphFont"/>
+    <w:basedOn w:val="22"/>
     <w:qFormat/>
+    <w:uiPriority w:val="0"/>
     <w:rPr>
       <w:b/>
     </w:rPr>
   </w:style>
-  <w:style w:type="paragraph" w:customStyle="1" w:styleId="a">
+  <w:style w:type="paragraph" w:customStyle="1" w:styleId="24">
     <w:name w:val="柴_公司名"/>
-    <w:basedOn w:val="Title"/>
+    <w:basedOn w:val="19"/>
     <w:qFormat/>
+    <w:uiPriority w:val="0"/>
     <w:pPr>
       <w:spacing w:after="600" w:afterLines="600"/>
     </w:pPr>
     <w:rPr>
-      <w:rFonts w:ascii="宋体" w:eastAsia="宋体" w:hAnsi="宋体" w:cs="宋体" w:hint="eastAsia"/>
+      <w:rFonts w:hint="eastAsia" w:ascii="宋体" w:hAnsi="宋体" w:eastAsia="宋体" w:cs="宋体"/>
       <w:bCs/>
       <w:spacing w:val="-6"/>
       <w:sz w:val="52"/>
       <w:szCs w:val="52"/>
     </w:rPr>
   </w:style>
-  <w:style w:type="paragraph" w:customStyle="1" w:styleId="a0">
+  <w:style w:type="paragraph" w:customStyle="1" w:styleId="25">
     <w:name w:val="柴_文档名"/>
-    <w:basedOn w:val="Title"/>
+    <w:basedOn w:val="19"/>
     <w:qFormat/>
+    <w:uiPriority w:val="0"/>
     <w:pPr>
       <w:spacing w:after="900" w:afterLines="900"/>
     </w:pPr>
     <w:rPr>
-      <w:rFonts w:ascii="黑体" w:eastAsia="黑体" w:hAnsi="黑体" w:cs="黑体"/>
+      <w:rFonts w:ascii="黑体" w:hAnsi="黑体" w:eastAsia="黑体" w:cs="黑体"/>
       <w:bCs/>
       <w:spacing w:val="-7"/>
       <w:sz w:val="52"/>
       <w:szCs w:val="52"/>
     </w:rPr>
   </w:style>
-  <w:style w:type="table" w:customStyle="1" w:styleId="TableNormal0">
+  <w:style w:type="table" w:customStyle="1" w:styleId="26">
     <w:name w:val="Table Normal_0"/>
     <w:semiHidden/>
     <w:unhideWhenUsed/>
     <w:qFormat/>
+    <w:uiPriority w:val="0"/>
     <w:tblPr>
       <w:tblCellMar>
         <w:top w:w="0" w:type="dxa"/>
@@ -5113,81 +5240,87 @@
       </w:tblCellMar>
     </w:tblPr>
   </w:style>
-  <w:style w:type="paragraph" w:customStyle="1" w:styleId="TableText">
+  <w:style w:type="paragraph" w:customStyle="1" w:styleId="27">
     <w:name w:val="Table Text"/>
-    <w:basedOn w:val="Normal"/>
+    <w:basedOn w:val="1"/>
     <w:semiHidden/>
     <w:qFormat/>
+    <w:uiPriority w:val="0"/>
     <w:rPr>
-      <w:rFonts w:ascii="宋体" w:eastAsia="宋体" w:hAnsi="宋体" w:cs="宋体"/>
+      <w:rFonts w:ascii="宋体" w:hAnsi="宋体" w:eastAsia="宋体" w:cs="宋体"/>
       <w:sz w:val="21"/>
       <w:szCs w:val="21"/>
       <w:lang w:val="en-US" w:eastAsia="en-US" w:bidi="ar-SA"/>
     </w:rPr>
   </w:style>
-  <w:style w:type="paragraph" w:customStyle="1" w:styleId="1">
+  <w:style w:type="paragraph" w:customStyle="1" w:styleId="28">
     <w:name w:val="柴_标题1"/>
-    <w:basedOn w:val="Heading1"/>
-    <w:next w:val="a1"/>
-    <w:link w:val="1Char"/>
+    <w:basedOn w:val="2"/>
+    <w:next w:val="29"/>
+    <w:link w:val="38"/>
     <w:qFormat/>
+    <w:uiPriority w:val="0"/>
     <w:pPr>
       <w:spacing w:before="100" w:after="90" w:line="360" w:lineRule="auto"/>
     </w:pPr>
     <w:rPr>
-      <w:rFonts w:ascii="Arial" w:eastAsia="宋体" w:hAnsi="Arial"/>
+      <w:rFonts w:ascii="Arial" w:hAnsi="Arial" w:eastAsia="宋体"/>
       <w:sz w:val="32"/>
     </w:rPr>
   </w:style>
-  <w:style w:type="paragraph" w:customStyle="1" w:styleId="a1">
+  <w:style w:type="paragraph" w:customStyle="1" w:styleId="29">
     <w:name w:val="柴_正文"/>
-    <w:basedOn w:val="BodyText"/>
-    <w:link w:val="Char"/>
+    <w:basedOn w:val="12"/>
+    <w:link w:val="41"/>
     <w:qFormat/>
+    <w:uiPriority w:val="0"/>
     <w:pPr>
       <w:spacing w:line="360" w:lineRule="auto"/>
       <w:ind w:firstLine="470" w:firstLineChars="200"/>
     </w:pPr>
     <w:rPr>
-      <w:rFonts w:ascii="Arial" w:eastAsia="宋体" w:hAnsi="Arial"/>
+      <w:rFonts w:ascii="Arial" w:hAnsi="Arial" w:eastAsia="宋体"/>
       <w:sz w:val="24"/>
       <w:lang w:eastAsia="zh-CN"/>
     </w:rPr>
   </w:style>
-  <w:style w:type="paragraph" w:customStyle="1" w:styleId="2">
+  <w:style w:type="paragraph" w:customStyle="1" w:styleId="30">
     <w:name w:val="柴_标题2"/>
-    <w:basedOn w:val="Heading2"/>
-    <w:next w:val="a1"/>
+    <w:basedOn w:val="3"/>
+    <w:next w:val="29"/>
     <w:qFormat/>
+    <w:uiPriority w:val="0"/>
     <w:pPr>
       <w:spacing w:line="360" w:lineRule="auto"/>
     </w:pPr>
     <w:rPr>
-      <w:rFonts w:ascii="Arial" w:eastAsia="宋体" w:hAnsi="Arial"/>
+      <w:rFonts w:ascii="Arial" w:hAnsi="Arial" w:eastAsia="宋体"/>
       <w:sz w:val="28"/>
     </w:rPr>
   </w:style>
-  <w:style w:type="paragraph" w:customStyle="1" w:styleId="3">
+  <w:style w:type="paragraph" w:customStyle="1" w:styleId="31">
     <w:name w:val="柴_标题3"/>
-    <w:basedOn w:val="Heading3"/>
-    <w:next w:val="a1"/>
+    <w:basedOn w:val="4"/>
+    <w:next w:val="29"/>
     <w:qFormat/>
+    <w:uiPriority w:val="0"/>
     <w:pPr>
       <w:spacing w:line="360" w:lineRule="auto"/>
       <w:ind w:left="0" w:firstLine="472" w:firstLineChars="200"/>
     </w:pPr>
     <w:rPr>
-      <w:rFonts w:ascii="宋体" w:eastAsia="宋体" w:hAnsi="宋体" w:cs="宋体"/>
+      <w:rFonts w:ascii="宋体" w:hAnsi="宋体" w:eastAsia="宋体" w:cs="宋体"/>
       <w:spacing w:val="-2"/>
       <w:sz w:val="24"/>
       <w:szCs w:val="24"/>
     </w:rPr>
   </w:style>
-  <w:style w:type="paragraph" w:customStyle="1" w:styleId="a2">
+  <w:style w:type="paragraph" w:customStyle="1" w:styleId="32">
     <w:name w:val="柴_目录"/>
-    <w:basedOn w:val="Normal"/>
-    <w:next w:val="BodyText"/>
+    <w:basedOn w:val="1"/>
+    <w:next w:val="12"/>
     <w:qFormat/>
+    <w:uiPriority w:val="0"/>
     <w:pPr>
       <w:tabs>
         <w:tab w:val="right" w:leader="dot" w:pos="8442"/>
@@ -5195,59 +5328,64 @@
       <w:ind w:left="0" w:leftChars="0"/>
     </w:pPr>
     <w:rPr>
-      <w:rFonts w:ascii="Arial" w:eastAsia="Microsoft JhengHei" w:hAnsi="Arial"/>
+      <w:rFonts w:ascii="Arial" w:hAnsi="Arial" w:eastAsia="Microsoft JhengHei"/>
       <w:sz w:val="24"/>
     </w:rPr>
   </w:style>
-  <w:style w:type="paragraph" w:customStyle="1" w:styleId="WPSOffice1">
+  <w:style w:type="paragraph" w:customStyle="1" w:styleId="33">
     <w:name w:val="WPSOffice手动目录 1"/>
     <w:qFormat/>
+    <w:uiPriority w:val="0"/>
     <w:pPr>
       <w:ind w:leftChars="0"/>
     </w:pPr>
     <w:rPr>
-      <w:rFonts w:ascii="Times New Roman" w:eastAsia="宋体" w:hAnsi="Times New Roman" w:cs="Times New Roman"/>
+      <w:rFonts w:ascii="Times New Roman" w:hAnsi="Times New Roman" w:eastAsia="宋体" w:cs="Times New Roman"/>
       <w:sz w:val="20"/>
       <w:szCs w:val="20"/>
     </w:rPr>
   </w:style>
-  <w:style w:type="paragraph" w:customStyle="1" w:styleId="WPSOffice2">
+  <w:style w:type="paragraph" w:customStyle="1" w:styleId="34">
     <w:name w:val="WPSOffice手动目录 2"/>
     <w:qFormat/>
+    <w:uiPriority w:val="0"/>
     <w:pPr>
       <w:ind w:leftChars="200"/>
     </w:pPr>
     <w:rPr>
-      <w:rFonts w:ascii="Times New Roman" w:eastAsia="宋体" w:hAnsi="Times New Roman" w:cs="Times New Roman"/>
+      <w:rFonts w:ascii="Times New Roman" w:hAnsi="Times New Roman" w:eastAsia="宋体" w:cs="Times New Roman"/>
       <w:sz w:val="20"/>
       <w:szCs w:val="20"/>
     </w:rPr>
   </w:style>
-  <w:style w:type="paragraph" w:customStyle="1" w:styleId="WPSOffice3">
+  <w:style w:type="paragraph" w:customStyle="1" w:styleId="35">
     <w:name w:val="WPSOffice手动目录 3"/>
     <w:qFormat/>
+    <w:uiPriority w:val="0"/>
     <w:pPr>
       <w:ind w:leftChars="400"/>
     </w:pPr>
     <w:rPr>
-      <w:rFonts w:ascii="Times New Roman" w:eastAsia="宋体" w:hAnsi="Times New Roman" w:cs="Times New Roman"/>
+      <w:rFonts w:ascii="Times New Roman" w:hAnsi="Times New Roman" w:eastAsia="宋体" w:cs="Times New Roman"/>
       <w:sz w:val="20"/>
       <w:szCs w:val="20"/>
     </w:rPr>
   </w:style>
-  <w:style w:type="paragraph" w:customStyle="1" w:styleId="Compact">
+  <w:style w:type="paragraph" w:customStyle="1" w:styleId="36">
     <w:name w:val="Compact"/>
-    <w:basedOn w:val="BodyText"/>
+    <w:basedOn w:val="12"/>
     <w:qFormat/>
+    <w:uiPriority w:val="0"/>
     <w:pPr>
       <w:spacing w:before="36" w:after="36"/>
     </w:pPr>
   </w:style>
-  <w:style w:type="table" w:customStyle="1" w:styleId="Table">
+  <w:style w:type="table" w:customStyle="1" w:styleId="37">
     <w:name w:val="Table"/>
     <w:semiHidden/>
     <w:unhideWhenUsed/>
     <w:qFormat/>
+    <w:uiPriority w:val="0"/>
     <w:tblPr>
       <w:tblCellMar>
         <w:top w:w="0" w:type="dxa"/>
@@ -5259,25 +5397,27 @@
     <w:tblStylePr w:type="firstRow">
       <w:tcPr>
         <w:tcBorders>
-          <w:bottom w:val="single" w:sz="0" w:space="0" w:color="auto"/>
+          <w:bottom w:val="single" w:color="auto" w:sz="0" w:space="0"/>
         </w:tcBorders>
         <w:vAlign w:val="bottom"/>
       </w:tcPr>
     </w:tblStylePr>
   </w:style>
-  <w:style w:type="character" w:customStyle="1" w:styleId="1Char">
+  <w:style w:type="character" w:customStyle="1" w:styleId="38">
     <w:name w:val="柴_标题1 Char"/>
-    <w:link w:val="1"/>
+    <w:link w:val="28"/>
     <w:qFormat/>
+    <w:uiPriority w:val="0"/>
     <w:rPr>
-      <w:rFonts w:ascii="Arial" w:eastAsia="宋体" w:hAnsi="Arial"/>
+      <w:rFonts w:ascii="Arial" w:hAnsi="Arial" w:eastAsia="宋体"/>
       <w:sz w:val="32"/>
     </w:rPr>
   </w:style>
-  <w:style w:type="paragraph" w:customStyle="1" w:styleId="a3">
+  <w:style w:type="paragraph" w:customStyle="1" w:styleId="39">
     <w:name w:val="柴_正文_无缩进"/>
-    <w:basedOn w:val="Normal"/>
+    <w:basedOn w:val="1"/>
     <w:qFormat/>
+    <w:uiPriority w:val="0"/>
     <w:pPr>
       <w:ind w:firstLine="0" w:firstLineChars="0"/>
     </w:pPr>
@@ -5287,29 +5427,31 @@
       <w:lang w:eastAsia="zh-CN"/>
     </w:rPr>
   </w:style>
-  <w:style w:type="paragraph" w:customStyle="1" w:styleId="4">
+  <w:style w:type="paragraph" w:customStyle="1" w:styleId="40">
     <w:name w:val="柴_标题4"/>
-    <w:basedOn w:val="Heading4"/>
-    <w:next w:val="Normal"/>
+    <w:basedOn w:val="5"/>
+    <w:next w:val="1"/>
     <w:qFormat/>
+    <w:uiPriority w:val="0"/>
     <w:pPr>
       <w:widowControl w:val="0"/>
       <w:spacing w:before="160" w:line="360" w:lineRule="auto"/>
-      <w:ind w:left="981" w:hanging="862" w:leftChars="300"/>
+      <w:ind w:left="981" w:leftChars="300" w:hanging="862"/>
     </w:pPr>
     <w:rPr>
-      <w:rFonts w:ascii="Calibri" w:eastAsia="宋体" w:hAnsi="Calibri" w:cs="宋体" w:hint="eastAsia"/>
+      <w:rFonts w:hint="eastAsia" w:ascii="Calibri" w:hAnsi="Calibri" w:eastAsia="宋体" w:cs="宋体"/>
       <w:sz w:val="24"/>
       <w:szCs w:val="24"/>
       <w:lang w:eastAsia="zh-CN" w:bidi="zh-CN"/>
     </w:rPr>
   </w:style>
-  <w:style w:type="character" w:customStyle="1" w:styleId="Char">
+  <w:style w:type="character" w:customStyle="1" w:styleId="41">
     <w:name w:val="柴_正文 Char"/>
-    <w:link w:val="a1"/>
+    <w:link w:val="29"/>
     <w:qFormat/>
+    <w:uiPriority w:val="0"/>
     <w:rPr>
-      <w:rFonts w:ascii="Arial" w:eastAsia="宋体" w:hAnsi="Arial"/>
+      <w:rFonts w:ascii="Arial" w:hAnsi="Arial" w:eastAsia="宋体"/>
       <w:sz w:val="24"/>
       <w:lang w:eastAsia="zh-CN"/>
     </w:rPr>
